--- a/tillsyn/A 59566-2025 tillsynsbegäran.docx
+++ b/tillsyn/A 59566-2025 tillsynsbegäran.docx
@@ -231,7 +231,7 @@
     <w:r>
       <w:tab/>
       <w:tab/>
-      <w:t>2025-12-02</w:t>
+      <w:t>2025-12-03</w:t>
       <w:br/>
       <w:br/>
     </w:r>

--- a/tillsyn/A 59566-2025 tillsynsbegäran.docx
+++ b/tillsyn/A 59566-2025 tillsynsbegäran.docx
@@ -231,7 +231,7 @@
     <w:r>
       <w:tab/>
       <w:tab/>
-      <w:t>2025-12-03</w:t>
+      <w:t>2025-12-04</w:t>
       <w:br/>
       <w:br/>
     </w:r>

--- a/tillsyn/A 59566-2025 tillsynsbegäran.docx
+++ b/tillsyn/A 59566-2025 tillsynsbegäran.docx
@@ -35,7 +35,7 @@
     </w:p>
     <w:p>
       <w:r>
-        <w:t>I avverkningsanmälan har följande 2 naturvårdsarter hittats: kopparödla (§6) och skogsödla (§6). För fridlysta arter anges även paragrafen i Artskyddsförordningen som arten är fridlyst enligt.</w:t>
+        <w:t>I avverkningsanmälan har följande 3 naturvårdsarter hittats: ullticka (NT), kopparödla (§6) och skogsödla (§6). Av dessa är 1 rödlistade. För rödlistade arter har rödlistekategorin angivits inom parentes. För fridlysta arter anges även paragrafen i Artskyddsförordningen som arten är fridlyst enligt.</w:t>
       </w:r>
     </w:p>
     <w:p>
@@ -88,6 +88,35 @@
       </w:pPr>
       <w:r>
         <w:t>Figur 1. Fyndplatser för naturvårdsarter i det avverkningsanmälda området (röd linje). Markörer utan svart kant är placerade på fyndplatsen. Markörer med svart kant är placerade vid sidan av fyndplatsen och har ett svart streck som visar fyndplatsens exakta position. Kartans mittpunktskoordinat är N 6562428, E 685021 i SWEREF 99 TM.</w:t>
+      </w:r>
+    </w:p>
+    <w:p>
+      <w:r>
+        <w:rPr>
+          <w:b/>
+        </w:rPr>
+        <w:t>Ullticka (NT)</w:t>
+      </w:r>
+      <w:r>
+        <w:t xml:space="preserve"> är knuten till restbestånd av barrnaturskog och förekommer med ett tydligt optimum i orörda eller måttligt påverkade gamla granskogar där det föreligger viss kontinuitet av grov död ved. Ullticka är en bra signalart inom hela sitt utbredningsområde och i södra Sverige är den sällsynt och en god signalart för skyddsvärda granskogsmiljöer. Den hotas av avverkning och fragmentering av naturskog och äldre granskog med lång trädkontinuitet. På ullticka kan ibland ulltickeporing (VU) påträffas - det är en sällsynt ticka som nyligen delats upp i tre olika arter: </w:t>
+      </w:r>
+      <w:r>
+        <w:rPr>
+          <w:i/>
+        </w:rPr>
+        <w:t xml:space="preserve">Skeletocutis brevispora </w:t>
+      </w:r>
+      <w:r>
+        <w:t>(ulltickeporing)</w:t>
+      </w:r>
+      <w:r>
+        <w:rPr>
+          <w:i/>
+        </w:rPr>
+        <w:t>, Skeletocutis delicata och Skeletocutis exilis</w:t>
+      </w:r>
+      <w:r>
+        <w:t>. De två sistnämnda arterna står för närvarande (2020) som ej bedömda i rödlistan (SLU Artdatabanken, 2024; Nitare &amp; Skogsstyrelsen, 2019; Miettinen &amp; Niemelä, 2018).</w:t>
       </w:r>
     </w:p>
     <w:p>
@@ -231,7 +260,7 @@
     <w:r>
       <w:tab/>
       <w:tab/>
-      <w:t>2025-12-04</w:t>
+      <w:t>2025-12-05</w:t>
       <w:br/>
       <w:br/>
     </w:r>

--- a/tillsyn/A 59566-2025 tillsynsbegäran.docx
+++ b/tillsyn/A 59566-2025 tillsynsbegäran.docx
@@ -22,7 +22,7 @@
     </w:p>
     <w:p>
       <w:r>
-        <w:t>Nedan beskrivs fynd av naturvårdsarter och fridlysta arter som gjorts i det avverkningsanmälda området.</w:t>
+        <w:t>Nedan beskrivs fynd av naturvårdsarter och fridlysta arter som gjorts i det avverkningsanmälda området. I BILAGA 1 finns artfakta om fridlysta arter.</w:t>
       </w:r>
     </w:p>
     <w:p>
@@ -35,7 +35,7 @@
     </w:p>
     <w:p>
       <w:r>
-        <w:t>I avverkningsanmälan har följande 3 naturvårdsarter hittats: ullticka (NT), kopparödla (§6) och skogsödla (§6). Av dessa är 1 rödlistade. För rödlistade arter har rödlistekategorin angivits inom parentes. För fridlysta arter anges även paragrafen i Artskyddsförordningen som arten är fridlyst enligt.</w:t>
+        <w:t>I avverkningsanmälan har följande 4 naturvårdsarter hittats: talltita (NT, §4), ullticka (NT), kopparödla (§6) och skogsödla (§6). Av dessa är 2 rödlistade. För rödlistade arter har rödlistekategorin angivits inom parentes. För fridlysta arter anges även paragrafen i Artskyddsförordningen som arten är fridlyst enligt.</w:t>
       </w:r>
     </w:p>
     <w:p>
@@ -129,7 +129,170 @@
     </w:p>
     <w:p>
       <w:r>
-        <w:t>Följande fridlysta arter har sina livsmiljöer och växtplatser i den avverkningsanmälda skogen: kopparödla (§6) och skogsödla (§6).</w:t>
+        <w:t>Följande fridlysta arter har sina livsmiljöer och växtplatser i den avverkningsanmälda skogen: talltita (NT, §4), kopparödla (§6) och skogsödla (§6).</w:t>
+      </w:r>
+    </w:p>
+    <w:p>
+      <w:r>
+        <w:t xml:space="preserve">Observera att medlemsländerna är skyldiga att agera i enlighet med EU:s fågeldirektiv där det uttryckligen står att direktivet gäller för fåglar samt för deras ägg, bon och </w:t>
+      </w:r>
+      <w:r>
+        <w:rPr>
+          <w:b/>
+        </w:rPr>
+        <w:t xml:space="preserve">livsmiljöer </w:t>
+      </w:r>
+      <w:r>
+        <w:t>(artikel 1). Vidare att de åtgärder som vidtas inte får leda till en försämring av den nuvarande situationen beträffande bevarandet av de fågelarter som avses i artikel 1 (artikel 13). Fågeldirektivet är styrande för tillsynsansvariga myndigheters ärendehantering, ställningstaganden och beslutsfattande.</w:t>
+      </w:r>
+    </w:p>
+    <w:p>
+      <w:r>
+        <w:rPr>
+          <w:b/>
+        </w:rPr>
+        <w:t>Talltita (NT, §4)</w:t>
+      </w:r>
+      <w:r>
+        <w:t>, rödlistad som nära hotad och prioriterad art i Skogsvårdslagen har häckningsrevir i anmälan. Arten har minskat kraftigt de senaste 30 åren och minskningstakten innevarande 10-årsperiod beräknas till 20 (10–30) %. Talltitan är synnerligen trogen sitt cirka 15 hektar stora revir och är beroende av flerskiktade olikåldriga skogar för att kunna föda upp sina ungar. Talltitan försvinner om dess livsmiljö kalavverkas (Eggers &amp; Low (2014); Ekman (1979); Griesser et al (2007); Klein (2020); Siffczyk et al (2003); SLU Artdatabanken (2021).</w:t>
+      </w:r>
+    </w:p>
+    <w:p>
+      <w:r>
+        <w:t>I BILAGA 1 finns mer detaljerad information om ekologi samt krav på livsmiljö hos fridlysta arter.</w:t>
+      </w:r>
+    </w:p>
+    <w:p>
+      <w:r>
+        <w:br w:type="page"/>
+      </w:r>
+    </w:p>
+    <w:p>
+      <w:pPr>
+        <w:pStyle w:val="Title"/>
+      </w:pPr>
+      <w:r>
+        <w:t>BILAGA 1 – Fridlysta arter</w:t>
+      </w:r>
+    </w:p>
+    <w:p>
+      <w:pPr>
+        <w:pStyle w:val="Heading1"/>
+      </w:pPr>
+      <w:r>
+        <w:t>Talltita – ekologi samt krav på livsmiljön</w:t>
+      </w:r>
+    </w:p>
+    <w:p>
+      <w:r>
+        <w:t>Talltita är rödlistad som NT, fridlyst och prioriterad art i Skogsvårdslagen. Den omfattas av EU:s fågeldirektiv. Arten har minskat kraftigt de senaste 30 åren och minskningstakten innevarande 10-årsperiod beräknas till 20 (10–30) % (SLU Artdatabanken, 2022).</w:t>
+      </w:r>
+    </w:p>
+    <w:p>
+      <w:r>
+        <w:t>Talltita föredrar större sammanhängande barrskogar, och finns såväl i tallskog som granskog och i lövblandad barrskog. Skogens struktur är viktig och ska helst vara flerskiktad med riklig underväxt av mindre granar, björk och andra lövträd och buskar. Tillgång på murknande högstubbar är särskilt viktig, eftersom talltitan helst själv hackar ut sitt bohål (SLU Artdatabanken, 2022).</w:t>
+      </w:r>
+    </w:p>
+    <w:p>
+      <w:r>
+        <w:t>Det finns flera studier som visar att talltita är känslig för gallring och inte överlever när dess livsmiljö kalavverkas (Eggers and Low, 2014; Griesser et al., 2007; Klein, 2020). Talltitans revir är förhållandevis stora, 10–20 hektar och arten missgynnas när skogen fragmenteras. Kalavverkning av större delar av reviret innebär att det överges (Artdatabanken, 2021).</w:t>
+      </w:r>
+    </w:p>
+    <w:p>
+      <w:r>
+        <w:t>Talltitan är synnerligen trogen sitt revir så länge paret lever och biotopen förblir intakt. Paret stannar i sitt revir året om. En förlust av ett revir har därför en stor inverkan på den lokala populationen och trakthyggesbruket anses vara orsak till den svenska populationens kraftiga minskning. Talltiteparets revirtrohet innebär att närhelst under året man observerar en adult talltita så ingår denna plats i reviret (Siffczyk et al., 2003; Ekman, 1979).</w:t>
+      </w:r>
+    </w:p>
+    <w:p>
+      <w:pPr>
+        <w:pStyle w:val="Heading2"/>
+      </w:pPr>
+      <w:r>
+        <w:t>Referenser – talltita</w:t>
+      </w:r>
+    </w:p>
+    <w:p>
+      <w:r>
+        <w:t xml:space="preserve">Eggers, S., Low, M., 2014. </w:t>
+      </w:r>
+      <w:r>
+        <w:rPr>
+          <w:i/>
+        </w:rPr>
+        <w:t xml:space="preserve">Differential demographic responses of sympatric Parids to vegetation management in boreal forest. </w:t>
+      </w:r>
+      <w:r>
+        <w:t>For. Ecol. Manage. 319, 169–175.</w:t>
+      </w:r>
+    </w:p>
+    <w:p>
+      <w:r>
+        <w:t xml:space="preserve">Ekman, J., 1979. </w:t>
+      </w:r>
+      <w:r>
+        <w:rPr>
+          <w:i/>
+        </w:rPr>
+        <w:t xml:space="preserve">Coherence, composition and territories of winter social groups of the Willow Tit Parus montanus and the Crested Tit P. cristatus. </w:t>
+      </w:r>
+      <w:r>
+        <w:t>Ornis Scandinavica, 10, pp 56–68</w:t>
+      </w:r>
+    </w:p>
+    <w:p>
+      <w:r>
+        <w:t xml:space="preserve">Griesser, M., Nystrand, M., Eggers, S., Ekman, J., 2007. </w:t>
+      </w:r>
+      <w:r>
+        <w:rPr>
+          <w:i/>
+        </w:rPr>
+        <w:t xml:space="preserve">Impact of forestry practices on fitness correlates and population productivity in an open-nesting bird species. </w:t>
+      </w:r>
+      <w:r>
+        <w:t>Conserv. Biol. 21, 767–774. https://doi.org/10.1111/j.1523- 1739.2007.00675.x</w:t>
+      </w:r>
+    </w:p>
+    <w:p>
+      <w:r>
+        <w:t xml:space="preserve">Klein, J., 2020. </w:t>
+      </w:r>
+      <w:r>
+        <w:rPr>
+          <w:i/>
+        </w:rPr>
+        <w:t xml:space="preserve">The forgotten forest – On thinning, retention, and biodiversity in the boreal forest. </w:t>
+      </w:r>
+      <w:r>
+        <w:t>Doctoral Thesis No. 2020:50</w:t>
+      </w:r>
+    </w:p>
+    <w:p>
+      <w:r>
+        <w:t xml:space="preserve">Siffczyk, C., Brotons, L., Kangas, K., Orell, M., 2003. </w:t>
+      </w:r>
+      <w:r>
+        <w:rPr>
+          <w:i/>
+        </w:rPr>
+        <w:t xml:space="preserve">Home range size of willow tits. </w:t>
+      </w:r>
+      <w:r>
+        <w:t>Oecologica, 136, 635–642 (2003)</w:t>
+      </w:r>
+    </w:p>
+    <w:p>
+      <w:r>
+        <w:t xml:space="preserve">SLU Artdatabanken, 2021. </w:t>
+      </w:r>
+      <w:r>
+        <w:rPr>
+          <w:i/>
+        </w:rPr>
+        <w:t xml:space="preserve">Artfaktablad. Naturvård – artfakta. </w:t>
+      </w:r>
+      <w:r>
+        <w:t>SLU Artdatabanken, Uppsala</w:t>
       </w:r>
     </w:p>
     <w:sectPr>
@@ -260,7 +423,7 @@
     <w:r>
       <w:tab/>
       <w:tab/>
-      <w:t>2025-12-05</w:t>
+      <w:t>2025-12-06</w:t>
       <w:br/>
       <w:br/>
     </w:r>

--- a/tillsyn/A 59566-2025 tillsynsbegäran.docx
+++ b/tillsyn/A 59566-2025 tillsynsbegäran.docx
@@ -423,7 +423,7 @@
     <w:r>
       <w:tab/>
       <w:tab/>
-      <w:t>2025-12-06</w:t>
+      <w:t>2025-12-07</w:t>
       <w:br/>
       <w:br/>
     </w:r>

--- a/tillsyn/A 59566-2025 tillsynsbegäran.docx
+++ b/tillsyn/A 59566-2025 tillsynsbegäran.docx
@@ -423,7 +423,7 @@
     <w:r>
       <w:tab/>
       <w:tab/>
-      <w:t>2025-12-07</w:t>
+      <w:t>2025-12-08</w:t>
       <w:br/>
       <w:br/>
     </w:r>

--- a/tillsyn/A 59566-2025 tillsynsbegäran.docx
+++ b/tillsyn/A 59566-2025 tillsynsbegäran.docx
@@ -423,7 +423,7 @@
     <w:r>
       <w:tab/>
       <w:tab/>
-      <w:t>2025-12-08</w:t>
+      <w:t>2025-12-09</w:t>
       <w:br/>
       <w:br/>
     </w:r>

--- a/tillsyn/A 59566-2025 tillsynsbegäran.docx
+++ b/tillsyn/A 59566-2025 tillsynsbegäran.docx
@@ -423,7 +423,7 @@
     <w:r>
       <w:tab/>
       <w:tab/>
-      <w:t>2025-12-09</w:t>
+      <w:t>2025-12-10</w:t>
       <w:br/>
       <w:br/>
     </w:r>

--- a/tillsyn/A 59566-2025 tillsynsbegäran.docx
+++ b/tillsyn/A 59566-2025 tillsynsbegäran.docx
@@ -423,7 +423,7 @@
     <w:r>
       <w:tab/>
       <w:tab/>
-      <w:t>2025-12-10</w:t>
+      <w:t>2025-12-11</w:t>
       <w:br/>
       <w:br/>
     </w:r>

--- a/tillsyn/A 59566-2025 tillsynsbegäran.docx
+++ b/tillsyn/A 59566-2025 tillsynsbegäran.docx
@@ -423,7 +423,7 @@
     <w:r>
       <w:tab/>
       <w:tab/>
-      <w:t>2025-12-11</w:t>
+      <w:t>2025-12-12</w:t>
       <w:br/>
       <w:br/>
     </w:r>

--- a/tillsyn/A 59566-2025 tillsynsbegäran.docx
+++ b/tillsyn/A 59566-2025 tillsynsbegäran.docx
@@ -423,7 +423,7 @@
     <w:r>
       <w:tab/>
       <w:tab/>
-      <w:t>2025-12-12</w:t>
+      <w:t>2025-12-13</w:t>
       <w:br/>
       <w:br/>
     </w:r>

--- a/tillsyn/A 59566-2025 tillsynsbegäran.docx
+++ b/tillsyn/A 59566-2025 tillsynsbegäran.docx
@@ -727,7 +727,7 @@
     <w:r>
       <w:tab/>
       <w:tab/>
-      <w:t>2025-12-19</w:t>
+      <w:t>2025-12-20</w:t>
       <w:br/>
       <w:br/>
     </w:r>

--- a/tillsyn/A 59566-2025 tillsynsbegäran.docx
+++ b/tillsyn/A 59566-2025 tillsynsbegäran.docx
@@ -727,7 +727,7 @@
     <w:r>
       <w:tab/>
       <w:tab/>
-      <w:t>2025-12-20</w:t>
+      <w:t>2025-12-21</w:t>
       <w:br/>
       <w:br/>
     </w:r>

--- a/tillsyn/A 59566-2025 tillsynsbegäran.docx
+++ b/tillsyn/A 59566-2025 tillsynsbegäran.docx
@@ -727,7 +727,7 @@
     <w:r>
       <w:tab/>
       <w:tab/>
-      <w:t>2025-12-21</w:t>
+      <w:t>2025-12-22</w:t>
       <w:br/>
       <w:br/>
     </w:r>

--- a/tillsyn/A 59566-2025 tillsynsbegäran.docx
+++ b/tillsyn/A 59566-2025 tillsynsbegäran.docx
@@ -727,7 +727,7 @@
     <w:r>
       <w:tab/>
       <w:tab/>
-      <w:t>2025-12-22</w:t>
+      <w:t>2025-12-26</w:t>
       <w:br/>
       <w:br/>
     </w:r>

--- a/tillsyn/A 59566-2025 tillsynsbegäran.docx
+++ b/tillsyn/A 59566-2025 tillsynsbegäran.docx
@@ -727,7 +727,7 @@
     <w:r>
       <w:tab/>
       <w:tab/>
-      <w:t>2025-12-26</w:t>
+      <w:t>2025-12-28</w:t>
       <w:br/>
       <w:br/>
     </w:r>

--- a/tillsyn/A 59566-2025 tillsynsbegäran.docx
+++ b/tillsyn/A 59566-2025 tillsynsbegäran.docx
@@ -727,7 +727,7 @@
     <w:r>
       <w:tab/>
       <w:tab/>
-      <w:t>2025-12-28</w:t>
+      <w:t>2025-12-29</w:t>
       <w:br/>
       <w:br/>
     </w:r>

--- a/tillsyn/A 59566-2025 tillsynsbegäran.docx
+++ b/tillsyn/A 59566-2025 tillsynsbegäran.docx
@@ -727,7 +727,7 @@
     <w:r>
       <w:tab/>
       <w:tab/>
-      <w:t>2025-12-29</w:t>
+      <w:t>2025-12-30</w:t>
       <w:br/>
       <w:br/>
     </w:r>

--- a/tillsyn/A 59566-2025 tillsynsbegäran.docx
+++ b/tillsyn/A 59566-2025 tillsynsbegäran.docx
@@ -727,7 +727,7 @@
     <w:r>
       <w:tab/>
       <w:tab/>
-      <w:t>2025-12-30</w:t>
+      <w:t>2025-12-31</w:t>
       <w:br/>
       <w:br/>
     </w:r>

--- a/tillsyn/A 59566-2025 tillsynsbegäran.docx
+++ b/tillsyn/A 59566-2025 tillsynsbegäran.docx
@@ -727,7 +727,7 @@
     <w:r>
       <w:tab/>
       <w:tab/>
-      <w:t>2025-12-31</w:t>
+      <w:t>2026-01-03</w:t>
       <w:br/>
       <w:br/>
     </w:r>

--- a/tillsyn/A 59566-2025 tillsynsbegäran.docx
+++ b/tillsyn/A 59566-2025 tillsynsbegäran.docx
@@ -727,7 +727,7 @@
     <w:r>
       <w:tab/>
       <w:tab/>
-      <w:t>2026-01-07</w:t>
+      <w:t>2026-01-08</w:t>
       <w:br/>
       <w:br/>
     </w:r>

--- a/tillsyn/A 59566-2025 tillsynsbegäran.docx
+++ b/tillsyn/A 59566-2025 tillsynsbegäran.docx
@@ -727,7 +727,7 @@
     <w:r>
       <w:tab/>
       <w:tab/>
-      <w:t>2026-01-08</w:t>
+      <w:t>2026-01-09</w:t>
       <w:br/>
       <w:br/>
     </w:r>

--- a/tillsyn/A 59566-2025 tillsynsbegäran.docx
+++ b/tillsyn/A 59566-2025 tillsynsbegäran.docx
@@ -727,7 +727,7 @@
     <w:r>
       <w:tab/>
       <w:tab/>
-      <w:t>2026-01-09</w:t>
+      <w:t>2026-01-10</w:t>
       <w:br/>
       <w:br/>
     </w:r>

--- a/tillsyn/A 59566-2025 tillsynsbegäran.docx
+++ b/tillsyn/A 59566-2025 tillsynsbegäran.docx
@@ -727,7 +727,7 @@
     <w:r>
       <w:tab/>
       <w:tab/>
-      <w:t>2026-01-10</w:t>
+      <w:t>2026-01-11</w:t>
       <w:br/>
       <w:br/>
     </w:r>

--- a/tillsyn/A 59566-2025 tillsynsbegäran.docx
+++ b/tillsyn/A 59566-2025 tillsynsbegäran.docx
@@ -727,7 +727,7 @@
     <w:r>
       <w:tab/>
       <w:tab/>
-      <w:t>2026-01-11</w:t>
+      <w:t>2026-01-12</w:t>
       <w:br/>
       <w:br/>
     </w:r>

--- a/tillsyn/A 59566-2025 tillsynsbegäran.docx
+++ b/tillsyn/A 59566-2025 tillsynsbegäran.docx
@@ -727,7 +727,7 @@
     <w:r>
       <w:tab/>
       <w:tab/>
-      <w:t>2026-01-12</w:t>
+      <w:t>2026-01-13</w:t>
       <w:br/>
       <w:br/>
     </w:r>

--- a/tillsyn/A 59566-2025 tillsynsbegäran.docx
+++ b/tillsyn/A 59566-2025 tillsynsbegäran.docx
@@ -727,7 +727,7 @@
     <w:r>
       <w:tab/>
       <w:tab/>
-      <w:t>2026-01-13</w:t>
+      <w:t>2026-01-14</w:t>
       <w:br/>
       <w:br/>
     </w:r>

--- a/tillsyn/A 59566-2025 tillsynsbegäran.docx
+++ b/tillsyn/A 59566-2025 tillsynsbegäran.docx
@@ -727,7 +727,7 @@
     <w:r>
       <w:tab/>
       <w:tab/>
-      <w:t>2026-01-14</w:t>
+      <w:t>2026-01-15</w:t>
       <w:br/>
       <w:br/>
     </w:r>

--- a/tillsyn/A 59566-2025 tillsynsbegäran.docx
+++ b/tillsyn/A 59566-2025 tillsynsbegäran.docx
@@ -727,7 +727,7 @@
     <w:r>
       <w:tab/>
       <w:tab/>
-      <w:t>2026-01-15</w:t>
+      <w:t>2026-01-16</w:t>
       <w:br/>
       <w:br/>
     </w:r>

--- a/tillsyn/A 59566-2025 tillsynsbegäran.docx
+++ b/tillsyn/A 59566-2025 tillsynsbegäran.docx
@@ -727,7 +727,7 @@
     <w:r>
       <w:tab/>
       <w:tab/>
-      <w:t>2026-01-16</w:t>
+      <w:t>2026-01-17</w:t>
       <w:br/>
       <w:br/>
     </w:r>

--- a/tillsyn/A 59566-2025 tillsynsbegäran.docx
+++ b/tillsyn/A 59566-2025 tillsynsbegäran.docx
@@ -727,7 +727,7 @@
     <w:r>
       <w:tab/>
       <w:tab/>
-      <w:t>2026-01-17</w:t>
+      <w:t>2026-01-18</w:t>
       <w:br/>
       <w:br/>
     </w:r>

--- a/tillsyn/A 59566-2025 tillsynsbegäran.docx
+++ b/tillsyn/A 59566-2025 tillsynsbegäran.docx
@@ -727,7 +727,7 @@
     <w:r>
       <w:tab/>
       <w:tab/>
-      <w:t>2026-01-18</w:t>
+      <w:t>2026-01-19</w:t>
       <w:br/>
       <w:br/>
     </w:r>

--- a/tillsyn/A 59566-2025 tillsynsbegäran.docx
+++ b/tillsyn/A 59566-2025 tillsynsbegäran.docx
@@ -727,7 +727,7 @@
     <w:r>
       <w:tab/>
       <w:tab/>
-      <w:t>2026-01-19</w:t>
+      <w:t>2026-01-20</w:t>
       <w:br/>
       <w:br/>
     </w:r>

--- a/tillsyn/A 59566-2025 tillsynsbegäran.docx
+++ b/tillsyn/A 59566-2025 tillsynsbegäran.docx
@@ -727,7 +727,7 @@
     <w:r>
       <w:tab/>
       <w:tab/>
-      <w:t>2026-01-20</w:t>
+      <w:t>2026-01-21</w:t>
       <w:br/>
       <w:br/>
     </w:r>

--- a/tillsyn/A 59566-2025 tillsynsbegäran.docx
+++ b/tillsyn/A 59566-2025 tillsynsbegäran.docx
@@ -727,7 +727,7 @@
     <w:r>
       <w:tab/>
       <w:tab/>
-      <w:t>2026-01-21</w:t>
+      <w:t>2026-01-23</w:t>
       <w:br/>
       <w:br/>
     </w:r>

--- a/tillsyn/A 59566-2025 tillsynsbegäran.docx
+++ b/tillsyn/A 59566-2025 tillsynsbegäran.docx
@@ -727,7 +727,7 @@
     <w:r>
       <w:tab/>
       <w:tab/>
-      <w:t>2026-01-23</w:t>
+      <w:t>2026-01-24</w:t>
       <w:br/>
       <w:br/>
     </w:r>

--- a/tillsyn/A 59566-2025 tillsynsbegäran.docx
+++ b/tillsyn/A 59566-2025 tillsynsbegäran.docx
@@ -727,7 +727,7 @@
     <w:r>
       <w:tab/>
       <w:tab/>
-      <w:t>2026-01-24</w:t>
+      <w:t>2026-01-25</w:t>
       <w:br/>
       <w:br/>
     </w:r>

--- a/tillsyn/A 59566-2025 tillsynsbegäran.docx
+++ b/tillsyn/A 59566-2025 tillsynsbegäran.docx
@@ -727,7 +727,7 @@
     <w:r>
       <w:tab/>
       <w:tab/>
-      <w:t>2026-01-25</w:t>
+      <w:t>2026-01-26</w:t>
       <w:br/>
       <w:br/>
     </w:r>

--- a/tillsyn/A 59566-2025 tillsynsbegäran.docx
+++ b/tillsyn/A 59566-2025 tillsynsbegäran.docx
@@ -727,7 +727,7 @@
     <w:r>
       <w:tab/>
       <w:tab/>
-      <w:t>2026-01-26</w:t>
+      <w:t>2026-01-27</w:t>
       <w:br/>
       <w:br/>
     </w:r>

--- a/tillsyn/A 59566-2025 tillsynsbegäran.docx
+++ b/tillsyn/A 59566-2025 tillsynsbegäran.docx
@@ -727,7 +727,7 @@
     <w:r>
       <w:tab/>
       <w:tab/>
-      <w:t>2026-01-27</w:t>
+      <w:t>2026-01-28</w:t>
       <w:br/>
       <w:br/>
     </w:r>

--- a/tillsyn/A 59566-2025 tillsynsbegäran.docx
+++ b/tillsyn/A 59566-2025 tillsynsbegäran.docx
@@ -35,7 +35,7 @@
     </w:p>
     <w:p>
       <w:r>
-        <w:t>I avverkningsanmälan har följande 13 naturvårdsarter hittats: Leptoporus erubescens (NT), spillkråka (NT, §4), talltita (NT, §4), ullticka (NT), flagellkvastmossa (S), grönpyrola (S), mindre märgborre (S), stubbspretmossa (S), thomsons trägnagare (S), vedticka (S), kopparödla (§6), skogsödla (§6) och mattlummer (§9). Av dessa är 4 rödlistade. För rödlistade arter har rödlistekategorin angivits inom parentes. Arter som är signalarter enligt Skogsstyrelsen har markerats med (S). För fridlysta arter anges även paragrafen i Artskyddsförordningen som arten är fridlyst enligt.</w:t>
+        <w:t>I avverkningsanmälan har följande 13 naturvårdsarter hittats: spillkråka (NT, §4), tallkötticka (NT), talltita (NT, §4), ullticka (NT), flagellkvastmossa (S), grönpyrola (S), mindre märgborre (S), stubbspretmossa (S), thomsons trägnagare (S), vedticka (S), kopparödla (§6), skogsödla (§6) och mattlummer (§9). Av dessa är 4 rödlistade. För rödlistade arter har rödlistekategorin angivits inom parentes. Arter som är signalarter enligt Skogsstyrelsen har markerats med (S). För fridlysta arter anges även paragrafen i Artskyddsförordningen som arten är fridlyst enligt.</w:t>
       </w:r>
     </w:p>
     <w:p>
@@ -50,7 +50,7 @@
       <w:r>
         <w:drawing>
           <wp:inline xmlns:a="http://schemas.openxmlformats.org/drawingml/2006/main" xmlns:pic="http://schemas.openxmlformats.org/drawingml/2006/picture">
-            <wp:extent cx="5486400" cy="4391589"/>
+            <wp:extent cx="5486400" cy="4457352"/>
             <wp:docPr id="1" name="Picture 1"/>
             <wp:cNvGraphicFramePr>
               <a:graphicFrameLocks noChangeAspect="1"/>
@@ -71,7 +71,7 @@
                   <pic:spPr>
                     <a:xfrm>
                       <a:off x="0" y="0"/>
-                      <a:ext cx="5486400" cy="4391589"/>
+                      <a:ext cx="5486400" cy="4457352"/>
                     </a:xfrm>
                     <a:prstGeom prst="rect"/>
                   </pic:spPr>
@@ -98,12 +98,7 @@
         <w:t>Flagellkvastmossa</w:t>
       </w:r>
       <w:r>
-        <w:t xml:space="preserve"> förekommer framför allt i tallsumpskog, men finns även i relativt torra gran- och tallskogar. Den signalerar överallt skogsmiljöer med höga naturvärden och indikerar biotoper med rik och kontinuerlig förekomst av död ved i olika nedbrytningsstadier eller barlagd torvjord.</w:t>
-      </w:r>
-    </w:p>
-    <w:p>
-      <w:r>
-        <w:t xml:space="preserve">Flagellkvastmossa är typisk art för </w:t>
+        <w:t xml:space="preserve"> förekommer framför allt i tallsumpskog, men finns även i relativt torra gran- och tallskogar. Den signalerar överallt skogsmiljöer med höga naturvärden och indikerar biotoper med rik och kontinuerlig förekomst av död ved i olika nedbrytningsstadier eller barlagd torvjord. Flagellkvastmossa är typisk art för </w:t>
       </w:r>
       <w:r>
         <w:rPr>
@@ -157,15 +152,8 @@
       <w:r>
         <w:rPr>
           <w:b/>
-          <w:i/>
         </w:rPr>
-        <w:t xml:space="preserve">Leptoporus erubescens </w:t>
-      </w:r>
-      <w:r>
-        <w:rPr>
-          <w:b/>
-        </w:rPr>
-        <w:t>(NT)</w:t>
+        <w:t>Tallkötticka (NT)</w:t>
       </w:r>
       <w:r>
         <w:t xml:space="preserve"> är tallens kötticka och har ofta ett mer resupinat växtsätt än den granlevande köttickan </w:t>
@@ -903,7 +891,7 @@
     <w:r>
       <w:tab/>
       <w:tab/>
-      <w:t>2026-03-02</w:t>
+      <w:t>2026-03-03</w:t>
       <w:br/>
       <w:br/>
     </w:r>

--- a/tillsyn/A 59566-2025 tillsynsbegäran.docx
+++ b/tillsyn/A 59566-2025 tillsynsbegäran.docx
@@ -891,7 +891,7 @@
     <w:r>
       <w:tab/>
       <w:tab/>
-      <w:t>2026-03-03</w:t>
+      <w:t>2026-03-04</w:t>
       <w:br/>
       <w:br/>
     </w:r>

--- a/tillsyn/A 59566-2025 tillsynsbegäran.docx
+++ b/tillsyn/A 59566-2025 tillsynsbegäran.docx
@@ -891,7 +891,7 @@
     <w:r>
       <w:tab/>
       <w:tab/>
-      <w:t>2026-03-04</w:t>
+      <w:t>2026-03-05</w:t>
       <w:br/>
       <w:br/>
     </w:r>

--- a/tillsyn/A 59566-2025 tillsynsbegäran.docx
+++ b/tillsyn/A 59566-2025 tillsynsbegäran.docx
@@ -891,7 +891,7 @@
     <w:r>
       <w:tab/>
       <w:tab/>
-      <w:t>2026-03-05</w:t>
+      <w:t>2026-03-06</w:t>
       <w:br/>
       <w:br/>
     </w:r>

--- a/tillsyn/A 59566-2025 tillsynsbegäran.docx
+++ b/tillsyn/A 59566-2025 tillsynsbegäran.docx
@@ -891,7 +891,7 @@
     <w:r>
       <w:tab/>
       <w:tab/>
-      <w:t>2026-03-06</w:t>
+      <w:t>2026-03-07</w:t>
       <w:br/>
       <w:br/>
     </w:r>

--- a/tillsyn/A 59566-2025 tillsynsbegäran.docx
+++ b/tillsyn/A 59566-2025 tillsynsbegäran.docx
@@ -891,7 +891,7 @@
     <w:r>
       <w:tab/>
       <w:tab/>
-      <w:t>2026-03-07</w:t>
+      <w:t>2026-03-08</w:t>
       <w:br/>
       <w:br/>
     </w:r>

--- a/tillsyn/A 59566-2025 tillsynsbegäran.docx
+++ b/tillsyn/A 59566-2025 tillsynsbegäran.docx
@@ -891,7 +891,7 @@
     <w:r>
       <w:tab/>
       <w:tab/>
-      <w:t>2026-03-08</w:t>
+      <w:t>2026-03-09</w:t>
       <w:br/>
       <w:br/>
     </w:r>

--- a/tillsyn/A 59566-2025 tillsynsbegäran.docx
+++ b/tillsyn/A 59566-2025 tillsynsbegäran.docx
@@ -891,7 +891,7 @@
     <w:r>
       <w:tab/>
       <w:tab/>
-      <w:t>2026-03-09</w:t>
+      <w:t>2026-03-10</w:t>
       <w:br/>
       <w:br/>
     </w:r>

--- a/tillsyn/A 59566-2025 tillsynsbegäran.docx
+++ b/tillsyn/A 59566-2025 tillsynsbegäran.docx
@@ -153,6 +153,55 @@
         <w:rPr>
           <w:b/>
         </w:rPr>
+        <w:t>Mindre märgborre</w:t>
+      </w:r>
+      <w:r>
+        <w:t xml:space="preserve"> är en signalart för tallskog med höga naturvärden och betraktas tillsammans med skarptandad barkborre (NT) som nyckelarter för ett antal sällsynta åtgärdsprogramsarter som är beroende av deras gångsystem. Bland dessa kan nämnas avlång barkborre (VU), </w:t>
+      </w:r>
+      <w:r>
+        <w:rPr>
+          <w:i/>
+        </w:rPr>
+        <w:t>Corticeus longulus</w:t>
+      </w:r>
+      <w:r>
+        <w:t xml:space="preserve"> (VU), tallbarksvartbagge (VU), tallgångbagge (VU) och cholodkovskys bastborre (NT). Den mindre märgborrens måsvingeliknande gnaggångar är lätta att känna igen och hittas ofta på grova tallgrenar på marken. Rika förekomster av främst mindre märgborre men även skarptandad barkborre (NT) är en signal för artrikedom och inventeringar har visat att det är i skogar med en naturlig självgallring som det skapas förutsättningar för dessa arter samt de efterföljande åtgärdsprogramsarterna. Tallskogar med stark förekomst av mindre märgborre och skarptandad barkborre bör avsättas som reservat. Generellt bör hänsyn tas vid slutavverkning av talldominerad skog så att avverkningsrester som gren- och toppdelar lämnas. Mindre märgborre är typisk art för </w:t>
+      </w:r>
+      <w:r>
+        <w:rPr>
+          <w:i/>
+        </w:rPr>
+        <w:t>9060 Åsbarrskog</w:t>
+      </w:r>
+      <w:r>
+        <w:t xml:space="preserve"> (Pettersson, 2014; Hedgren, 2012; Gunnarsson m fl., 1999).</w:t>
+      </w:r>
+    </w:p>
+    <w:p>
+      <w:r>
+        <w:rPr>
+          <w:b/>
+        </w:rPr>
+        <w:t>Stubbspretmossa</w:t>
+      </w:r>
+      <w:r>
+        <w:t xml:space="preserve"> växer på ved i rika löv- och barrskogar med relativt hög luftfuktighet och indikerar fuktiga skogsmiljöer med gott om murken ved och ofta höga naturvärden. Stubbspretmossa är typisk art för </w:t>
+      </w:r>
+      <w:r>
+        <w:rPr>
+          <w:i/>
+        </w:rPr>
+        <w:t>9020 Nordlig ädellövskog</w:t>
+      </w:r>
+      <w:r>
+        <w:t xml:space="preserve"> (SLU Artdatabanken, 2024).</w:t>
+      </w:r>
+    </w:p>
+    <w:p>
+      <w:r>
+        <w:rPr>
+          <w:b/>
+        </w:rPr>
         <w:t>Tallkötticka (NT)</w:t>
       </w:r>
       <w:r>
@@ -166,55 +215,6 @@
       </w:r>
       <w:r>
         <w:t>. Artens förekomstarea och utbredning i Sverige är inte känd, men utifrån de fynd som rapporteras av kötticka på tall verkar den vara mer ovanlig än den granlevande. Den totala populationen bedöms därför ha minskat under de senaste 30 åren och fortsätter att minska i takt med att kontinuitetsskogar (skogar som inte kalavverkats) minskar i areal, samtidigt som att lämpliga miljöer inte återskapas i samma takt. Minskningstakten för den svenska populationen bedöms vara nära gränsvärdet för Sårbar (VU). (A2c+3c+4c) (SLU Artdatabanken, 2024; Nitare &amp; Skogsstyrelsen, 2019).</w:t>
-      </w:r>
-    </w:p>
-    <w:p>
-      <w:r>
-        <w:rPr>
-          <w:b/>
-        </w:rPr>
-        <w:t>Mindre märgborre</w:t>
-      </w:r>
-      <w:r>
-        <w:t xml:space="preserve"> är en signalart för tallskog med höga naturvärden och betraktas tillsammans med skarptandad barkborre (NT) som nyckelarter för ett antal sällsynta åtgärdsprogramsarter som är beroende av deras gångsystem. Bland dessa kan nämnas avlång barkborre (VU), </w:t>
-      </w:r>
-      <w:r>
-        <w:rPr>
-          <w:i/>
-        </w:rPr>
-        <w:t>Corticeus longulus</w:t>
-      </w:r>
-      <w:r>
-        <w:t xml:space="preserve"> (VU), tallbarksvartbagge (VU), tallgångbagge (VU) och cholodkovskys bastborre (NT). Den mindre märgborrens måsvingeliknande gnaggångar är lätta att känna igen och hittas ofta på grova tallgrenar på marken. Rika förekomster av främst mindre märgborre men även skarptandad barkborre (NT) är en signal för artrikedom och inventeringar har visat att det är i skogar med en naturlig självgallring som det skapas förutsättningar för dessa arter samt de efterföljande åtgärdsprogramsarterna. Tallskogar med stark förekomst av mindre märgborre och skarptandad barkborre bör avsättas som reservat. Generellt bör hänsyn tas vid slutavverkning av talldominerad skog så att avverkningsrester som gren- och toppdelar lämnas. Mindre märgborre är typisk art för </w:t>
-      </w:r>
-      <w:r>
-        <w:rPr>
-          <w:i/>
-        </w:rPr>
-        <w:t>9060 Åsbarrskog</w:t>
-      </w:r>
-      <w:r>
-        <w:t xml:space="preserve"> (Pettersson, 2014; Hedgren, 2012; Gunnarsson m fl., 1999).</w:t>
-      </w:r>
-    </w:p>
-    <w:p>
-      <w:r>
-        <w:rPr>
-          <w:b/>
-        </w:rPr>
-        <w:t>Stubbspretmossa</w:t>
-      </w:r>
-      <w:r>
-        <w:t xml:space="preserve"> växer på ved i rika löv- och barrskogar med relativt hög luftfuktighet och indikerar fuktiga skogsmiljöer med gott om murken ved och ofta höga naturvärden. Stubbspretmossa är typisk art för </w:t>
-      </w:r>
-      <w:r>
-        <w:rPr>
-          <w:i/>
-        </w:rPr>
-        <w:t>9020 Nordlig ädellövskog</w:t>
-      </w:r>
-      <w:r>
-        <w:t xml:space="preserve"> (SLU Artdatabanken, 2024).</w:t>
       </w:r>
     </w:p>
     <w:p>
@@ -339,7 +339,7 @@
         <w:t>Spillkråka (NT, §4)</w:t>
       </w:r>
       <w:r>
-        <w:t xml:space="preserve"> är rödlistad som nära hotad och ingår i bilaga 1 i EU:s fågeldirektiv. Den minskar i population på grund av minskad tillgång på lämpliga bo- och födoträd och minskad födotillgång. Spillkråkans minskningstakt har uppgått till 19 (24–10) % under de senaste 15 åren. Minskningstakten för den svenska populationen bedöms vara nära gränsvärdet för Sårbar (VU) (A2bc). Skogsbruk med korta omloppstider och täta, homogena ungskogar utgör det största hotet. Spillkråka är typisk art för </w:t>
+        <w:t xml:space="preserve"> är rödlistad som nära hotad och ingår i bilaga 1 i EU:s fågeldirektiv. Den minskar i population på grund av minskad tillgång på lämpliga bo- och födoträd och minskad födotillgång. Spillkråkans minskningstakt har uppgått till 19 (24–10) % under de senaste 15 åren och bedöms vara nära gränsvärdet för Sårbar (VU) (A2bc). Spillkråka är en nyckelart i skogliga miljöer vars övergivna bohål utnyttjas av flera andra hålhäckande fågelarter och fladdermöss. Den behöver grova träd, främst tall, asp och bok som boträd. Skogsbruk med korta omloppstider och täta, homogena ungskogar utgör det största hotet. Spillkråka är typisk art för </w:t>
       </w:r>
       <w:r>
         <w:rPr>
@@ -357,7 +357,7 @@
         <w:t xml:space="preserve"> 9740 Skogsbevuxen myr </w:t>
       </w:r>
       <w:r>
-        <w:t>(SLU Artdatabanken, 2023).</w:t>
+        <w:t>(SLU Artdatabanken, 2025; Skogsstyrelsen 2016).</w:t>
       </w:r>
     </w:p>
     <w:p>
@@ -368,7 +368,7 @@
         <w:t>Talltita (NT, §4)</w:t>
       </w:r>
       <w:r>
-        <w:t>, rödlistad som nära hotad och prioriterad art i Skogsvårdslagen har häckningsrevir i anmälan. Arten har minskat kraftigt de senaste 30 åren och minskningstakten innevarande 10-årsperiod beräknas till 20 (10–30) %. Talltitan är synnerligen trogen sitt cirka 15 hektar stora revir och är beroende av flerskiktade olikåldriga skogar för att kunna föda upp sina ungar. Talltitan försvinner om dess livsmiljö kalavverkas (Eggers &amp; Low (2014); Ekman (1979); Griesser et al (2007); Klein (2020); Siffczyk et al (2003); SLU Artdatabanken (2021).</w:t>
+        <w:t>, rödlistad som nära hotad och prioriterad art i Skogsvårdslagen, har häckningsrevir i anmälan. Arten har minskat kraftigt de senaste 30 åren och minskningstakten innevarande 10-årsperiod beräknas till 20 (10–30) %. Talltitan är synnerligen trogen sitt cirka 15 hektar stora revir och är beroende av flerskiktade olikåldriga skogar för att kunna föda upp sina ungar. Talltitan försvinner om dess livsmiljö kalavverkas (Eggers &amp; Low, 2014; Ekman, 1979; Griesser et al, 2007; Klein, 2020; Siffczyk et al, 2003; SLU Artdatabanken, 2021).</w:t>
       </w:r>
     </w:p>
     <w:p>
@@ -613,7 +613,7 @@
         <w:t xml:space="preserve"> 9740 Skogsbevuxen myr</w:t>
       </w:r>
       <w:r>
-        <w:t xml:space="preserve"> och ingår i bilaga 1 i EU:s fågeldirektiv. Spillkråka lever i både barr- och blandskog liksom i ren lövskog. De tätaste populationerna tenderar att finnas i äldre, variationsrik blandskog med gott om död ved och gamla träd.</w:t>
+        <w:t xml:space="preserve"> och ingår i bilaga 1 i EU:s fågeldirektiv. Spillkråka lever i både barr- och blandskog liksom i ren lövskog. De tätaste populationerna tenderar att finnas i äldre, variationsrik blandskog med gott om död ved och gamla träd. Spillkråka är en nyckelart i skogliga miljöer vars övergivna bohål utnyttjas av flera andra hålhäckande fågelarter och fladdermöss (SLU Artdatabanken, 2023; Skogsstyrelsen 2016).</w:t>
       </w:r>
     </w:p>
     <w:p>
@@ -631,7 +631,21 @@
     </w:p>
     <w:p>
       <w:r>
-        <w:t xml:space="preserve">SLU Artdatabanken, 2021. </w:t>
+        <w:t xml:space="preserve">Skogsstyrelsen, 2016. </w:t>
+      </w:r>
+      <w:r>
+        <w:rPr>
+          <w:i/>
+        </w:rPr>
+        <w:t xml:space="preserve">Vägledning för hänsyn till spillkråka. </w:t>
+      </w:r>
+      <w:r>
+        <w:t>Vägledningar och kunskapsstöd artskydd – Skogsstyrelsen.</w:t>
+      </w:r>
+    </w:p>
+    <w:p>
+      <w:r>
+        <w:t xml:space="preserve">SLU Artdatabanken, 2023. </w:t>
       </w:r>
       <w:r>
         <w:rPr>
@@ -891,7 +905,7 @@
     <w:r>
       <w:tab/>
       <w:tab/>
-      <w:t>2026-03-10</w:t>
+      <w:t>2026-03-11</w:t>
       <w:br/>
       <w:br/>
     </w:r>

--- a/tillsyn/A 59566-2025 tillsynsbegäran.docx
+++ b/tillsyn/A 59566-2025 tillsynsbegäran.docx
@@ -905,7 +905,7 @@
     <w:r>
       <w:tab/>
       <w:tab/>
-      <w:t>2026-03-11</w:t>
+      <w:t>2026-03-12</w:t>
       <w:br/>
       <w:br/>
     </w:r>

--- a/tillsyn/A 59566-2025 tillsynsbegäran.docx
+++ b/tillsyn/A 59566-2025 tillsynsbegäran.docx
@@ -905,7 +905,7 @@
     <w:r>
       <w:tab/>
       <w:tab/>
-      <w:t>2026-03-12</w:t>
+      <w:t>2026-03-13</w:t>
       <w:br/>
       <w:br/>
     </w:r>

--- a/tillsyn/A 59566-2025 tillsynsbegäran.docx
+++ b/tillsyn/A 59566-2025 tillsynsbegäran.docx
@@ -914,7 +914,7 @@
     <w:r>
       <w:tab/>
       <w:tab/>
-      <w:t>2026-04-14</w:t>
+      <w:t>2026-04-15</w:t>
       <w:br/>
       <w:br/>
     </w:r>

--- a/tillsyn/A 59566-2025 tillsynsbegäran.docx
+++ b/tillsyn/A 59566-2025 tillsynsbegäran.docx
@@ -914,7 +914,7 @@
     <w:r>
       <w:tab/>
       <w:tab/>
-      <w:t>2026-04-15</w:t>
+      <w:t>2026-04-16</w:t>
       <w:br/>
       <w:br/>
     </w:r>

--- a/tillsyn/A 59566-2025 tillsynsbegäran.docx
+++ b/tillsyn/A 59566-2025 tillsynsbegäran.docx
@@ -914,7 +914,7 @@
     <w:r>
       <w:tab/>
       <w:tab/>
-      <w:t>2026-04-16</w:t>
+      <w:t>2026-04-17</w:t>
       <w:br/>
       <w:br/>
     </w:r>

--- a/tillsyn/A 59566-2025 tillsynsbegäran.docx
+++ b/tillsyn/A 59566-2025 tillsynsbegäran.docx
@@ -914,7 +914,7 @@
     <w:r>
       <w:tab/>
       <w:tab/>
-      <w:t>2026-04-17</w:t>
+      <w:t>2026-04-18</w:t>
       <w:br/>
       <w:br/>
     </w:r>

--- a/tillsyn/A 59566-2025 tillsynsbegäran.docx
+++ b/tillsyn/A 59566-2025 tillsynsbegäran.docx
@@ -914,7 +914,7 @@
     <w:r>
       <w:tab/>
       <w:tab/>
-      <w:t>2026-04-18</w:t>
+      <w:t>2026-04-19</w:t>
       <w:br/>
       <w:br/>
     </w:r>

--- a/tillsyn/A 59566-2025 tillsynsbegäran.docx
+++ b/tillsyn/A 59566-2025 tillsynsbegäran.docx
@@ -914,7 +914,7 @@
     <w:r>
       <w:tab/>
       <w:tab/>
-      <w:t>2026-04-19</w:t>
+      <w:t>2026-04-20</w:t>
       <w:br/>
       <w:br/>
     </w:r>

--- a/tillsyn/A 59566-2025 tillsynsbegäran.docx
+++ b/tillsyn/A 59566-2025 tillsynsbegäran.docx
@@ -914,7 +914,7 @@
     <w:r>
       <w:tab/>
       <w:tab/>
-      <w:t>2026-04-20</w:t>
+      <w:t>2026-04-21</w:t>
       <w:br/>
       <w:br/>
     </w:r>

--- a/tillsyn/A 59566-2025 tillsynsbegäran.docx
+++ b/tillsyn/A 59566-2025 tillsynsbegäran.docx
@@ -914,7 +914,7 @@
     <w:r>
       <w:tab/>
       <w:tab/>
-      <w:t>2026-04-21</w:t>
+      <w:t>2026-04-22</w:t>
       <w:br/>
       <w:br/>
     </w:r>

--- a/tillsyn/A 59566-2025 tillsynsbegäran.docx
+++ b/tillsyn/A 59566-2025 tillsynsbegäran.docx
@@ -914,7 +914,7 @@
     <w:r>
       <w:tab/>
       <w:tab/>
-      <w:t>2026-04-22</w:t>
+      <w:t>2026-04-23</w:t>
       <w:br/>
       <w:br/>
     </w:r>

--- a/tillsyn/A 59566-2025 tillsynsbegäran.docx
+++ b/tillsyn/A 59566-2025 tillsynsbegäran.docx
@@ -914,7 +914,7 @@
     <w:r>
       <w:tab/>
       <w:tab/>
-      <w:t>2026-04-23</w:t>
+      <w:t>2026-04-24</w:t>
       <w:br/>
       <w:br/>
     </w:r>

--- a/tillsyn/A 59566-2025 tillsynsbegäran.docx
+++ b/tillsyn/A 59566-2025 tillsynsbegäran.docx
@@ -914,7 +914,7 @@
     <w:r>
       <w:tab/>
       <w:tab/>
-      <w:t>2026-04-24</w:t>
+      <w:t>2026-04-25</w:t>
       <w:br/>
       <w:br/>
     </w:r>

--- a/tillsyn/A 59566-2025 tillsynsbegäran.docx
+++ b/tillsyn/A 59566-2025 tillsynsbegäran.docx
@@ -914,7 +914,7 @@
     <w:r>
       <w:tab/>
       <w:tab/>
-      <w:t>2026-04-25</w:t>
+      <w:t>2026-04-26</w:t>
       <w:br/>
       <w:br/>
     </w:r>

--- a/tillsyn/A 59566-2025 tillsynsbegäran.docx
+++ b/tillsyn/A 59566-2025 tillsynsbegäran.docx
@@ -914,7 +914,7 @@
     <w:r>
       <w:tab/>
       <w:tab/>
-      <w:t>2026-04-26</w:t>
+      <w:t>2026-04-27</w:t>
       <w:br/>
       <w:br/>
     </w:r>

--- a/tillsyn/A 59566-2025 tillsynsbegäran.docx
+++ b/tillsyn/A 59566-2025 tillsynsbegäran.docx
@@ -914,7 +914,7 @@
     <w:r>
       <w:tab/>
       <w:tab/>
-      <w:t>2026-04-27</w:t>
+      <w:t>2026-04-28</w:t>
       <w:br/>
       <w:br/>
     </w:r>

--- a/tillsyn/A 59566-2025 tillsynsbegäran.docx
+++ b/tillsyn/A 59566-2025 tillsynsbegäran.docx
@@ -914,7 +914,7 @@
     <w:r>
       <w:tab/>
       <w:tab/>
-      <w:t>2026-05-16</w:t>
+      <w:t>2026-05-17</w:t>
       <w:br/>
       <w:br/>
     </w:r>

--- a/tillsyn/A 59566-2025 tillsynsbegäran.docx
+++ b/tillsyn/A 59566-2025 tillsynsbegäran.docx
@@ -914,7 +914,7 @@
     <w:r>
       <w:tab/>
       <w:tab/>
-      <w:t>2026-05-17</w:t>
+      <w:t>2026-05-18</w:t>
       <w:br/>
       <w:br/>
     </w:r>

--- a/tillsyn/A 59566-2025 tillsynsbegäran.docx
+++ b/tillsyn/A 59566-2025 tillsynsbegäran.docx
@@ -914,7 +914,7 @@
     <w:r>
       <w:tab/>
       <w:tab/>
-      <w:t>2026-05-18</w:t>
+      <w:t>2026-05-19</w:t>
       <w:br/>
       <w:br/>
     </w:r>

--- a/tillsyn/A 59566-2025 tillsynsbegäran.docx
+++ b/tillsyn/A 59566-2025 tillsynsbegäran.docx
@@ -914,7 +914,7 @@
     <w:r>
       <w:tab/>
       <w:tab/>
-      <w:t>2026-05-19</w:t>
+      <w:t>2026-05-20</w:t>
       <w:br/>
       <w:br/>
     </w:r>

--- a/tillsyn/A 59566-2025 tillsynsbegäran.docx
+++ b/tillsyn/A 59566-2025 tillsynsbegäran.docx
@@ -914,7 +914,7 @@
     <w:r>
       <w:tab/>
       <w:tab/>
-      <w:t>2026-06-15</w:t>
+      <w:t>2026-06-16</w:t>
       <w:br/>
       <w:br/>
     </w:r>

--- a/tillsyn/A 59566-2025 tillsynsbegäran.docx
+++ b/tillsyn/A 59566-2025 tillsynsbegäran.docx
@@ -914,7 +914,7 @@
     <w:r>
       <w:tab/>
       <w:tab/>
-      <w:t>2026-06-16</w:t>
+      <w:t>2026-06-17</w:t>
       <w:br/>
       <w:br/>
     </w:r>

--- a/tillsyn/A 59566-2025 tillsynsbegäran.docx
+++ b/tillsyn/A 59566-2025 tillsynsbegäran.docx
@@ -1,6 +1,6 @@
 
 <file path=word/document.xml><?xml version="1.0" encoding="utf-8"?>
-<w:document xmlns:wpc="http://schemas.microsoft.com/office/word/2010/wordprocessingCanvas" xmlns:cx="http://schemas.microsoft.com/office/drawing/2014/chartex" xmlns:cx1="http://schemas.microsoft.com/office/drawing/2015/9/8/chartex" xmlns:cx2="http://schemas.microsoft.com/office/drawing/2015/10/21/chartex" xmlns:cx3="http://schemas.microsoft.com/office/drawing/2016/5/9/chartex" xmlns:cx4="http://schemas.microsoft.com/office/drawing/2016/5/10/chartex" xmlns:cx5="http://schemas.microsoft.com/office/drawing/2016/5/11/chartex" xmlns:cx6="http://schemas.microsoft.com/office/drawing/2016/5/12/chartex" xmlns:cx7="http://schemas.microsoft.com/office/drawing/2016/5/13/chartex" xmlns:cx8="http://schemas.microsoft.com/office/drawing/2016/5/14/chartex" xmlns:mc="http://schemas.openxmlformats.org/markup-compatibility/2006" xmlns:aink="http://schemas.microsoft.com/office/drawing/2016/ink" xmlns:am3d="http://schemas.microsoft.com/office/drawing/2017/model3d" xmlns:o="urn:schemas-microsoft-com:office:office" xmlns:oel="http://schemas.microsoft.com/office/2019/extlst" xmlns:r="http://schemas.openxmlformats.org/officeDocument/2006/relationships" xmlns:m="http://schemas.openxmlformats.org/officeDocument/2006/math" xmlns:v="urn:schemas-microsoft-com:vml" xmlns:wp14="http://schemas.microsoft.com/office/word/2010/wordprocessingDrawing" xmlns:wp="http://schemas.openxmlformats.org/drawingml/2006/wordprocessingDrawing" xmlns:w10="urn:schemas-microsoft-com:office:word" xmlns:w="http://schemas.openxmlformats.org/wordprocessingml/2006/main" xmlns:w14="http://schemas.microsoft.com/office/word/2010/wordml" xmlns:w15="http://schemas.microsoft.com/office/word/2012/wordml" xmlns:w16cex="http://schemas.microsoft.com/office/word/2018/wordml/cex" xmlns:w16cid="http://schemas.microsoft.com/office/word/2016/wordml/cid" xmlns:w16="http://schemas.microsoft.com/office/word/2018/wordml" xmlns:w16sdtdh="http://schemas.microsoft.com/office/word/2020/wordml/sdtdatahash" xmlns:w16se="http://schemas.microsoft.com/office/word/2015/wordml/symex" xmlns:wpg="http://schemas.microsoft.com/office/word/2010/wordprocessingGroup" xmlns:wpi="http://schemas.microsoft.com/office/word/2010/wordprocessingInk" xmlns:wne="http://schemas.microsoft.com/office/word/2006/wordml" xmlns:wps="http://schemas.microsoft.com/office/word/2010/wordprocessingShape" mc:Ignorable="w14 w15 w16se w16cid w16 w16cex w16sdtdh wp14">
+<w:document xmlns:wpc="http://schemas.microsoft.com/office/word/2010/wordprocessingCanvas" xmlns:cx="http://schemas.microsoft.com/office/drawing/2014/chartex" xmlns:cx1="http://schemas.microsoft.com/office/drawing/2015/9/8/chartex" xmlns:cx2="http://schemas.microsoft.com/office/drawing/2015/10/21/chartex" xmlns:cx3="http://schemas.microsoft.com/office/drawing/2016/5/9/chartex" xmlns:cx4="http://schemas.microsoft.com/office/drawing/2016/5/10/chartex" xmlns:cx5="http://schemas.microsoft.com/office/drawing/2016/5/11/chartex" xmlns:cx6="http://schemas.microsoft.com/office/drawing/2016/5/12/chartex" xmlns:cx7="http://schemas.microsoft.com/office/drawing/2016/5/13/chartex" xmlns:cx8="http://schemas.microsoft.com/office/drawing/2016/5/14/chartex" xmlns:mc="http://schemas.openxmlformats.org/markup-compatibility/2006" xmlns:aink="http://schemas.microsoft.com/office/drawing/2016/ink" xmlns:am3d="http://schemas.microsoft.com/office/drawing/2017/model3d" xmlns:o="urn:schemas-microsoft-com:office:office" xmlns:oel="http://schemas.microsoft.com/office/2019/extlst" xmlns:r="http://schemas.openxmlformats.org/officeDocument/2006/relationships" xmlns:m="http://schemas.openxmlformats.org/officeDocument/2006/math" xmlns:v="urn:schemas-microsoft-com:vml" xmlns:wp14="http://schemas.microsoft.com/office/word/2010/wordprocessingDrawing" xmlns:wp="http://schemas.openxmlformats.org/drawingml/2006/wordprocessingDrawing" xmlns:w10="urn:schemas-microsoft-com:office:word" xmlns:w="http://schemas.openxmlformats.org/wordprocessingml/2006/main" xmlns:w14="http://schemas.microsoft.com/office/word/2010/wordml" xmlns:w15="http://schemas.microsoft.com/office/word/2012/wordml" xmlns:w16cex="http://schemas.microsoft.com/office/word/2018/wordml/cex" xmlns:w16cid="http://schemas.microsoft.com/office/word/2016/wordml/cid" xmlns:w16="http://schemas.microsoft.com/office/word/2018/wordml" xmlns:w16du="http://schemas.microsoft.com/office/word/2023/wordml/word16du" xmlns:w16sdtdh="http://schemas.microsoft.com/office/word/2020/wordml/sdtdatahash" xmlns:w16sdtfl="http://schemas.microsoft.com/office/word/2024/wordml/sdtformatlock" xmlns:w16se="http://schemas.microsoft.com/office/word/2015/wordml/symex" xmlns:wpg="http://schemas.microsoft.com/office/word/2010/wordprocessingGroup" xmlns:wpi="http://schemas.microsoft.com/office/word/2010/wordprocessingInk" xmlns:wne="http://schemas.microsoft.com/office/word/2006/wordml" xmlns:wps="http://schemas.microsoft.com/office/word/2010/wordprocessingShape" mc:Ignorable="w14 w15 w16se w16cid w16 w16cex w16sdtdh w16sdtfl w16du wp14">
   <w:body>
     <w:p>
       <w:pPr>
@@ -12,35 +12,10 @@
     </w:p>
     <w:p>
       <w:r>
-        <w:t>Detta dokument behandlar höga naturvärden i avverkningsanmälan A 59566-2025 i Haninge kommun. Denna avverkningsanmälan inkom 2025-11-30 21:24:28 och omfattar 2,6 ha.</w:t>
-      </w:r>
-    </w:p>
-    <w:p>
-      <w:r>
-        <w:t>Vi begär härmed att Skogsstyrelsen fattar beslut enligt miljöbalken som säkerställer att skogens höga naturvärden bevaras samt säkerställer att EU-lagstiftning efterlevs och att artskyddsbrott förhindras. Vi önskar även ta del av de ställningstaganden och beslut som myndigheterna meddelar till följd av aktuell avverkningsanmälan och föreningens inlaga (se 34 § förvaltningslagen).</w:t>
-      </w:r>
-    </w:p>
-    <w:p>
-      <w:r>
-        <w:t>Nedan beskrivs fynd av naturvårdsarter och fridlysta arter som gjorts i det avverkningsanmälda området. I BILAGA 1 finns artfakta om fridlysta och rödlistade arter.</w:t>
-      </w:r>
-    </w:p>
-    <w:p>
-      <w:pPr>
-        <w:pStyle w:val="Heading1"/>
-      </w:pPr>
-      <w:r>
-        <w:t>Naturvårdsarter</w:t>
-      </w:r>
-    </w:p>
-    <w:p>
-      <w:r>
-        <w:t>I avverkningsanmälan har följande 13 naturvårdsarter hittats: spillkråka (NT, §4), tallkötticka (NT), talltita (NT, §4), ullticka (NT), flagellkvastmossa (S), grönpyrola (S), mindre märgborre (S), stubbspretmossa (S), thomsons trägnagare (S), vedticka (S), kopparödla (§6), skogsödla (§6) och mattlummer (§9). Av dessa är 4 rödlistade. För rödlistade arter har rödlistekategorin angivits inom parentes. Arter som är signalarter enligt Skogsstyrelsen har markerats med (S). För fridlysta arter anges även paragrafen i Artskyddsförordningen som arten är fridlyst enligt.</w:t>
-      </w:r>
-    </w:p>
-    <w:p>
-      <w:r>
-        <w:t>De påträffade naturvårdsarterna är ett tydligt kvitto på att detta rör sig om en skog med höga naturvärden. I Figur 1 visas en karta över det avverkningsanmälda området, där samtliga fyndplatser för naturvårdsarter som finns registrerade på Artportalen har markerats.</w:t>
+        <w:t>Detta dokument behandlar höga naturvärden i avverkningsanmälan A 59566-2025 i Haninge kommun som inkom 2025-11-30 och omfattar 2,6 ha.</w:t>
+      </w:r>
+      <w:r>
+        <w:t xml:space="preserve"> I Figur 1 visas fyndplatser för naturvårdsarter i området, som finns registrerade på Artportalen.</w:t>
       </w:r>
     </w:p>
     <w:p>
@@ -50,7 +25,7 @@
       <w:r>
         <w:drawing>
           <wp:inline xmlns:a="http://schemas.openxmlformats.org/drawingml/2006/main" xmlns:pic="http://schemas.openxmlformats.org/drawingml/2006/picture">
-            <wp:extent cx="5486400" cy="4457352"/>
+            <wp:extent cx="5032557" cy="5688000"/>
             <wp:docPr id="1" name="Picture 1"/>
             <wp:cNvGraphicFramePr>
               <a:graphicFrameLocks noChangeAspect="1"/>
@@ -71,7 +46,7 @@
                   <pic:spPr>
                     <a:xfrm>
                       <a:off x="0" y="0"/>
-                      <a:ext cx="5486400" cy="4457352"/>
+                      <a:ext cx="5032557" cy="5688000"/>
                     </a:xfrm>
                     <a:prstGeom prst="rect"/>
                   </pic:spPr>
@@ -85,212 +60,30 @@
     <w:p>
       <w:pPr>
         <w:pStyle w:val="Caption"/>
+        <w:spacing w:after="240"/>
       </w:pPr>
       <w:r>
-        <w:t>Figur 1. Fyndplatser för naturvårdsarter i det avverkningsanmälda området (röd linje). Markörer utan svart kant är placerade på fyndplatsen. Markörer med svart kant är placerade vid sidan av fyndplatsen och har ett svart streck som visar fyndplatsens exakta position. Kartans mittpunktskoordinat är N 6562428, E 685021 i SWEREF 99 TM.</w:t>
+        <w:t>Figur 1. Fyndplatser för naturvårdsarter i och inom 25 meter från avverkningsanmälan (röd linje). Inom parentes anges rödlistekategorier, S för signalarter, Tför typiska arter och fridlysningsparagrafer i artskyddsförordningen.Markörer utan svart kant är placerade på fyndplatsen. Markörer med svart kant är placerade vid sidan av fyndplatsen och har ett svart streck som visar fyndplatsens exakta position. Kartans mittpunktskoordinat är N 6562428, E 685021 i SWEREF 99 TM.</w:t>
       </w:r>
     </w:p>
     <w:p>
       <w:r>
-        <w:rPr>
-          <w:b/>
-        </w:rPr>
-        <w:t>Flagellkvastmossa</w:t>
-      </w:r>
-      <w:r>
-        <w:t xml:space="preserve"> förekommer framför allt i tallsumpskog, men finns även i relativt torra gran- och tallskogar. Den signalerar överallt skogsmiljöer med höga naturvärden och indikerar biotoper med rik och kontinuerlig förekomst av död ved i olika nedbrytningsstadier eller barlagd torvjord. Flagellkvastmossa är typisk art för </w:t>
-      </w:r>
-      <w:r>
-        <w:rPr>
-          <w:i/>
-        </w:rPr>
-        <w:t xml:space="preserve">9010 Taiga </w:t>
-      </w:r>
-      <w:r>
-        <w:t>och</w:t>
-      </w:r>
-      <w:r>
-        <w:rPr>
-          <w:i/>
-        </w:rPr>
-        <w:t xml:space="preserve"> 9740 Skogsbevuxen myr </w:t>
-      </w:r>
-      <w:r>
-        <w:t>(SLU Artdatabanken, 2024; Nitare &amp; Skogsstyrelsen, 2019).</w:t>
+        <w:t>Vi begär härmed att Skogsstyrelsen fattar beslut enligt miljöbalken som säkerställer att skogens höga naturvärden bevaras samt att EU-lagstiftning efterlevs och att artskyddsbrott förhindras.</w:t>
       </w:r>
     </w:p>
     <w:p>
       <w:r>
-        <w:rPr>
-          <w:b/>
-        </w:rPr>
-        <w:t xml:space="preserve">Grönpyrola </w:t>
-      </w:r>
-      <w:r>
-        <w:t xml:space="preserve">växer främst på sandig, torr eller frisk mark i äldre barrskog, ofta på isälvsmaterial såsom sand och grus. Den påträffas främst i äldre naturligt uppkomna barrskogar, exempelvis på tallmoar, i åssluttningar, dyner och rasbranter. Arten är känslig för skogsbruksmetoder såsom slutavverkning och markberedning. Grönpyrola är typisk art för </w:t>
-      </w:r>
-      <w:r>
-        <w:rPr>
-          <w:i/>
-        </w:rPr>
-        <w:t>9010 Taiga, 9060 Åsbarrskog</w:t>
-      </w:r>
-      <w:r>
-        <w:t xml:space="preserve"> och</w:t>
-      </w:r>
-      <w:r>
-        <w:rPr>
-          <w:i/>
-        </w:rPr>
-        <w:t xml:space="preserve"> 1610 Åsöar i Östersjön </w:t>
-      </w:r>
-      <w:r>
-        <w:t>(Nitare &amp; Skogsstyrelsen, 2019; SLU Artdatabanken, 2025).</w:t>
+        <w:t>Vi begär vidare att Skogsstyrelsen säkerställer att inga skador eller försämringar av naturtypens bevarandestatus i området tillåts ske. Se Rådets direktiv 92/43/EEG samt ickeförsämringskravet i EU:s naturrestaureringsförordning (EU 2024/1991).</w:t>
       </w:r>
     </w:p>
     <w:p>
       <w:r>
-        <w:rPr>
-          <w:b/>
-        </w:rPr>
-        <w:t>Mindre märgborre</w:t>
-      </w:r>
-      <w:r>
-        <w:t xml:space="preserve"> är en signalart för tallskog med höga naturvärden och betraktas tillsammans med skarptandad barkborre som nyckelarter för ett antal sällsynta åtgärdsprogramsarter som är beroende av deras gångsystem. Bland dessa kan nämnas avlång barkborre (VU), </w:t>
-      </w:r>
-      <w:r>
-        <w:rPr>
-          <w:i/>
-        </w:rPr>
-        <w:t>Corticeus longulus</w:t>
-      </w:r>
-      <w:r>
-        <w:t xml:space="preserve"> (VU), tallgångbagge (VU), cholodkovskys bastborre (NT) och tallbarksvartbagge (NT). Den mindre märgborrens måsvingeliknande gnaggångar är lätta att känna igen och hittas ofta på grova tallgrenar på marken. Rika förekomster av främst mindre märgborre men även skarptandad barkborre är en signal för artrikedom och inventeringar har visat att det är i skogar med en naturlig självgallring som det skapas förutsättningar för dessa arter samt de efterföljande åtgärdsprogramsarterna. Tallskogar med stark förekomst av mindre märgborre och skarptandad barkborre bör avsättas som reservat. Generellt bör hänsyn tas vid slutavverkning av talldominerad skog så att avverkningsrester som gren- och toppdelar lämnas. Mindre märgborre är typisk art för </w:t>
-      </w:r>
-      <w:r>
-        <w:rPr>
-          <w:i/>
-        </w:rPr>
-        <w:t>9060 Åsbarrskog</w:t>
-      </w:r>
-      <w:r>
-        <w:t xml:space="preserve"> (SLU Artdatabanken, 2026; Pettersson, 2014; Hedgren, 2012; Gunnarsson m fl., 1999).</w:t>
+        <w:t>Vi önskar även ta del av de ställningstaganden och beslut som myndigheten meddelar till följd av aktuell avverkningsanmälan och föreningens inlaga (se 34 § förvaltningslagen).</w:t>
       </w:r>
     </w:p>
     <w:p>
       <w:r>
-        <w:rPr>
-          <w:b/>
-        </w:rPr>
-        <w:t>Stubbspretmossa</w:t>
-      </w:r>
-      <w:r>
-        <w:t xml:space="preserve"> växer på ved i rika löv- och barrskogar med relativt hög luftfuktighet och indikerar fuktiga skogsmiljöer med gott om murken ved och ofta höga naturvärden. Stubbspretmossa är typisk art för </w:t>
-      </w:r>
-      <w:r>
-        <w:rPr>
-          <w:i/>
-        </w:rPr>
-        <w:t>9020 Nordlig ädellövskog</w:t>
-      </w:r>
-      <w:r>
-        <w:t xml:space="preserve"> (SLU Artdatabanken, 2024).</w:t>
-      </w:r>
-    </w:p>
-    <w:p>
-      <w:r>
-        <w:rPr>
-          <w:b/>
-        </w:rPr>
-        <w:t>Tallkötticka (NT)</w:t>
-      </w:r>
-      <w:r>
-        <w:t xml:space="preserve"> är tallens kötticka och har ofta ett mer resupinat växtsätt än den granlevande köttickan </w:t>
-      </w:r>
-      <w:r>
-        <w:rPr>
-          <w:i/>
-        </w:rPr>
-        <w:t>Leptoporus mollis</w:t>
-      </w:r>
-      <w:r>
-        <w:t>. Artens förekomstarea och utbredning i Sverige är inte känd, men utifrån de fynd som rapporteras av kötticka på tall verkar den vara mer ovanlig än den granlevande. Den totala populationen bedöms därför ha minskat under de senaste 30 åren och fortsätter att minska i takt med att kontinuitetsskogar (skogar som inte kalavverkats) minskar i areal, samtidigt som att lämpliga miljöer inte återskapas i samma takt. Minskningstakten för den svenska populationen bedöms vara nära gränsvärdet för Sårbar (VU). (A2c+3c+4c) (SLU Artdatabanken, 2024; Nitare &amp; Skogsstyrelsen, 2019).</w:t>
-      </w:r>
-    </w:p>
-    <w:p>
-      <w:r>
-        <w:rPr>
-          <w:b/>
-        </w:rPr>
-        <w:t>Ullticka (NT)</w:t>
-      </w:r>
-      <w:r>
-        <w:t xml:space="preserve"> är knuten till restbestånd av barrnaturskog och förekommer med ett tydligt optimum i orörda eller måttligt påverkade gamla granskogar där det föreligger viss kontinuitet av grov död ved. Ullticka är en bra signalart inom hela sitt utbredningsområde och i södra Sverige är den sällsynt och en god signalart för skyddsvärda granskogsmiljöer. Den hotas av avverkning och fragmentering av naturskog och äldre granskog med lång trädkontinuitet. På ullticka kan ibland ulltickeporing (VU) påträffas - det är en sällsynt ticka som nyligen delats upp i de tre olika arterna ulltickeporing </w:t>
-      </w:r>
-      <w:r>
-        <w:rPr>
-          <w:i/>
-        </w:rPr>
-        <w:t xml:space="preserve">Skeletocutis brevispora </w:t>
-      </w:r>
-      <w:r>
-        <w:t>(VU)</w:t>
-      </w:r>
-      <w:r>
-        <w:rPr>
-          <w:i/>
-        </w:rPr>
-        <w:t>, Skeletocutis delicata</w:t>
-      </w:r>
-      <w:r>
-        <w:t xml:space="preserve"> (VU)</w:t>
-      </w:r>
-      <w:r>
-        <w:rPr>
-          <w:i/>
-        </w:rPr>
-        <w:t xml:space="preserve"> och Skeletocutis exilis</w:t>
-      </w:r>
-      <w:r>
-        <w:t xml:space="preserve"> (NT). Ullticka är typisk art för </w:t>
-      </w:r>
-      <w:r>
-        <w:rPr>
-          <w:i/>
-        </w:rPr>
-        <w:t xml:space="preserve">9010 Taiga, 9050 Näringsrik granskog </w:t>
-      </w:r>
-      <w:r>
-        <w:t xml:space="preserve">och </w:t>
-      </w:r>
-      <w:r>
-        <w:rPr>
-          <w:i/>
-        </w:rPr>
-        <w:t>9030 Landhöjningsskog</w:t>
-      </w:r>
-      <w:r>
-        <w:t xml:space="preserve"> (SLU Artdatabanken, 2026; Nitare &amp; Skogsstyrelsen, 2019; Miettinen &amp; Niemelä, 2018).</w:t>
-      </w:r>
-    </w:p>
-    <w:p>
-      <w:r>
-        <w:rPr>
-          <w:b/>
-        </w:rPr>
-        <w:t xml:space="preserve">Vedticka </w:t>
-      </w:r>
-      <w:r>
-        <w:t xml:space="preserve">är en bra signalart söder om den naturliga norrlandsgränsen. Den är huvudsakligen knuten till äldre barrskogar där det föreligger långvarig kontinuitet av död barrved. Vedticka är typisk art för </w:t>
-      </w:r>
-      <w:r>
-        <w:rPr>
-          <w:i/>
-        </w:rPr>
-        <w:t xml:space="preserve">9010 Taiga </w:t>
-      </w:r>
-      <w:r>
-        <w:t>(Nitare &amp; Skogsstyrelsen, 2019; SLU Artdatabanken, 2025).</w:t>
+        <w:t>Nedan beskrivs fynd av naturvårdsarter och fridlysta arter som gjorts i det avverkningsanmälda området. I BILAGA 1 finns artfakta om fridlysta och rödlistade arter.</w:t>
       </w:r>
     </w:p>
     <w:p>
@@ -298,12 +91,30 @@
         <w:pStyle w:val="Heading1"/>
       </w:pPr>
       <w:r>
-        <w:t>Fridlysta arter</w:t>
+        <w:t>Naturvårdsarter</w:t>
       </w:r>
     </w:p>
     <w:p>
       <w:r>
-        <w:t>Följande fridlysta arter har sina livsmiljöer och växtplatser i den avverkningsanmälda skogen: spillkråka (NT, §4), talltita (NT, §4), kopparödla (§6), skogsödla (§6) och mattlummer (§9).</w:t>
+        <w:t>I och inom 25 meter från avverkningsanmälan har följande 21 naturvårdsarter hittats: gränsticka (VU, T), tallkötticka (NT), talltita (NT, §4), ullticka (NT, T), bronshjon (S, T), flagellkvastmossa (S, T), grön sköldmossa (S, T, §8), grönpyrola (S, T), kornknutmossa (S, T), mindre märgborre (S, T), stubbspretmossa (S, T), thomsons trägnagare (S), vedticka (S, T), ekbräken (T), hultbräken (T), mattlummer (T, §9), spillkråka (T, §4), kungsfågel (§4), kopparödla (§6), skogsödla (§6) och revlummer (§9). Av dessa är 4 rödlistade. För rödlistade arter har rödlistekategorin angivits inom parentes. Arter som är signalarter enligt Skogsstyrelsen har markerats med (S). Typiska arter inom Natura 2000 som är kopplade till skogsekosystem har markerats med (T). För fridlysta arter anges även paragrafen i Artskyddsförordningen som arten är fridlyst enligt.</w:t>
+      </w:r>
+    </w:p>
+    <w:p>
+      <w:r>
+        <w:t>De påträffade naturvårdsarterna är ett tydligt kvitto på att det rör sig om en skog med höga naturvärden.</w:t>
+      </w:r>
+    </w:p>
+    <w:p>
+      <w:pPr>
+        <w:pStyle w:val="Heading2"/>
+      </w:pPr>
+      <w:r>
+        <w:t>Fridlysta arter</w:t>
+      </w:r>
+    </w:p>
+    <w:p>
+      <w:r>
+        <w:t>Följande fridlysta arter har sina livsmiljöer och växtplatser i den avverkningsanmälda skogen: talltita (NT, §4), grön sköldmossa (S, T, §8), mattlummer (T, §9), spillkråka (T, §4), kungsfågel (§4), kopparödla (§6), skogsödla (§6) och revlummer (§9).</w:t>
       </w:r>
     </w:p>
     <w:p>
@@ -325,7 +136,7 @@
         <w:rPr>
           <w:b/>
         </w:rPr>
-        <w:t>Mattlummer (§9)</w:t>
+        <w:t>Grön sköldmossa (§8)</w:t>
       </w:r>
       <w:r>
         <w:t xml:space="preserve"> är typisk art för </w:t>
@@ -337,6 +148,35 @@
         <w:t xml:space="preserve">9010 Taiga </w:t>
       </w:r>
       <w:r>
+        <w:t>och</w:t>
+      </w:r>
+      <w:r>
+        <w:rPr>
+          <w:i/>
+        </w:rPr>
+        <w:t xml:space="preserve"> 9750 Svämlövskog</w:t>
+      </w:r>
+      <w:r>
+        <w:t xml:space="preserve"> och omfattas av EU:s art- och habitatdirektiv bilaga 2 vilket innebär att det finns ett uttalat intresse inom Europeiska unionen att bevara arten. Grön sköldmossa kräver skog som har ett speciellt mikroklimat med hög och jämn luftfuktighet i kombination med rik tillgång på död ved (Nitare &amp; Skogsstyrelsen, 2019; SLU Artdatabanken, 2025). I praktiken handlar det om åtminstone 50 meter med skyddande skog för att undvika uttorkning av marken (Hallingbäck, personligt meddelande 2022-02-24). Grön sköldmossa är en ansvarsart för Sverige då en särskilt stor andel av Europas population finns i landet. Mark- och miljööverdomstolen (MÖD) har i mål nr M 2019-20 (18 februari 2019) slagit fast att grön sköldmossa (§8) är dispenspliktig och att exemplar av arten inte får skadas utan dispens (MÖD, mål nr M 2019-20).</w:t>
+      </w:r>
+    </w:p>
+    <w:p>
+      <w:r>
+        <w:rPr>
+          <w:b/>
+        </w:rPr>
+        <w:t>Mattlummer (§9)</w:t>
+      </w:r>
+      <w:r>
+        <w:t xml:space="preserve"> är typisk art för </w:t>
+      </w:r>
+      <w:r>
+        <w:rPr>
+          <w:i/>
+        </w:rPr>
+        <w:t xml:space="preserve">9010 Taiga </w:t>
+      </w:r>
+      <w:r>
         <w:t>(SLU Artdatabanken, 2025).</w:t>
       </w:r>
     </w:p>
@@ -383,6 +223,398 @@
     <w:p>
       <w:r>
         <w:t>I BILAGA 1 finns mer detaljerad information om ekologi samt krav på livsmiljö hos fridlysta arter.</w:t>
+      </w:r>
+    </w:p>
+    <w:p>
+      <w:pPr>
+        <w:pStyle w:val="Heading2"/>
+      </w:pPr>
+      <w:r>
+        <w:t>Övriga naturvårdsarter</w:t>
+      </w:r>
+    </w:p>
+    <w:p>
+      <w:r>
+        <w:rPr>
+          <w:b/>
+        </w:rPr>
+        <w:t>Bronshjon</w:t>
+      </w:r>
+      <w:r>
+        <w:t xml:space="preserve"> är en skalbagge vars larvutveckling sker under grov bark på stammar av döda eller döende barrträd, främst gran, i mindre omfattning tall. Arten är knuten till äldre, naturskogslik granskog med inslag av torkande träd. Bronshjon är typisk art för </w:t>
+      </w:r>
+      <w:r>
+        <w:rPr>
+          <w:i/>
+        </w:rPr>
+        <w:t>9010 Taiga</w:t>
+      </w:r>
+      <w:r>
+        <w:t xml:space="preserve"> (SLU Artdatabanken, 2025).</w:t>
+      </w:r>
+    </w:p>
+    <w:p>
+      <w:r>
+        <w:rPr>
+          <w:b/>
+        </w:rPr>
+        <w:t xml:space="preserve">Ekbräken </w:t>
+      </w:r>
+      <w:r>
+        <w:t xml:space="preserve">är typisk art för </w:t>
+      </w:r>
+      <w:r>
+        <w:rPr>
+          <w:i/>
+        </w:rPr>
+        <w:t>9050 Näringsrik granskog</w:t>
+      </w:r>
+      <w:r>
+        <w:t xml:space="preserve"> (SLU Artdatabanken, 2025).</w:t>
+      </w:r>
+    </w:p>
+    <w:p>
+      <w:r>
+        <w:rPr>
+          <w:b/>
+        </w:rPr>
+        <w:t>Flagellkvastmossa</w:t>
+      </w:r>
+      <w:r>
+        <w:t xml:space="preserve"> förekommer framför allt i tallsumpskog, men finns även i relativt torra gran- och tallskogar. Den signalerar överallt skogsmiljöer med höga naturvärden och indikerar biotoper med rik och kontinuerlig förekomst av död ved i olika nedbrytningsstadier eller barlagd torvjord. Flagellkvastmossa är typisk art för </w:t>
+      </w:r>
+      <w:r>
+        <w:rPr>
+          <w:i/>
+        </w:rPr>
+        <w:t xml:space="preserve">9010 Taiga </w:t>
+      </w:r>
+      <w:r>
+        <w:t>och</w:t>
+      </w:r>
+      <w:r>
+        <w:rPr>
+          <w:i/>
+        </w:rPr>
+        <w:t xml:space="preserve"> 9740 Skogsbevuxen myr </w:t>
+      </w:r>
+      <w:r>
+        <w:t>(SLU Artdatabanken, 2024; Nitare &amp; Skogsstyrelsen, 2019).</w:t>
+      </w:r>
+    </w:p>
+    <w:p>
+      <w:r>
+        <w:rPr>
+          <w:b/>
+        </w:rPr>
+        <w:t>Gränsticka (VU)</w:t>
+      </w:r>
+      <w:r>
+        <w:t xml:space="preserve"> är en mycket bra signalart inom hela sitt utbredningsområde. Den är huvudsakligen knuten till restbestånd av barrnaturskog och förekommer med ett tydligt optimum i orörda eller måttligt påverkade gamla granskogar där det föreligger långvarig kontinuitet av grov död ved. Den totala populationen bedöms ha minskat och fortsätter att minska i takt med att grankontinuitetsskogar (äldre tidigare icke kalavverkade skogar) minskar i areal. Minskningstakten överstiger gränsvärdet för sårbar (VU). Lokaler som hyser arten bör undantas från skogsbruk, speciellt i mellersta och södra Sverige. Gränsticka är typisk art för </w:t>
+      </w:r>
+      <w:r>
+        <w:rPr>
+          <w:i/>
+        </w:rPr>
+        <w:t>9010 Taiga</w:t>
+      </w:r>
+      <w:r>
+        <w:t xml:space="preserve"> (SLU Artdatabanken, 2026; Nitare &amp; Skogsstyrelsen, 2019).</w:t>
+      </w:r>
+    </w:p>
+    <w:p>
+      <w:r>
+        <w:rPr>
+          <w:b/>
+        </w:rPr>
+        <w:t xml:space="preserve">Grönpyrola </w:t>
+      </w:r>
+      <w:r>
+        <w:t xml:space="preserve">växer främst på sandig, torr eller frisk mark i äldre barrskog, ofta på isälvsmaterial såsom sand och grus. Den påträffas främst i äldre naturligt uppkomna barrskogar, exempelvis på tallmoar, i åssluttningar, dyner och rasbranter. Arten är känslig för skogsbruksmetoder såsom slutavverkning och markberedning. Grönpyrola är typisk art för </w:t>
+      </w:r>
+      <w:r>
+        <w:rPr>
+          <w:i/>
+        </w:rPr>
+        <w:t>9010 Taiga, 9060 Åsbarrskog</w:t>
+      </w:r>
+      <w:r>
+        <w:t xml:space="preserve"> och</w:t>
+      </w:r>
+      <w:r>
+        <w:rPr>
+          <w:i/>
+        </w:rPr>
+        <w:t xml:space="preserve"> 1610 Åsöar i Östersjön </w:t>
+      </w:r>
+      <w:r>
+        <w:t>(Nitare &amp; Skogsstyrelsen, 2019; SLU Artdatabanken, 2025).</w:t>
+      </w:r>
+    </w:p>
+    <w:p>
+      <w:r>
+        <w:rPr>
+          <w:b/>
+        </w:rPr>
+        <w:t xml:space="preserve">Hultbräken </w:t>
+      </w:r>
+      <w:r>
+        <w:t xml:space="preserve">är typisk art för </w:t>
+      </w:r>
+      <w:r>
+        <w:rPr>
+          <w:i/>
+        </w:rPr>
+        <w:t xml:space="preserve">9050 Näringsrik granskog </w:t>
+      </w:r>
+      <w:r>
+        <w:t>(SLU Artdatabanken, 2025).</w:t>
+      </w:r>
+    </w:p>
+    <w:p>
+      <w:r>
+        <w:rPr>
+          <w:b/>
+        </w:rPr>
+        <w:t>Kornknutmossa</w:t>
+      </w:r>
+      <w:r>
+        <w:t xml:space="preserve"> växer främst på grova lågor i sumpskog och myrkanter och indikerar miljöer med rik och jämn tillgång på fuktigt liggande ved. En typisk växtplats i södra Sverige är naturskogsartad gransumpskog. Samtliga skogsskötselåtgärder på eller i omedelbar närhet av lokalerna utgör ett hot. Fragmenteringen av skogslandskapet liksom minskad mängd död ved är ett långsiktigt hot mot denna art. Kornknutmossa är typisk art för </w:t>
+      </w:r>
+      <w:r>
+        <w:rPr>
+          <w:i/>
+        </w:rPr>
+        <w:t xml:space="preserve">9010 Taiga </w:t>
+      </w:r>
+      <w:r>
+        <w:t>och</w:t>
+      </w:r>
+      <w:r>
+        <w:rPr>
+          <w:i/>
+        </w:rPr>
+        <w:t xml:space="preserve"> 9740 Skogsbevuxen myr</w:t>
+      </w:r>
+      <w:r>
+        <w:t xml:space="preserve"> (SLU Artdatabanken, 2024; Nitare &amp; Skogsstyrelsen, 2019).</w:t>
+      </w:r>
+    </w:p>
+    <w:p>
+      <w:r>
+        <w:rPr>
+          <w:b/>
+        </w:rPr>
+        <w:t>Mindre märgborre</w:t>
+      </w:r>
+      <w:r>
+        <w:t xml:space="preserve"> är en signalart för tallskog med höga naturvärden och betraktas tillsammans med skarptandad barkborre som nyckelarter för ett antal sällsynta åtgärdsprogramsarter som är beroende av deras gångsystem. Bland dessa kan nämnas avlång barkborre (VU), </w:t>
+      </w:r>
+      <w:r>
+        <w:rPr>
+          <w:i/>
+        </w:rPr>
+        <w:t>Corticeus longulus</w:t>
+      </w:r>
+      <w:r>
+        <w:t xml:space="preserve"> (VU), tallgångbagge (VU), cholodkovskys bastborre (NT) och tallbarksvartbagge (NT). Den mindre märgborrens måsvingeliknande gnaggångar är lätta att känna igen och hittas ofta på grova tallgrenar på marken. Rika förekomster av främst mindre märgborre men även skarptandad barkborre är en signal för artrikedom och inventeringar har visat att det är i skogar med en naturlig självgallring som det skapas förutsättningar för dessa arter samt de efterföljande åtgärdsprogramsarterna. Tallskogar med stark förekomst av mindre märgborre och skarptandad barkborre bör avsättas som reservat. Generellt bör hänsyn tas vid slutavverkning av talldominerad skog så att avverkningsrester som gren- och toppdelar lämnas. Mindre märgborre är typisk art för </w:t>
+      </w:r>
+      <w:r>
+        <w:rPr>
+          <w:i/>
+        </w:rPr>
+        <w:t>9060 Åsbarrskog</w:t>
+      </w:r>
+      <w:r>
+        <w:t xml:space="preserve"> (SLU Artdatabanken, 2026; Pettersson, 2014; Hedgren, 2012; Gunnarsson m fl., 1999).</w:t>
+      </w:r>
+    </w:p>
+    <w:p>
+      <w:r>
+        <w:rPr>
+          <w:b/>
+        </w:rPr>
+        <w:t>Stubbspretmossa</w:t>
+      </w:r>
+      <w:r>
+        <w:t xml:space="preserve"> växer på ved i rika löv- och barrskogar med relativt hög luftfuktighet och indikerar fuktiga skogsmiljöer med gott om murken ved och ofta höga naturvärden. Stubbspretmossa är typisk art för </w:t>
+      </w:r>
+      <w:r>
+        <w:rPr>
+          <w:i/>
+        </w:rPr>
+        <w:t>9020 Nordlig ädellövskog</w:t>
+      </w:r>
+      <w:r>
+        <w:t xml:space="preserve"> (SLU Artdatabanken, 2024).</w:t>
+      </w:r>
+    </w:p>
+    <w:p>
+      <w:r>
+        <w:rPr>
+          <w:b/>
+        </w:rPr>
+        <w:t>Tallkötticka (NT)</w:t>
+      </w:r>
+      <w:r>
+        <w:t xml:space="preserve"> är tallens kötticka och har ofta ett mer resupinat växtsätt än den granlevande köttickan </w:t>
+      </w:r>
+      <w:r>
+        <w:rPr>
+          <w:i/>
+        </w:rPr>
+        <w:t>Leptoporus mollis</w:t>
+      </w:r>
+      <w:r>
+        <w:t>. Artens förekomstarea och utbredning i Sverige är inte känd, men utifrån de fynd som rapporteras av kötticka på tall verkar den vara mer ovanlig än den granlevande. Den totala populationen bedöms därför ha minskat under de senaste 30 åren och fortsätter att minska i takt med att kontinuitetsskogar (skogar som inte kalavverkats) minskar i areal, samtidigt som att lämpliga miljöer inte återskapas i samma takt. Minskningstakten för den svenska populationen bedöms vara nära gränsvärdet för Sårbar (VU). (A2c+3c+4c) (SLU Artdatabanken, 2024; Nitare &amp; Skogsstyrelsen, 2019).</w:t>
+      </w:r>
+    </w:p>
+    <w:p>
+      <w:r>
+        <w:rPr>
+          <w:b/>
+        </w:rPr>
+        <w:t>Ullticka (NT)</w:t>
+      </w:r>
+      <w:r>
+        <w:t xml:space="preserve"> är knuten till restbestånd av barrnaturskog och förekommer med ett tydligt optimum i orörda eller måttligt påverkade gamla granskogar där det föreligger viss kontinuitet av grov död ved. Ullticka är en bra signalart inom hela sitt utbredningsområde och i södra Sverige är den sällsynt och en god signalart för skyddsvärda granskogsmiljöer. Den hotas av avverkning och fragmentering av naturskog och äldre granskog med lång trädkontinuitet. På ullticka kan ibland ulltickeporing (VU) påträffas - det är en sällsynt ticka som nyligen delats upp i de tre olika arterna ulltickeporing </w:t>
+      </w:r>
+      <w:r>
+        <w:rPr>
+          <w:i/>
+        </w:rPr>
+        <w:t xml:space="preserve">Skeletocutis brevispora </w:t>
+      </w:r>
+      <w:r>
+        <w:t>(VU)</w:t>
+      </w:r>
+      <w:r>
+        <w:rPr>
+          <w:i/>
+        </w:rPr>
+        <w:t>, Skeletocutis delicata</w:t>
+      </w:r>
+      <w:r>
+        <w:t xml:space="preserve"> (VU)</w:t>
+      </w:r>
+      <w:r>
+        <w:rPr>
+          <w:i/>
+        </w:rPr>
+        <w:t xml:space="preserve"> och Skeletocutis exilis</w:t>
+      </w:r>
+      <w:r>
+        <w:t xml:space="preserve"> (NT). Ullticka är typisk art för </w:t>
+      </w:r>
+      <w:r>
+        <w:rPr>
+          <w:i/>
+        </w:rPr>
+        <w:t xml:space="preserve">9010 Taiga, 9050 Näringsrik granskog </w:t>
+      </w:r>
+      <w:r>
+        <w:t xml:space="preserve">och </w:t>
+      </w:r>
+      <w:r>
+        <w:rPr>
+          <w:i/>
+        </w:rPr>
+        <w:t>9030 Landhöjningsskog</w:t>
+      </w:r>
+      <w:r>
+        <w:t xml:space="preserve"> (SLU Artdatabanken, 2026; Nitare &amp; Skogsstyrelsen, 2019; Miettinen &amp; Niemelä, 2018).</w:t>
+      </w:r>
+    </w:p>
+    <w:p>
+      <w:r>
+        <w:rPr>
+          <w:b/>
+        </w:rPr>
+        <w:t xml:space="preserve">Vedticka </w:t>
+      </w:r>
+      <w:r>
+        <w:t xml:space="preserve">är en bra signalart söder om den naturliga norrlandsgränsen. Den är huvudsakligen knuten till äldre barrskogar där det föreligger långvarig kontinuitet av död barrved. Vedticka är typisk art för </w:t>
+      </w:r>
+      <w:r>
+        <w:rPr>
+          <w:i/>
+        </w:rPr>
+        <w:t xml:space="preserve">9010 Taiga </w:t>
+      </w:r>
+      <w:r>
+        <w:t>(Nitare &amp; Skogsstyrelsen, 2019; SLU Artdatabanken, 2025).</w:t>
+      </w:r>
+    </w:p>
+    <w:p>
+      <w:pPr>
+        <w:pStyle w:val="Heading1"/>
+      </w:pPr>
+      <w:r>
+        <w:t>Typiska arter och EU:s art- och habitatdirektiv</w:t>
+      </w:r>
+    </w:p>
+    <w:p>
+      <w:r>
+        <w:t>Typiska arter används för att lokalisera områden med gynnsam bevarandestatus för de naturtyper som är listade i EU:s art- och habitatdirektiv. Ett exempel är Västlig taiga (EU-kod 9010) som saknar gynnsam bevarandestatus och minskar starkt som naturtyp i Sverige. Naturvårdsverket skriver i sin vägledning för Västlig taiga att dylika miljöer förutsätter normalt att skogarna skyddas långsiktigt, eftersom skogsbruk inte är förenligt med bevarande av naturtypen i gynnsamt tillstånd (Naturvårdsverket, 2011).</w:t>
+      </w:r>
+    </w:p>
+    <w:p>
+      <w:r>
+        <w:t>Följande typiska arter har sina livsmiljöer och växtplatser i den avverkningsanmälda skogen: gränsticka (VU, T), ullticka (NT, T), bronshjon (S, T), flagellkvastmossa (S, T), grön sköldmossa (S, T, §8), grönpyrola (S, T), kornknutmossa (S, T), mindre märgborre (S, T), stubbspretmossa (S, T), vedticka (S, T), ekbräken (T), hultbräken (T), mattlummer (T, §9) och spillkråka (T, §4).</w:t>
+      </w:r>
+    </w:p>
+    <w:p>
+      <w:r>
+        <w:t>Enligt Sveriges Artikel 17 rapportering 2013 och 2019 till EU, har naturtypen Västlig taiga (9010) dålig bevarandestatus med negativ trend inom Sveriges boreala region. Skogsbruksåtgärder som avverkning, röjning och gallring pekas ut som några av de främst bidragande orsakerna till naturtypens dåliga status och negativa trend (SLU Artdatabanken, 2019). I EU:s uppföljning av tillståndet för naturtyperna i Skandinavien 2013 – 2018 framgår det att i den boreala regionen är tillståndet så dåligt för Västlig taiga (9010) att habitatet löper allvarlig risk att försvinna regionalt (EEA, 2022). Det allvarliga läget för den biologiska mångfalden i skogen framhålls även i Skogsstyren rapport 2026/07:</w:t>
+      </w:r>
+    </w:p>
+    <w:p>
+      <w:r>
+        <w:rPr>
+          <w:i/>
+        </w:rPr>
+        <w:t>"All avverkning av kända skogliga värdekärnor och sannolika kontinuitetsskogar behöver upphöra för att fylla bristen om 1,56 miljoner hektar bevarad livsmiljötyp. På grund av begränsade kvarvarande arealer av värdekärnor, naturskogar och kontinuitetsskogar leder fortsatt förlust av dessa till en påtaglig risk för långsiktigt negativa effekter för biologisk mångfald i skogslandskapet. Att de återstående arealerna bevaras och ges ett långsiktigt skydd bedöms därför vara av avgörande betydelse."</w:t>
+      </w:r>
+      <w:r>
+        <w:t xml:space="preserve"> (Skogsstyrelsen, 2026).</w:t>
+      </w:r>
+    </w:p>
+    <w:p>
+      <w:r>
+        <w:t>Trots detta har statusen för Västlig taiga ändrats till otillräcklig i stället för dålig i den senaste Artikel 17 rapporteringen 2025. Av Naturvårdsverkets rapport framgår det dock att de ändrade statusbedömningarna jämfört med rapporteringen 2019 inte beror på faktiska miljöförändringar. Ändringarna är av teknisk karaktär och främst en följd av resultaten från genomförda regeringsuppdrag och beslut inför rapporteringen 2025. Det är alltså politisk styrning i stället för faktiska förhållanden i naturen som ändrat på naturtypernas status i rapporteringen, vilket rimmar dåligt med såväl art- och habitatdirektivets syften och mål som med naturrestaureringsförordningen. I praktiken har dock Sveriges nya sätt att rapportera bevarandestatus till EU inte någon betydelse eftersom Naturvårdsverkets rapportering 2025 visar att Västlig taiga</w:t>
+      </w:r>
+      <w:r>
+        <w:rPr>
+          <w:b/>
+        </w:rPr>
+        <w:t xml:space="preserve"> </w:t>
+      </w:r>
+      <w:r>
+        <w:t>inte har gynnsam bevarandestatus.</w:t>
+      </w:r>
+    </w:p>
+    <w:p>
+      <w:r>
+        <w:t>Åtgärder som vidtas i enlighet med art- och habitatdirektivet ska enligt Artikel 2 syfta till att bibehålla eller återställa en gynnsam bevarandestatus hos livsmiljöer samt arter och vilda djur och växter av gemenskapsintresse. Enligt prejudikat från EU-domstolen ska en skogsbruksverksamhet utföras på ett sådant sätt som utgör ett förebyggande och hållbart skogsbruk för att betraktas som förenlig med bevarandekraven i direktivet (se EU-domstolens dom i de förenade målen C 473-19 och C 474-19).</w:t>
+      </w:r>
+    </w:p>
+    <w:p>
+      <w:r>
+        <w:t xml:space="preserve">Av artikel 1.e samma direktiv framgår att en livsmiljös bevarandestatus anses " gynnsam" när — dess naturliga utbredningsområde och de ytor den täcker inom detta område är stabila eller ökande, och — den särskilda struktur och de särskilda funktioner som är nödvändiga för att den skall kunna bibehållas på lång sikt finns, och sannolikt kommer att finnas under en överskådlig framtid, och — bevarandestatusen hos dess </w:t>
+      </w:r>
+      <w:r>
+        <w:rPr>
+          <w:b/>
+        </w:rPr>
+        <w:t>typiska arter</w:t>
+      </w:r>
+      <w:r>
+        <w:t xml:space="preserve"> är gynnsam enligt definitionen i artikel 1.i.</w:t>
+      </w:r>
+    </w:p>
+    <w:p>
+      <w:r>
+        <w:t>EU-direktiv är bindande för EU:s medlemsländer varvid det ankommer på Skogsstyrelsen som nationell tillsynsmyndighet att beakta syftet med EU:s art- och habitatdirektiv vid prövningen av en skogsbruksverksamhet, se Rådets direktiv 92/43/EEG. Se ytterligare information om EU:s livsmiljödirektiv i bilaga 2.</w:t>
       </w:r>
     </w:p>
     <w:p>
@@ -405,45 +637,110 @@
         <w:pStyle w:val="Heading1"/>
       </w:pPr>
       <w:r>
-        <w:t>Mindre märgborre – ekologi samt krav på livsmiljön</w:t>
+        <w:t>Grön sköldmossa – ekologi samt krav på livsmiljön</w:t>
       </w:r>
     </w:p>
     <w:p>
       <w:r>
-        <w:t xml:space="preserve">Mindre märgborre är en signalart för tallskog med höga naturvärden och kan lätt konstateras genom sina karaktäristiska måsvingeliknande gnagspår som ofta hittas på grova tallgrenar på marken. Mindre märgborre betraktas tillsammans med skarptandad barkborre som nyckelarter, eftersom en rad sällsynta efterföljande arter är beroende av deras gångsystem. Bland dessa kan nämnas åtgärdsprogramsarterna avlång barkborre (VU), </w:t>
+        <w:t>Grön sköldmossa (§8) växer på stubbar och lågor av olika trädslag, huvudsakligen i sena nedbrytningsstadier. Den förekommer främst i näringsrika granskogar med stort inslag av löv, arten är kortlivad och antalet kapslar varierar kraftigt mellan olika år. Grön sköldmossa kräver skog som har ett speciellt mikroklimat med hög och jämn luftfuktighet i kombination med rik tillgång på död ved (SLU Artdatabanken, 2021; Nitare &amp; Skogsstyrelsen, 2019).</w:t>
+      </w:r>
+    </w:p>
+    <w:p>
+      <w:r>
+        <w:t>Arten har sin huvudutbredning i sydöstra Sverige. Allvarligaste hoten är skogsavverkning och brist på död ved. Brist på naturligt döda träd i dagens produktionsskogar gör att arten blir allt sällsyntare (Hallingbäck, 2016). Död ved i större mängd bör lämnas och träd tillåtas åldras och dö för att skapa kontinuerlig tillgång på livsmiljöer. Träd och livsmiljö bör skyddas genom att lämna trädgrupper, ytor eller zoner (SLU Artdatabanken, 2021). I praktiken handlar det om åtminstone 50 meter med skyddande skog för att undvika uttorkning av marken (Hallingbäck, personligt meddelande 2022-02-24).</w:t>
+      </w:r>
+    </w:p>
+    <w:p>
+      <w:r>
+        <w:t xml:space="preserve">Grön sköldmossa är typisk art för </w:t>
       </w:r>
       <w:r>
         <w:rPr>
           <w:i/>
         </w:rPr>
-        <w:t>Corticeus longulus</w:t>
-      </w:r>
-      <w:r>
-        <w:t xml:space="preserve"> (VU), tallgångbagge (VU), cholodkovskys bastborre (NT) och tallbarksvartbagge (NT) (Pettersson, 2014; Gunnarsson m fl., 1999).</w:t>
-      </w:r>
-    </w:p>
-    <w:p>
-      <w:r>
-        <w:t>Tallskogar tillhör de livsmiljöer som förändrats i stor skala, där många kvadratmil har omvandlats till unga produktionsskogar. I sådana skogar saknas förutsättningar för de ovannämnda sällsynta barkborrarna och alltmer kunskap tyder på att skogsbrukets omvandling av skogslandskapet, missgynnar åtgärdsprogrammets arter även inne i skyddade områden (Hedgren, 2012; Hedgren m.fl., 2010; Wikars m.fl., 2010; Wikars, 2009). Orsaken är sannolikt att dagens intensiva skogsbruk trivialiserar faunan på nydöda träd. Detta sker genom att generalister förökas upp i sådan grad i den brukade skogen att dessa även kommer att dominera i de för hållandevis små och fragmenterade områden som avsätts för naturvård (Appelqvist, 2005; Janzen, 1983; Ås, 1999).</w:t>
-      </w:r>
-    </w:p>
-    <w:p>
-      <w:r>
-        <w:t>Ett tydligt exempel på en generalist som gynnas av dagens skogsbruk är större märgborre på nydöd tall. Denna utvecklas förutom i vindfällen gärna i avverkningsavfall, inklusive avverkningsstubbar och röjningsstammar. Därmed har den större märgborren möjlighet att upprätthålla stora och stabila populationer på huvuddelen av landets skogsmark, vilket leder till en trivialisering av faunan. Större märgborre inverkar sannolikt direkt negativt på arter som tolvtandad barkborre (EN) och avlång barkborre (VU), och indirekt på de som är gynnade av blånadssvampar, dvs. följearter till framförallt mindre märgborre och skarptandad barkborre. De barkborrar som missgynnas av större märgborre är i mycket högre grad gynnade av tallar som dör genom självgallring, dvs. i normalfallet skog som inte används till skogsproduktion (Pettersson, 2014; Wikars, skriftl.).</w:t>
-      </w:r>
-    </w:p>
-    <w:p>
-      <w:r>
-        <w:t xml:space="preserve">Rika förekomster av främst mindre märgborre men även skarptandad barkborre är en signal för artrikedom och inventeringar har visat att det är i skogar med en naturlig självgallring som det skapas förutsättningar för dessa arter samt de efterföljande åtgärdsprogramsarterna (Pettersson, 2014; Hedgren, 2012). Tallskogar med stark förekomst av mindre märgborre och skarptandad barkborre bör avsättas som reservat. Generellt bör hänsyn tas vid slutavverkning av talldominerad skog så att avverkningsrester som gren- och toppdelar (s.k. GROT) lämnas. Mindre märgborre är typisk art för </w:t>
+        <w:t xml:space="preserve">9010 Taiga </w:t>
+      </w:r>
+      <w:r>
+        <w:t>och</w:t>
       </w:r>
       <w:r>
         <w:rPr>
           <w:i/>
         </w:rPr>
-        <w:t>9060 Åsbarrskog</w:t>
-      </w:r>
-      <w:r>
-        <w:t xml:space="preserve"> (Pettersson, 2014; SLU Artdatabanken, 2026).</w:t>
+        <w:t xml:space="preserve"> 9750 Svämlövskog</w:t>
+      </w:r>
+      <w:r>
+        <w:t>, fridlyst enligt 8§ artskyddsförordningen och upptagen i EU:s Habitatdirektiv bilaga 2 vilket innebär att det finns ett uttalat intresse inom Europeiska unionen att bevara arten. Grön sköldmossa är en ansvarsart för Sverige då en särskilt stor andel av Europas population finns i landet. Förutom i östra Sverige har arten inga större sammanhängande utbredningar med gynnsam bevarandestatus söderut i Europa förrän i Montenegro. Det finns enbart liten förekomst med gynnsam regional bevarandestatus i södra Frankrike och södra Polen. Fridlysningen enligt §§ 8 och 15 Artskyddsförordningen innebär att det är förbjudet att på något sätt skada exemplar av arten, se artskyddsförordningen (2007:845):</w:t>
+      </w:r>
+    </w:p>
+    <w:p>
+      <w:pPr>
+        <w:pStyle w:val="ListBullet"/>
+      </w:pPr>
+      <w:r>
+        <w:t>8 § I fråga om sådana vilt levande kärlväxter, mossor, lavar, svampar och alger som anges i bilaga 2 till denna förordning är det förbjudet att i den omfattning som framgår av bilagan 1. plocka, gräva upp eller på annat sätt ta bort eller skada exemplar av växterna, och 2. ta bort eller skada frön eller andra delar.</w:t>
+      </w:r>
+    </w:p>
+    <w:p>
+      <w:pPr>
+        <w:pStyle w:val="ListBullet"/>
+      </w:pPr>
+      <w:r>
+        <w:t>15 § Länsstyrelsen får i det enskilda fallet ge dispens från förbuden i 6, 8 och 9 §§ som avser länet eller del av länet, om det inte finns någon annan lämplig lösning och dispensen inte försvårar upprätthållandet av en gynnsam bevarandestatus hos artens bestånd i dess naturliga utbredningsområde.</w:t>
+      </w:r>
+    </w:p>
+    <w:p>
+      <w:r>
+        <w:t>Grön sköldmossa är även listad som B i Artskyddsförordningen vilket innebär att den är en art av unionsintresse:</w:t>
+      </w:r>
+    </w:p>
+    <w:p>
+      <w:pPr>
+        <w:pStyle w:val="ListBullet"/>
+      </w:pPr>
+      <w:r>
+        <w:t>B: Arten har enligt fågeldirektivet eller art- och habitatdirektivet ett sådant unionsintresse att särskilda skyddsområden (fågeldirektivet) eller bevarandeområden (art- och habitatdirektivet) behöver utses. Arten finns upptagen i bilaga 2 till art- och habitatdirektivet.</w:t>
+      </w:r>
+    </w:p>
+    <w:p>
+      <w:r>
+        <w:t>Mark- och miljööverdomstolen (MÖD) har i mål nr M 2019-20 (18 februari 2019) slagit fast att grön sköldmossa (§8) är dispenspliktig och att exemplar av arten inte får skadas utan dispens (MÖD, mål nr M 2019-20).</w:t>
+      </w:r>
+    </w:p>
+    <w:p>
+      <w:r>
+        <w:t>Hallingbäck, personligt meddelande 2022-02-24</w:t>
+      </w:r>
+    </w:p>
+    <w:p>
+      <w:pPr>
+        <w:jc w:val="left"/>
+      </w:pPr>
+      <w:r>
+        <w:t>Från: Tomas Hallingbäck &lt;Tomas.Hallingback@slu.se&gt;</w:t>
+        <w:br/>
+        <w:t>Date: tors 24 feb. 2022 kl 17:49</w:t>
+        <w:br/>
+        <w:t>Subject: Re: Grön sköldmossa</w:t>
+        <w:br/>
+        <w:t>To: Magnus Kasselstrand &lt;magnus.kasselstrand@gmail.com&gt;</w:t>
+      </w:r>
+    </w:p>
+    <w:p>
+      <w:r>
+        <w:t>Hej Magnus,</w:t>
+      </w:r>
+    </w:p>
+    <w:p>
+      <w:r>
+        <w:t>Tyvärr finns inga studier på just detta, men uttorkning av underlaget är en starkt negativ faktor för grön sköldmossa, och jag brukar hänvisa till lokalklimatiska studier som visar att skyddskappan för att förhindra uttorkning av marken ligger på minst tre trädlängder skog (för plan mark), kortare för kuperad terräng, och detta blir i praktiken åtminstone 50 meter.</w:t>
+      </w:r>
+    </w:p>
+    <w:p>
+      <w:r>
+        <w:t>MVH</w:t>
+        <w:br/>
+        <w:t>Tomas Hallingbäck</w:t>
       </w:r>
     </w:p>
     <w:p>
@@ -451,110 +748,68 @@
         <w:pStyle w:val="Heading2"/>
       </w:pPr>
       <w:r>
-        <w:t>Referenser – mindre märgborre</w:t>
+        <w:t>Referenser – grön sköldmossa</w:t>
       </w:r>
     </w:p>
     <w:p>
       <w:r>
-        <w:t xml:space="preserve">Appelqvist, T., 2005. </w:t>
+        <w:t xml:space="preserve">Hallingbäck T., 2016. </w:t>
       </w:r>
       <w:r>
         <w:rPr>
           <w:i/>
         </w:rPr>
-        <w:t>Naturvårdsbiologisk forskning. Underlag för områdesskydd i landskapet.</w:t>
-      </w:r>
-      <w:r>
-        <w:t xml:space="preserve"> Naturvårdsverket, Rapport 5452.</w:t>
+        <w:t xml:space="preserve">Mossor en fältguide. </w:t>
+      </w:r>
+      <w:r>
+        <w:t>Naturcentrum.</w:t>
       </w:r>
     </w:p>
     <w:p>
       <w:r>
-        <w:t xml:space="preserve">Gunnarsson, B., Pettersson, R. B., Hake, M. och Hultengren, S. &amp; Sjöberg, K., 1999. </w:t>
+        <w:t xml:space="preserve">Hallingbäck T., 2022. </w:t>
       </w:r>
       <w:r>
         <w:rPr>
           <w:i/>
         </w:rPr>
-        <w:t xml:space="preserve">Spindlar och skalbaggar som indikatorer i barrskog. </w:t>
-      </w:r>
-      <w:r>
-        <w:t>Skog &amp; Forskning, Nr. 2/99, s. 46–51.</w:t>
+        <w:t xml:space="preserve">Personligt meddelande 2022-02-24. </w:t>
+      </w:r>
+      <w:r>
+        <w:t>SLU Artdatabanken.</w:t>
       </w:r>
     </w:p>
     <w:p>
       <w:r>
-        <w:t xml:space="preserve">Hedgren, O., 2012. </w:t>
+        <w:t xml:space="preserve">Mark- och miljööverdomstolen. </w:t>
       </w:r>
       <w:r>
         <w:rPr>
           <w:i/>
         </w:rPr>
-        <w:t>Hotade insekter på tallved i Dalarna.</w:t>
-      </w:r>
-      <w:r>
-        <w:t xml:space="preserve"> Länsstyrelsen Dalarna, Naturvårdsenheten. Rapport 2012:16.</w:t>
+        <w:t xml:space="preserve">Dom 18 februari 2019 i mål nr M 2019-20 </w:t>
+      </w:r>
+      <w:r>
+        <w:t>(MÖD, mål nr M 2019-20)</w:t>
       </w:r>
     </w:p>
     <w:p>
       <w:r>
-        <w:t xml:space="preserve">Hedgren, O. 2010. </w:t>
+        <w:t xml:space="preserve">Nitare, J., 2019. </w:t>
       </w:r>
       <w:r>
         <w:rPr>
           <w:i/>
         </w:rPr>
-        <w:t>Vedinsekter i tallskog och på brandfält i Värmland.</w:t>
-      </w:r>
-      <w:r>
-        <w:t xml:space="preserve"> Länsstyrelsen Värmland, Stencil, 39 s.</w:t>
+        <w:t xml:space="preserve">Skyddsvärd skog – Naturvårdsarter och andra kriterier för naturvärdesbedömning. </w:t>
+      </w:r>
+      <w:r>
+        <w:t>Skogsstyrelsen.</w:t>
       </w:r>
     </w:p>
     <w:p>
       <w:r>
-        <w:t xml:space="preserve">Janzen, D. H., 1983. </w:t>
-      </w:r>
-      <w:r>
-        <w:rPr>
-          <w:i/>
-        </w:rPr>
-        <w:t>No park is an island: Increase in interference from outside as park size decreases</w:t>
-      </w:r>
-      <w:r>
-        <w:t>. Oikos 41: 402–410.</w:t>
-      </w:r>
-    </w:p>
-    <w:p>
-      <w:r>
-        <w:t xml:space="preserve">Jonsell, M., Weslien, J. &amp; Ehn ström, B., 1998. </w:t>
-      </w:r>
-      <w:r>
-        <w:rPr>
-          <w:i/>
-        </w:rPr>
-        <w:t>Substrate requirements of red-listed saproxylic invertebrates in Sweden</w:t>
-      </w:r>
-      <w:r>
-        <w:t>. Biodiversity and Conserv. 7: 749–764.</w:t>
-      </w:r>
-    </w:p>
-    <w:p>
-      <w:r>
-        <w:t xml:space="preserve">Pettersson, R. B., 2014). </w:t>
-      </w:r>
-      <w:r>
-        <w:rPr>
-          <w:i/>
-        </w:rPr>
-        <w:t>Åtgärdsprogram för skalbaggar på nyligen död tall, 2014–2018.</w:t>
-      </w:r>
-      <w:r>
-        <w:t xml:space="preserve"> Rapport 6599. Bromma: Naturvårdsverket.</w:t>
-      </w:r>
-    </w:p>
-    <w:p>
-      <w:r>
-        <w:t xml:space="preserve">SLU Artdatabanken, 2026. </w:t>
+        <w:t xml:space="preserve">SLU Artdatabanken, 2021. </w:t>
       </w:r>
       <w:r>
         <w:rPr>
@@ -563,35 +818,7 @@
         <w:t xml:space="preserve">Artfaktablad. Naturvård – artfakta. </w:t>
       </w:r>
       <w:r>
-        <w:t>SLU Artdatabanken, Uppsala.</w:t>
-      </w:r>
-    </w:p>
-    <w:p>
-      <w:r>
-        <w:t xml:space="preserve">Wikars, L.-O., Hansson, J. &amp; Hedgren, O., 2010. </w:t>
-      </w:r>
-      <w:r>
-        <w:rPr>
-          <w:i/>
-        </w:rPr>
-        <w:t>Inventering av vedlevande skalbaggar – tallskogar i Örebro län.</w:t>
-      </w:r>
-      <w:r>
-        <w:t xml:space="preserve"> Länsstyrelsen i Örebro län, publ.nr. 2010:2.</w:t>
-      </w:r>
-    </w:p>
-    <w:p>
-      <w:r>
-        <w:t xml:space="preserve">Wikars, L.-O., 2009. </w:t>
-      </w:r>
-      <w:r>
-        <w:rPr>
-          <w:i/>
-        </w:rPr>
-        <w:t>Vedskalbaggar i Hamra nationalpark, Gävleborgs län.</w:t>
-      </w:r>
-      <w:r>
-        <w:t xml:space="preserve"> Länsstyrelsen Gävleborg, Rapport 2009:14.</w:t>
+        <w:t>SLU Artdatabanken, Uppsala</w:t>
       </w:r>
     </w:p>
     <w:p>
@@ -599,35 +826,45 @@
         <w:pStyle w:val="Heading1"/>
       </w:pPr>
       <w:r>
-        <w:t>Spillkråka – ekologi samt krav på livsmiljön</w:t>
+        <w:t>Mindre märgborre – ekologi samt krav på livsmiljön</w:t>
       </w:r>
     </w:p>
     <w:p>
       <w:r>
-        <w:t xml:space="preserve">Spillkråka (§4) ingår i bilaga 1 EU:s fågeldirektiv och är typisk art för </w:t>
+        <w:t xml:space="preserve">Mindre märgborre är en signalart för tallskog med höga naturvärden och kan lätt konstateras genom sina karaktäristiska måsvingeliknande gnagspår som ofta hittas på grova tallgrenar på marken. Mindre märgborre betraktas tillsammans med skarptandad barkborre som nyckelarter, eftersom en rad sällsynta efterföljande arter är beroende av deras gångsystem. Bland dessa kan nämnas åtgärdsprogramsarterna avlång barkborre (VU), </w:t>
       </w:r>
       <w:r>
         <w:rPr>
           <w:i/>
         </w:rPr>
-        <w:t xml:space="preserve">9010 Taiga </w:t>
-      </w:r>
-      <w:r>
-        <w:t>och</w:t>
+        <w:t>Corticeus longulus</w:t>
+      </w:r>
+      <w:r>
+        <w:t xml:space="preserve"> (VU), tallgångbagge (VU), cholodkovskys bastborre (NT) och tallbarksvartbagge (NT) (Pettersson, 2014; Gunnarsson m fl., 1999).</w:t>
+      </w:r>
+    </w:p>
+    <w:p>
+      <w:r>
+        <w:t>Tallskogar tillhör de livsmiljöer som förändrats i stor skala, där många kvadratmil har omvandlats till unga produktionsskogar. I sådana skogar saknas förutsättningar för de ovannämnda sällsynta barkborrarna och alltmer kunskap tyder på att skogsbrukets omvandling av skogslandskapet, missgynnar åtgärdsprogrammets arter även inne i skyddade områden (Hedgren, 2012; Hedgren m.fl., 2010; Wikars m.fl., 2010; Wikars, 2009). Orsaken är sannolikt att dagens intensiva skogsbruk trivialiserar faunan på nydöda träd. Detta sker genom att generalister förökas upp i sådan grad i den brukade skogen att dessa även kommer att dominera i de för hållandevis små och fragmenterade områden som avsätts för naturvård (Appelqvist, 2005; Janzen, 1983; Ås, 1999).</w:t>
+      </w:r>
+    </w:p>
+    <w:p>
+      <w:r>
+        <w:t>Ett tydligt exempel på en generalist som gynnas av dagens skogsbruk är större märgborre på nydöd tall. Denna utvecklas förutom i vindfällen gärna i avverkningsavfall, inklusive avverkningsstubbar och röjningsstammar. Därmed har den större märgborren möjlighet att upprätthålla stora och stabila populationer på huvuddelen av landets skogsmark, vilket leder till en trivialisering av faunan. Större märgborre inverkar sannolikt direkt negativt på arter som tolvtandad barkborre (EN) och avlång barkborre (VU), och indirekt på de som är gynnade av blånadssvampar, dvs. följearter till framförallt mindre märgborre och skarptandad barkborre. De barkborrar som missgynnas av större märgborre är i mycket högre grad gynnade av tallar som dör genom självgallring, dvs. i normalfallet skog som inte används till skogsproduktion (Pettersson, 2014; Wikars, skriftl.).</w:t>
+      </w:r>
+    </w:p>
+    <w:p>
+      <w:r>
+        <w:t xml:space="preserve">Rika förekomster av främst mindre märgborre men även skarptandad barkborre är en signal för artrikedom och inventeringar har visat att det är i skogar med en naturlig självgallring som det skapas förutsättningar för dessa arter samt de efterföljande åtgärdsprogramsarterna (Pettersson, 2014; Hedgren, 2012). Tallskogar med stark förekomst av mindre märgborre och skarptandad barkborre bör avsättas som reservat. Generellt bör hänsyn tas vid slutavverkning av talldominerad skog så att avverkningsrester som gren- och toppdelar (s.k. GROT) lämnas. Mindre märgborre är typisk art för </w:t>
       </w:r>
       <w:r>
         <w:rPr>
           <w:i/>
         </w:rPr>
-        <w:t xml:space="preserve"> 9740 Skogsbevuxen myr</w:t>
-      </w:r>
-      <w:r>
-        <w:t>. Den lever i både barr- och blandskog liksom i ren lövskog. De tätaste populationerna tenderar att finnas i äldre, variationsrik blandskog med gott om död ved och gamla träd. Varje par utnyttjar 400–1000 hektar skog beroende på skogens kvalitet. Skogsbruk med korta omloppstider och täta, homogena ungskogar utgör det största hotet (SLU Artdatabanken, 2026).</w:t>
-      </w:r>
-    </w:p>
-    <w:p>
-      <w:r>
-        <w:t>Spillkråka är en nyckelart i skogliga miljöer vars övergivna bohål utnyttjas av flera andra hålhäckande fågelarter och fladdermöss, däribland pärluggla (EN, §4), knipa (§4), salskrake (§4) och skogsduva (§4). Hökuggla (VU, §4) och slaguggla (§4) häckar ofta i högstubbar som brutits av i höjd med ett gammalt spillkråkebo (Skogsstyrelsen, 2016).</w:t>
+        <w:t>9060 Åsbarrskog</w:t>
+      </w:r>
+      <w:r>
+        <w:t xml:space="preserve"> (Pettersson, 2014; SLU Artdatabanken, 2026).</w:t>
       </w:r>
     </w:p>
     <w:p>
@@ -635,21 +872,105 @@
         <w:pStyle w:val="Heading2"/>
       </w:pPr>
       <w:r>
-        <w:t>Referenser – spillkråka</w:t>
+        <w:t>Referenser – mindre märgborre</w:t>
       </w:r>
     </w:p>
     <w:p>
       <w:r>
-        <w:t xml:space="preserve">Skogsstyrelsen, 2016. </w:t>
+        <w:t xml:space="preserve">Appelqvist, T., 2005. </w:t>
       </w:r>
       <w:r>
         <w:rPr>
           <w:i/>
         </w:rPr>
-        <w:t xml:space="preserve">Vägledning för hänsyn till spillkråka. </w:t>
-      </w:r>
-      <w:r>
-        <w:t>Vägledningar och kunskapsstöd artskydd – Skogsstyrelsen.</w:t>
+        <w:t>Naturvårdsbiologisk forskning. Underlag för områdesskydd i landskapet.</w:t>
+      </w:r>
+      <w:r>
+        <w:t xml:space="preserve"> Naturvårdsverket, Rapport 5452.</w:t>
+      </w:r>
+    </w:p>
+    <w:p>
+      <w:r>
+        <w:t xml:space="preserve">Gunnarsson, B., Pettersson, R. B., Hake, M. och Hultengren, S. &amp; Sjöberg, K., 1999. </w:t>
+      </w:r>
+      <w:r>
+        <w:rPr>
+          <w:i/>
+        </w:rPr>
+        <w:t xml:space="preserve">Spindlar och skalbaggar som indikatorer i barrskog. </w:t>
+      </w:r>
+      <w:r>
+        <w:t>Skog &amp; Forskning, Nr. 2/99, s. 46–51.</w:t>
+      </w:r>
+    </w:p>
+    <w:p>
+      <w:r>
+        <w:t xml:space="preserve">Hedgren, O., 2012. </w:t>
+      </w:r>
+      <w:r>
+        <w:rPr>
+          <w:i/>
+        </w:rPr>
+        <w:t>Hotade insekter på tallved i Dalarna.</w:t>
+      </w:r>
+      <w:r>
+        <w:t xml:space="preserve"> Länsstyrelsen Dalarna, Naturvårdsenheten. Rapport 2012:16.</w:t>
+      </w:r>
+    </w:p>
+    <w:p>
+      <w:r>
+        <w:t xml:space="preserve">Hedgren, O. 2010. </w:t>
+      </w:r>
+      <w:r>
+        <w:rPr>
+          <w:i/>
+        </w:rPr>
+        <w:t>Vedinsekter i tallskog och på brandfält i Värmland.</w:t>
+      </w:r>
+      <w:r>
+        <w:t xml:space="preserve"> Länsstyrelsen Värmland, Stencil, 39 s.</w:t>
+      </w:r>
+    </w:p>
+    <w:p>
+      <w:r>
+        <w:t xml:space="preserve">Janzen, D. H., 1983. </w:t>
+      </w:r>
+      <w:r>
+        <w:rPr>
+          <w:i/>
+        </w:rPr>
+        <w:t>No park is an island: Increase in interference from outside as park size decreases</w:t>
+      </w:r>
+      <w:r>
+        <w:t>. Oikos 41: 402–410.</w:t>
+      </w:r>
+    </w:p>
+    <w:p>
+      <w:r>
+        <w:t xml:space="preserve">Jonsell, M., Weslien, J. &amp; Ehn ström, B., 1998. </w:t>
+      </w:r>
+      <w:r>
+        <w:rPr>
+          <w:i/>
+        </w:rPr>
+        <w:t>Substrate requirements of red-listed saproxylic invertebrates in Sweden</w:t>
+      </w:r>
+      <w:r>
+        <w:t>. Biodiversity and Conserv. 7: 749–764.</w:t>
+      </w:r>
+    </w:p>
+    <w:p>
+      <w:r>
+        <w:t xml:space="preserve">Pettersson, R. B., 2014). </w:t>
+      </w:r>
+      <w:r>
+        <w:rPr>
+          <w:i/>
+        </w:rPr>
+        <w:t>Åtgärdsprogram för skalbaggar på nyligen död tall, 2014–2018.</w:t>
+      </w:r>
+      <w:r>
+        <w:t xml:space="preserve"> Rapport 6599. Bromma: Naturvårdsverket.</w:t>
       </w:r>
     </w:p>
     <w:p>
@@ -664,6 +985,34 @@
       </w:r>
       <w:r>
         <w:t>SLU Artdatabanken, Uppsala.</w:t>
+      </w:r>
+    </w:p>
+    <w:p>
+      <w:r>
+        <w:t xml:space="preserve">Wikars, L.-O., Hansson, J. &amp; Hedgren, O., 2010. </w:t>
+      </w:r>
+      <w:r>
+        <w:rPr>
+          <w:i/>
+        </w:rPr>
+        <w:t>Inventering av vedlevande skalbaggar – tallskogar i Örebro län.</w:t>
+      </w:r>
+      <w:r>
+        <w:t xml:space="preserve"> Länsstyrelsen i Örebro län, publ.nr. 2010:2.</w:t>
+      </w:r>
+    </w:p>
+    <w:p>
+      <w:r>
+        <w:t xml:space="preserve">Wikars, L.-O., 2009. </w:t>
+      </w:r>
+      <w:r>
+        <w:rPr>
+          <w:i/>
+        </w:rPr>
+        <w:t>Vedskalbaggar i Hamra nationalpark, Gävleborgs län.</w:t>
+      </w:r>
+      <w:r>
+        <w:t xml:space="preserve"> Länsstyrelsen Gävleborg, Rapport 2009:14.</w:t>
       </w:r>
     </w:p>
     <w:p>
@@ -671,27 +1020,35 @@
         <w:pStyle w:val="Heading1"/>
       </w:pPr>
       <w:r>
-        <w:t>Talltita – ekologi samt krav på livsmiljön</w:t>
+        <w:t>Spillkråka – ekologi samt krav på livsmiljön</w:t>
       </w:r>
     </w:p>
     <w:p>
       <w:r>
-        <w:t>Talltita är rödlistad som NT, fridlyst och prioriterad art i Skogsvårdslagen. Den omfattas av EU:s fågeldirektiv. Arten har minskat kraftigt de senaste 30 åren och minskningstakten innevarande 10-årsperiod beräknas till 20 (10–30) % (SLU Artdatabanken, 2022).</w:t>
+        <w:t xml:space="preserve">Spillkråka (§4) ingår i bilaga 1 EU:s fågeldirektiv och är typisk art för </w:t>
+      </w:r>
+      <w:r>
+        <w:rPr>
+          <w:i/>
+        </w:rPr>
+        <w:t xml:space="preserve">9010 Taiga </w:t>
+      </w:r>
+      <w:r>
+        <w:t>och</w:t>
+      </w:r>
+      <w:r>
+        <w:rPr>
+          <w:i/>
+        </w:rPr>
+        <w:t xml:space="preserve"> 9740 Skogsbevuxen myr</w:t>
+      </w:r>
+      <w:r>
+        <w:t>. Den lever i både barr- och blandskog liksom i ren lövskog. De tätaste populationerna tenderar att finnas i äldre, variationsrik blandskog med gott om död ved och gamla träd. Varje par utnyttjar 400–1000 hektar skog beroende på skogens kvalitet. Skogsbruk med korta omloppstider och täta, homogena ungskogar utgör det största hotet (SLU Artdatabanken, 2026).</w:t>
       </w:r>
     </w:p>
     <w:p>
       <w:r>
-        <w:t>Talltita föredrar större sammanhängande barrskogar, och finns såväl i tallskog som granskog och i lövblandad barrskog. Skogens struktur är viktig och ska helst vara flerskiktad med riklig underväxt av mindre granar, björk och andra lövträd och buskar. Tillgång på murknande högstubbar är särskilt viktig, eftersom talltitan helst själv hackar ut sitt bohål (SLU Artdatabanken, 2022).</w:t>
-      </w:r>
-    </w:p>
-    <w:p>
-      <w:r>
-        <w:t>Det finns flera studier som visar att talltita är känslig för gallring och inte överlever när dess livsmiljö kalavverkas (Eggers and Low, 2014; Griesser et al., 2007; Klein, 2020). Talltitans revir är förhållandevis stora, 10–20 hektar och arten missgynnas när skogen fragmenteras. Kalavverkning av större delar av reviret innebär att det överges (Artdatabanken, 2021).</w:t>
-      </w:r>
-    </w:p>
-    <w:p>
-      <w:r>
-        <w:t>Talltitan är synnerligen trogen sitt revir så länge paret lever och biotopen förblir intakt. Paret stannar i sitt revir året om. En förlust av ett revir har därför en stor inverkan på den lokala populationen och trakthyggesbruket anses vara orsak till den svenska populationens kraftiga minskning. Talltiteparets revirtrohet innebär att närhelst under året man observerar en adult talltita så ingår denna plats i reviret (Siffczyk et al., 2003; Ekman, 1979).</w:t>
+        <w:t>Spillkråka är en nyckelart i skogliga miljöer vars övergivna bohål utnyttjas av flera andra hålhäckande fågelarter och fladdermöss, däribland pärluggla (EN, §4), knipa (§4), salskrake (§4) och skogsduva (§4). Hökuggla (VU, §4) och slaguggla (§4) häckar ofta i högstubbar som brutits av i höjd med ett gammalt spillkråkebo (Skogsstyrelsen, 2016).</w:t>
       </w:r>
     </w:p>
     <w:p>
@@ -699,6 +1056,70 @@
         <w:pStyle w:val="Heading2"/>
       </w:pPr>
       <w:r>
+        <w:t>Referenser – spillkråka</w:t>
+      </w:r>
+    </w:p>
+    <w:p>
+      <w:r>
+        <w:t xml:space="preserve">Skogsstyrelsen, 2016. </w:t>
+      </w:r>
+      <w:r>
+        <w:rPr>
+          <w:i/>
+        </w:rPr>
+        <w:t xml:space="preserve">Vägledning för hänsyn till spillkråka. </w:t>
+      </w:r>
+      <w:r>
+        <w:t>Vägledningar och kunskapsstöd artskydd – Skogsstyrelsen.</w:t>
+      </w:r>
+    </w:p>
+    <w:p>
+      <w:r>
+        <w:t xml:space="preserve">SLU Artdatabanken, 2026. </w:t>
+      </w:r>
+      <w:r>
+        <w:rPr>
+          <w:i/>
+        </w:rPr>
+        <w:t xml:space="preserve">Artfaktablad. Naturvård – artfakta. </w:t>
+      </w:r>
+      <w:r>
+        <w:t>SLU Artdatabanken, Uppsala.</w:t>
+      </w:r>
+    </w:p>
+    <w:p>
+      <w:pPr>
+        <w:pStyle w:val="Heading1"/>
+      </w:pPr>
+      <w:r>
+        <w:t>Talltita – ekologi samt krav på livsmiljön</w:t>
+      </w:r>
+    </w:p>
+    <w:p>
+      <w:r>
+        <w:t>Talltita är rödlistad som NT, fridlyst och prioriterad art i Skogsvårdslagen. Den omfattas av EU:s fågeldirektiv. Arten har minskat kraftigt de senaste 30 åren och minskningstakten innevarande 10-årsperiod beräknas till 20 (10–30) % (SLU Artdatabanken, 2022).</w:t>
+      </w:r>
+    </w:p>
+    <w:p>
+      <w:r>
+        <w:t>Talltita föredrar större sammanhängande barrskogar, och finns såväl i tallskog som granskog och i lövblandad barrskog. Skogens struktur är viktig och ska helst vara flerskiktad med riklig underväxt av mindre granar, björk och andra lövträd och buskar. Tillgång på murknande högstubbar är särskilt viktig, eftersom talltitan helst själv hackar ut sitt bohål (SLU Artdatabanken, 2022).</w:t>
+      </w:r>
+    </w:p>
+    <w:p>
+      <w:r>
+        <w:t>Det finns flera studier som visar att talltita är känslig för gallring och inte överlever när dess livsmiljö kalavverkas (Eggers and Low, 2014; Griesser et al., 2007; Klein, 2020). Talltitans revir är förhållandevis stora, 10–20 hektar och arten missgynnas när skogen fragmenteras. Kalavverkning av större delar av reviret innebär att det överges (Artdatabanken, 2021).</w:t>
+      </w:r>
+    </w:p>
+    <w:p>
+      <w:r>
+        <w:t>Talltitan är synnerligen trogen sitt revir så länge paret lever och biotopen förblir intakt. Paret stannar i sitt revir året om. En förlust av ett revir har därför en stor inverkan på den lokala populationen och trakthyggesbruket anses vara orsak till den svenska populationens kraftiga minskning. Talltiteparets revirtrohet innebär att närhelst under året man observerar en adult talltita så ingår denna plats i reviret (Siffczyk et al., 2003; Ekman, 1979).</w:t>
+      </w:r>
+    </w:p>
+    <w:p>
+      <w:pPr>
+        <w:pStyle w:val="Heading2"/>
+      </w:pPr>
+      <w:r>
         <w:t>Referenser – talltita</w:t>
       </w:r>
     </w:p>
@@ -784,6 +1205,254 @@
       </w:r>
       <w:r>
         <w:t>SLU Artdatabanken, Uppsala</w:t>
+      </w:r>
+    </w:p>
+    <w:p>
+      <w:r>
+        <w:br w:type="page"/>
+      </w:r>
+    </w:p>
+    <w:p>
+      <w:pPr>
+        <w:pStyle w:val="Title"/>
+      </w:pPr>
+      <w:r>
+        <w:t>BILAGA 2 – EU:s art- och habitatdirektiv, fågeldirektiv och naturrestaureringsförordning</w:t>
+      </w:r>
+    </w:p>
+    <w:p>
+      <w:pPr>
+        <w:pStyle w:val="Heading2"/>
+      </w:pPr>
+      <w:r>
+        <w:t>Förenlighet med EU-direktiv</w:t>
+      </w:r>
+    </w:p>
+    <w:p>
+      <w:r>
+        <w:t>EU-direktiv är bindande för EU:s medlemsländer varvid det ankommer på Skogsstyrelsen som nationell tillsynsmyndighet att beakta syftet med EU:s art- och habitatdirektiv respektive fågeldirektiv vid prövningen av en skogsbruksverksamhet, se Rådets direktiv 92/43/EEG samt 2009/147/EG. Nationella regler som omfattas av ett EU-direktiv ska enligt fast rättspraxis tolkas i enlighet med direktivet, vilket medför en skyldighet för myndigheten att tolka bestämmelser i nationell rätt i ljuset av direktivets ordalydelse, sammanhang och de mål som eftersträvas med direktivet (se EU-domstolens dom i mål C 477/19).</w:t>
+      </w:r>
+    </w:p>
+    <w:p>
+      <w:r>
+        <w:t>EU:s medlemsstater åläggs i Artikel 3 i fågeldirektivet generella skyldigheter avseende skydd, bevarande och återställande av tillräckligt stora och varierande livsmiljöer för de fågelarter som omfattas av direktivet. Medlemsstaterna ska vidta de åtgärder som är nödvändiga för att bibehålla populationen av fågelarterna på en nivå som svarar särskilt mot ekologiska, vetenskapliga och kulturella behov, eller återupprätta populationen av dessa arter till en sådan nivå (se Europaparlamentets och rådets direktiv 2009/147/EG).</w:t>
+      </w:r>
+    </w:p>
+    <w:p>
+      <w:r>
+        <w:t>Åtgärder som vidtas i enlighet med art- och habitatdirektivet (92/43/EEG) ska enligt Artikel 2 syfta till att bibehålla eller återställa en gynnsam bevarandestatus hos livsmiljöer samt arter och vilda djur och växter av gemenskapsintresse. Enligt prejudikat från EU-domstolen ska en skogsbruksverksamhet utföras på ett sådant sätt som utgör ett förebyggande och hållbart skogsbruk för att betraktas som förenlig med bevarandekraven i direktivet (se EU-domstolens dom i de förenade målen C 473-19 och C 474-19).</w:t>
+      </w:r>
+    </w:p>
+    <w:p>
+      <w:r>
+        <w:t xml:space="preserve">Av artikel 1.e samma direktiv framgår att en livsmiljös bevarandestatus anses " gynnsam" när — dess naturliga utbredningsområde och de ytor den täcker inom detta område är stabila eller ökande, och — den särskilda struktur och de särskilda funktioner som är nödvändiga för att den skall kunna bibehållas på lång sikt finns, och sannolikt kommer att finnas under en överskådlig framtid, och — bevarandestatusen hos dess </w:t>
+      </w:r>
+      <w:r>
+        <w:rPr>
+          <w:b/>
+        </w:rPr>
+        <w:t>typiska arter</w:t>
+      </w:r>
+      <w:r>
+        <w:t xml:space="preserve"> är gynnsam enligt definitionen i artikel 1.i. Typiska arter används för att lokalisera områden med gynnsam bevarandestatus för de naturtyper som ingår i EU:s art- och habitatdirektiv.</w:t>
+      </w:r>
+    </w:p>
+    <w:p>
+      <w:r>
+        <w:t>Västlig taiga (EU-kod 9010) saknar gynnsam bevarandestatus och minskar starkt som naturtyp i Sverige. Naturvårdsverket skriver i sin vägledning för västlig taiga att dylika miljöer förutsätter normalt att skogarna skyddas långsiktigt, eftersom skogsbruk inte är förenligt med bevarande av naturtypen i gynnsamt tillstånd (Naturvårdsverket, 2011). Enligt Sveriges Artikel 17 rapportering 2013 och 2019 till EU, har naturtypen Västlig taiga (9010) dålig bevarandestatus med negativ trend inom Sveriges boreala region. Skogsbruksåtgärder som avverkning, röjning och gallring pekas ut som några av de främst bidragande orsakerna till naturtypens dåliga status och negativa trend (SLU Artdatabanken, 2019). I EU:s uppföljning av tillståndet för naturtyperna i Skandinavien 2013 – 2018 framgår det att i den boreala regionen är tillståndet så dåligt för Västlig taiga (9010) att habitatet löper allvarlig risk att försvinna regionalt (EEA, 2022). Det allvarliga läget för den biologiska mångfalden i skogen framhålls även i Skogsstyren rapport 2026/07:</w:t>
+      </w:r>
+    </w:p>
+    <w:p>
+      <w:r>
+        <w:rPr>
+          <w:i/>
+        </w:rPr>
+        <w:t>"All avverkning av kända skogliga värdekärnor och sannolika kontinuitetsskogar behöver upphöra för att fylla bristen om 1,56 miljoner hektar bevarad livsmiljötyp. På grund av begränsade kvarvarande arealer av värdekärnor, naturskogar och kontinuitetsskogar leder fortsatt förlust av dessa till en påtaglig risk för långsiktigt negativa effekter för biologisk mångfald i skogslandskapet. Att de återstående arealerna bevaras och ges ett långsiktigt skydd bedöms därför vara av avgörande betydelse."</w:t>
+      </w:r>
+      <w:r>
+        <w:t xml:space="preserve"> (Skogsstyrelsen, 2026).</w:t>
+      </w:r>
+    </w:p>
+    <w:p>
+      <w:pPr>
+        <w:pStyle w:val="Caption"/>
+      </w:pPr>
+      <w:r>
+        <w:drawing>
+          <wp:inline xmlns:a="http://schemas.openxmlformats.org/drawingml/2006/main" xmlns:pic="http://schemas.openxmlformats.org/drawingml/2006/picture">
+            <wp:extent cx="5486400" cy="2905862"/>
+            <wp:docPr id="2" name="Picture 2"/>
+            <wp:cNvGraphicFramePr>
+              <a:graphicFrameLocks noChangeAspect="1"/>
+            </wp:cNvGraphicFramePr>
+            <a:graphic>
+              <a:graphicData uri="http://schemas.openxmlformats.org/drawingml/2006/picture">
+                <pic:pic>
+                  <pic:nvPicPr>
+                    <pic:cNvPr id="0" name="uppföljning av västlig taiga.jpeg"/>
+                    <pic:cNvPicPr/>
+                  </pic:nvPicPr>
+                  <pic:blipFill>
+                    <a:blip r:embed="rId17"/>
+                    <a:stretch>
+                      <a:fillRect/>
+                    </a:stretch>
+                  </pic:blipFill>
+                  <pic:spPr>
+                    <a:xfrm>
+                      <a:off x="0" y="0"/>
+                      <a:ext cx="5486400" cy="2905862"/>
+                    </a:xfrm>
+                    <a:prstGeom prst="rect"/>
+                  </pic:spPr>
+                </pic:pic>
+              </a:graphicData>
+            </a:graphic>
+          </wp:inline>
+        </w:drawing>
+      </w:r>
+    </w:p>
+    <w:p>
+      <w:pPr>
+        <w:pStyle w:val="Caption"/>
+      </w:pPr>
+      <w:r>
+        <w:t>EU:s uppföljning av tillståndet för naturtypen Västlig taiga 9010 i Skandinavien 2013 - 2018. Av kartan framgår det att i den boreala regionen är tillståndet så dåligt (röd färg) att habitatet löper allvarlig risk att försvinna regionalt. Källa: European Environment Agency. https:// eunis.eea.europoa.eu/habitats/10176.</w:t>
+      </w:r>
+    </w:p>
+    <w:p>
+      <w:r>
+        <w:t>Trots det allvarliga läget har statusen för Västlig taiga ändrats till otillräcklig i stället för dålig i den senaste Artikel 17 rapporteringen 2025. Av Naturvårdsverkets rapport framgår det dock att de ändrade statusbedömningarna jämfört med rapporteringen 2019 inte beror på faktiska miljöförändringar. Ändringarna är av teknisk karaktär och främst en följd av resultaten från genomförda regeringsuppdrag och beslut inför rapporteringen 2025. Det är alltså politisk styrning i stället för faktiska förhållanden i naturen som ändrat på naturtypernas status i rapporteringen, vilket rimmar dåligt med såväl art- och habitatdirektivets syften och mål som med naturrestaureringsförordningen. I praktiken har dock Sveriges nya sätt att rapportera bevarandestatus till EU inte någon betydelse eftersom Naturvårdsverkets rapportering 2025 visar att Västlig taiga inte har gynnsam bevarandestatus.</w:t>
+      </w:r>
+    </w:p>
+    <w:p>
+      <w:pPr>
+        <w:pStyle w:val="Heading2"/>
+      </w:pPr>
+      <w:r>
+        <w:t>EU:s naturrestaureringsförordning</w:t>
+      </w:r>
+    </w:p>
+    <w:p>
+      <w:r>
+        <w:t>Enligt EU:s naturrestaureringsförordning (EU 2024/1991) ska minst 20 % av landområden och minst 20 % av havsarealen vara restaurerad senast 2030, samt alla ekosystem som är i behov av restaurering senast 2050. Det framgår också av förordningen att det är viktigt att livsmiljötyperna inte försämras innan eller efter att restaureringar genomförts, se exempelvis punkt 37 förordningen.</w:t>
+      </w:r>
+    </w:p>
+    <w:p>
+      <w:r>
+        <w:t>”</w:t>
+      </w:r>
+      <w:r>
+        <w:rPr>
+          <w:i/>
+        </w:rPr>
+        <w:t>Det är viktigt att medlemsstaterna vidtar åtgärder som syftar till att säkerställa att tillståndet för områden som täcks av livsmiljötyper som omfattas av denna förordning och som omfattas av restaureringsåtgärder uppvisar en kontinuerlig förbättring till dess att de uppnår ett gott tillstånd, och att medlemsstaterna vidtar åtgärder som syftar till att säkerställa att dessa livsmiljötyper, när de har uppnått ett gott tillstånd, inte försämras avsevärt, så att det långsiktiga bibehållandet eller uppnåendet av gott tillstånd inte äventyras. (..) Det är också viktigt att medlemsstaterna anstränger sig för att förhindra avsevärd försämring av områden som täcks av sådana livsmiljötyper som antingen redan är i gott skick eller som inte är i gott skick men ännu inte omfattas av restaureringsåtgärder.”</w:t>
+      </w:r>
+    </w:p>
+    <w:p>
+      <w:r>
+        <w:rPr>
+          <w:b/>
+          <w:i/>
+        </w:rPr>
+        <w:t>Artikel 4(12):</w:t>
+      </w:r>
+    </w:p>
+    <w:p>
+      <w:r>
+        <w:rPr>
+          <w:i/>
+        </w:rPr>
+        <w:t>Utan att det påverkar tillämpningen av direktiv 92/43/EEG ska medlemsstaterna, senast den dag då deras nationella restaureringsplaner offentliggörs i enlighet med artikel 17.6 i denna förordning, eftersträva att genomföra de åtgärder som krävs för att förhindra avsevärd försämring av områden där de livsmiljötyper som förtecknas i bilaga I till denna förordning förekommer och som är i gott tillstånd eller som krävs för att uppnå de restaureringsmål som anges i punkt 17 i den här artikeln.</w:t>
+      </w:r>
+    </w:p>
+    <w:p>
+      <w:r>
+        <w:rPr>
+          <w:b/>
+          <w:i/>
+        </w:rPr>
+        <w:t>Artikel 4 (17).   Medlemsstaterna ska säkerställa</w:t>
+      </w:r>
+    </w:p>
+    <w:p>
+      <w:r>
+        <w:rPr>
+          <w:i/>
+        </w:rPr>
+        <w:t>a) en ökning av arealen i gott tillstånd för de livsmiljötyper som förtecknas i bilaga I till dess att minst 90 % är i gott tillstånd och till dess att den gynnsamma referensarealen för varje livsmiljötyp i varje biogeografisk region inom den berörda medlemsstaten har uppnåtts.</w:t>
+      </w:r>
+    </w:p>
+    <w:p>
+      <w:r>
+        <w:t>Referenser</w:t>
+      </w:r>
+    </w:p>
+    <w:p>
+      <w:r>
+        <w:t xml:space="preserve">EEA European Environment Agency, 2022. </w:t>
+      </w:r>
+      <w:r>
+        <w:rPr>
+          <w:i/>
+        </w:rPr>
+        <w:t xml:space="preserve">Western taiga – Conservation status 2013-2018. </w:t>
+      </w:r>
+      <w:r>
+        <w:t>https:// eunis.eea.europoa.eu/habitats/10176.</w:t>
+      </w:r>
+    </w:p>
+    <w:p>
+      <w:r>
+        <w:t>EU-domstolens dom av den 2 juli 2020 i målet C 477/19 (Europeisk hamster) p. 23.</w:t>
+      </w:r>
+    </w:p>
+    <w:p>
+      <w:r>
+        <w:t>EU-domstolens dom av den 4 mars 2021 i de förenade målen C 473-19 och C 474-19 (Skydda skogen) p. 70 och 76.</w:t>
+      </w:r>
+    </w:p>
+    <w:p>
+      <w:r>
+        <w:t>Europaparlamentets och rådets direktiv 2009/147/EG av den 30 november 2009 om bevarande av vilda fåglar.</w:t>
+      </w:r>
+    </w:p>
+    <w:p>
+      <w:r>
+        <w:t>EUROPAPARLAMENTETS OCH RÅDETS FÖRORDNING (EU) 2024/1991 av den 24 juni 2024 om restaurering av natur och om ändring av förordning (EU) 2022/869.</w:t>
+      </w:r>
+    </w:p>
+    <w:p>
+      <w:r>
+        <w:t>Rådets direktiv 92/43/EEG av den 21 mj 1992 om bevarande av livsmiljöer samt vilda djur och växter.</w:t>
+      </w:r>
+    </w:p>
+    <w:p>
+      <w:r>
+        <w:t xml:space="preserve">Skogsstyrelsen, 2026. </w:t>
+      </w:r>
+      <w:r>
+        <w:rPr>
+          <w:i/>
+        </w:rPr>
+        <w:t>Biologisk mångfald i skogen.</w:t>
+      </w:r>
+      <w:r>
+        <w:t xml:space="preserve"> Rapport 2026/07.</w:t>
+      </w:r>
+    </w:p>
+    <w:p>
+      <w:r>
+        <w:t xml:space="preserve">SLU Artdatabanken, 2019. </w:t>
+      </w:r>
+      <w:r>
+        <w:rPr>
+          <w:i/>
+        </w:rPr>
+        <w:t>Sveriges arter och naturtyper i EU:s art- och habitatdirektiv.</w:t>
+      </w:r>
+      <w:r>
+        <w:t xml:space="preserve"> Resultat från rapportering 2019 till EU av bevarandestatus 2013-2018.</w:t>
       </w:r>
     </w:p>
     <w:sectPr>
@@ -804,7 +1473,7 @@
 </file>
 
 <file path=word/endnotes.xml><?xml version="1.0" encoding="utf-8"?>
-<w:endnotes xmlns:wpc="http://schemas.microsoft.com/office/word/2010/wordprocessingCanvas" xmlns:cx="http://schemas.microsoft.com/office/drawing/2014/chartex" xmlns:cx1="http://schemas.microsoft.com/office/drawing/2015/9/8/chartex" xmlns:cx2="http://schemas.microsoft.com/office/drawing/2015/10/21/chartex" xmlns:cx3="http://schemas.microsoft.com/office/drawing/2016/5/9/chartex" xmlns:cx4="http://schemas.microsoft.com/office/drawing/2016/5/10/chartex" xmlns:cx5="http://schemas.microsoft.com/office/drawing/2016/5/11/chartex" xmlns:cx6="http://schemas.microsoft.com/office/drawing/2016/5/12/chartex" xmlns:cx7="http://schemas.microsoft.com/office/drawing/2016/5/13/chartex" xmlns:cx8="http://schemas.microsoft.com/office/drawing/2016/5/14/chartex" xmlns:mc="http://schemas.openxmlformats.org/markup-compatibility/2006" xmlns:aink="http://schemas.microsoft.com/office/drawing/2016/ink" xmlns:am3d="http://schemas.microsoft.com/office/drawing/2017/model3d" xmlns:o="urn:schemas-microsoft-com:office:office" xmlns:oel="http://schemas.microsoft.com/office/2019/extlst" xmlns:r="http://schemas.openxmlformats.org/officeDocument/2006/relationships" xmlns:m="http://schemas.openxmlformats.org/officeDocument/2006/math" xmlns:v="urn:schemas-microsoft-com:vml" xmlns:wp14="http://schemas.microsoft.com/office/word/2010/wordprocessingDrawing" xmlns:wp="http://schemas.openxmlformats.org/drawingml/2006/wordprocessingDrawing" xmlns:w10="urn:schemas-microsoft-com:office:word" xmlns:w="http://schemas.openxmlformats.org/wordprocessingml/2006/main" xmlns:w14="http://schemas.microsoft.com/office/word/2010/wordml" xmlns:w15="http://schemas.microsoft.com/office/word/2012/wordml" xmlns:w16cex="http://schemas.microsoft.com/office/word/2018/wordml/cex" xmlns:w16cid="http://schemas.microsoft.com/office/word/2016/wordml/cid" xmlns:w16="http://schemas.microsoft.com/office/word/2018/wordml" xmlns:w16sdtdh="http://schemas.microsoft.com/office/word/2020/wordml/sdtdatahash" xmlns:w16se="http://schemas.microsoft.com/office/word/2015/wordml/symex" xmlns:wpg="http://schemas.microsoft.com/office/word/2010/wordprocessingGroup" xmlns:wpi="http://schemas.microsoft.com/office/word/2010/wordprocessingInk" xmlns:wne="http://schemas.microsoft.com/office/word/2006/wordml" xmlns:wps="http://schemas.microsoft.com/office/word/2010/wordprocessingShape" mc:Ignorable="w14 w15 w16se w16cid w16 w16cex w16sdtdh wp14">
+<w:endnotes xmlns:wpc="http://schemas.microsoft.com/office/word/2010/wordprocessingCanvas" xmlns:cx="http://schemas.microsoft.com/office/drawing/2014/chartex" xmlns:cx1="http://schemas.microsoft.com/office/drawing/2015/9/8/chartex" xmlns:cx2="http://schemas.microsoft.com/office/drawing/2015/10/21/chartex" xmlns:cx3="http://schemas.microsoft.com/office/drawing/2016/5/9/chartex" xmlns:cx4="http://schemas.microsoft.com/office/drawing/2016/5/10/chartex" xmlns:cx5="http://schemas.microsoft.com/office/drawing/2016/5/11/chartex" xmlns:cx6="http://schemas.microsoft.com/office/drawing/2016/5/12/chartex" xmlns:cx7="http://schemas.microsoft.com/office/drawing/2016/5/13/chartex" xmlns:cx8="http://schemas.microsoft.com/office/drawing/2016/5/14/chartex" xmlns:mc="http://schemas.openxmlformats.org/markup-compatibility/2006" xmlns:aink="http://schemas.microsoft.com/office/drawing/2016/ink" xmlns:am3d="http://schemas.microsoft.com/office/drawing/2017/model3d" xmlns:o="urn:schemas-microsoft-com:office:office" xmlns:oel="http://schemas.microsoft.com/office/2019/extlst" xmlns:r="http://schemas.openxmlformats.org/officeDocument/2006/relationships" xmlns:m="http://schemas.openxmlformats.org/officeDocument/2006/math" xmlns:v="urn:schemas-microsoft-com:vml" xmlns:wp14="http://schemas.microsoft.com/office/word/2010/wordprocessingDrawing" xmlns:wp="http://schemas.openxmlformats.org/drawingml/2006/wordprocessingDrawing" xmlns:w10="urn:schemas-microsoft-com:office:word" xmlns:w="http://schemas.openxmlformats.org/wordprocessingml/2006/main" xmlns:w14="http://schemas.microsoft.com/office/word/2010/wordml" xmlns:w15="http://schemas.microsoft.com/office/word/2012/wordml" xmlns:w16cex="http://schemas.microsoft.com/office/word/2018/wordml/cex" xmlns:w16cid="http://schemas.microsoft.com/office/word/2016/wordml/cid" xmlns:w16="http://schemas.microsoft.com/office/word/2018/wordml" xmlns:w16du="http://schemas.microsoft.com/office/word/2023/wordml/word16du" xmlns:w16sdtdh="http://schemas.microsoft.com/office/word/2020/wordml/sdtdatahash" xmlns:w16sdtfl="http://schemas.microsoft.com/office/word/2024/wordml/sdtformatlock" xmlns:w16se="http://schemas.microsoft.com/office/word/2015/wordml/symex" xmlns:wpg="http://schemas.microsoft.com/office/word/2010/wordprocessingGroup" xmlns:wpi="http://schemas.microsoft.com/office/word/2010/wordprocessingInk" xmlns:wne="http://schemas.microsoft.com/office/word/2006/wordml" xmlns:wps="http://schemas.microsoft.com/office/word/2010/wordprocessingShape" mc:Ignorable="w14 w15 w16se w16cid w16 w16cex w16sdtdh w16sdtfl w16du wp14">
   <w:endnote w:type="separator" w:id="-1">
     <w:p>
       <w:pPr>
@@ -829,7 +1498,7 @@
 </file>
 
 <file path=word/footer1.xml><?xml version="1.0" encoding="utf-8"?>
-<w:ftr xmlns:wpc="http://schemas.microsoft.com/office/word/2010/wordprocessingCanvas" xmlns:cx="http://schemas.microsoft.com/office/drawing/2014/chartex" xmlns:cx1="http://schemas.microsoft.com/office/drawing/2015/9/8/chartex" xmlns:cx2="http://schemas.microsoft.com/office/drawing/2015/10/21/chartex" xmlns:cx3="http://schemas.microsoft.com/office/drawing/2016/5/9/chartex" xmlns:cx4="http://schemas.microsoft.com/office/drawing/2016/5/10/chartex" xmlns:cx5="http://schemas.microsoft.com/office/drawing/2016/5/11/chartex" xmlns:cx6="http://schemas.microsoft.com/office/drawing/2016/5/12/chartex" xmlns:cx7="http://schemas.microsoft.com/office/drawing/2016/5/13/chartex" xmlns:cx8="http://schemas.microsoft.com/office/drawing/2016/5/14/chartex" xmlns:mc="http://schemas.openxmlformats.org/markup-compatibility/2006" xmlns:aink="http://schemas.microsoft.com/office/drawing/2016/ink" xmlns:am3d="http://schemas.microsoft.com/office/drawing/2017/model3d" xmlns:o="urn:schemas-microsoft-com:office:office" xmlns:oel="http://schemas.microsoft.com/office/2019/extlst" xmlns:r="http://schemas.openxmlformats.org/officeDocument/2006/relationships" xmlns:m="http://schemas.openxmlformats.org/officeDocument/2006/math" xmlns:v="urn:schemas-microsoft-com:vml" xmlns:wp14="http://schemas.microsoft.com/office/word/2010/wordprocessingDrawing" xmlns:wp="http://schemas.openxmlformats.org/drawingml/2006/wordprocessingDrawing" xmlns:w10="urn:schemas-microsoft-com:office:word" xmlns:w="http://schemas.openxmlformats.org/wordprocessingml/2006/main" xmlns:w14="http://schemas.microsoft.com/office/word/2010/wordml" xmlns:w15="http://schemas.microsoft.com/office/word/2012/wordml" xmlns:w16cex="http://schemas.microsoft.com/office/word/2018/wordml/cex" xmlns:w16cid="http://schemas.microsoft.com/office/word/2016/wordml/cid" xmlns:w16="http://schemas.microsoft.com/office/word/2018/wordml" xmlns:w16sdtdh="http://schemas.microsoft.com/office/word/2020/wordml/sdtdatahash" xmlns:w16se="http://schemas.microsoft.com/office/word/2015/wordml/symex" xmlns:wpg="http://schemas.microsoft.com/office/word/2010/wordprocessingGroup" xmlns:wpi="http://schemas.microsoft.com/office/word/2010/wordprocessingInk" xmlns:wne="http://schemas.microsoft.com/office/word/2006/wordml" xmlns:wps="http://schemas.microsoft.com/office/word/2010/wordprocessingShape" mc:Ignorable="w14 w15 w16se w16cid w16 w16cex w16sdtdh wp14">
+<w:ftr xmlns:wpc="http://schemas.microsoft.com/office/word/2010/wordprocessingCanvas" xmlns:cx="http://schemas.microsoft.com/office/drawing/2014/chartex" xmlns:cx1="http://schemas.microsoft.com/office/drawing/2015/9/8/chartex" xmlns:cx2="http://schemas.microsoft.com/office/drawing/2015/10/21/chartex" xmlns:cx3="http://schemas.microsoft.com/office/drawing/2016/5/9/chartex" xmlns:cx4="http://schemas.microsoft.com/office/drawing/2016/5/10/chartex" xmlns:cx5="http://schemas.microsoft.com/office/drawing/2016/5/11/chartex" xmlns:cx6="http://schemas.microsoft.com/office/drawing/2016/5/12/chartex" xmlns:cx7="http://schemas.microsoft.com/office/drawing/2016/5/13/chartex" xmlns:cx8="http://schemas.microsoft.com/office/drawing/2016/5/14/chartex" xmlns:mc="http://schemas.openxmlformats.org/markup-compatibility/2006" xmlns:aink="http://schemas.microsoft.com/office/drawing/2016/ink" xmlns:am3d="http://schemas.microsoft.com/office/drawing/2017/model3d" xmlns:o="urn:schemas-microsoft-com:office:office" xmlns:oel="http://schemas.microsoft.com/office/2019/extlst" xmlns:r="http://schemas.openxmlformats.org/officeDocument/2006/relationships" xmlns:m="http://schemas.openxmlformats.org/officeDocument/2006/math" xmlns:v="urn:schemas-microsoft-com:vml" xmlns:wp14="http://schemas.microsoft.com/office/word/2010/wordprocessingDrawing" xmlns:wp="http://schemas.openxmlformats.org/drawingml/2006/wordprocessingDrawing" xmlns:w10="urn:schemas-microsoft-com:office:word" xmlns:w="http://schemas.openxmlformats.org/wordprocessingml/2006/main" xmlns:w14="http://schemas.microsoft.com/office/word/2010/wordml" xmlns:w15="http://schemas.microsoft.com/office/word/2012/wordml" xmlns:w16cex="http://schemas.microsoft.com/office/word/2018/wordml/cex" xmlns:w16cid="http://schemas.microsoft.com/office/word/2016/wordml/cid" xmlns:w16="http://schemas.microsoft.com/office/word/2018/wordml" xmlns:w16du="http://schemas.microsoft.com/office/word/2023/wordml/word16du" xmlns:w16sdtdh="http://schemas.microsoft.com/office/word/2020/wordml/sdtdatahash" xmlns:w16sdtfl="http://schemas.microsoft.com/office/word/2024/wordml/sdtformatlock" xmlns:w16se="http://schemas.microsoft.com/office/word/2015/wordml/symex" xmlns:wpg="http://schemas.microsoft.com/office/word/2010/wordprocessingGroup" xmlns:wpi="http://schemas.microsoft.com/office/word/2010/wordprocessingInk" xmlns:wne="http://schemas.microsoft.com/office/word/2006/wordml" xmlns:wps="http://schemas.microsoft.com/office/word/2010/wordprocessingShape" mc:Ignorable="w14 w15 w16se w16cid w16 w16cex w16sdtdh w16sdtfl w16du wp14">
   <w:p>
     <w:pPr>
       <w:pStyle w:val="Footer"/>
@@ -839,7 +1508,7 @@
 </file>
 
 <file path=word/footer2.xml><?xml version="1.0" encoding="utf-8"?>
-<w:ftr xmlns:wpc="http://schemas.microsoft.com/office/word/2010/wordprocessingCanvas" xmlns:cx="http://schemas.microsoft.com/office/drawing/2014/chartex" xmlns:cx1="http://schemas.microsoft.com/office/drawing/2015/9/8/chartex" xmlns:cx2="http://schemas.microsoft.com/office/drawing/2015/10/21/chartex" xmlns:cx3="http://schemas.microsoft.com/office/drawing/2016/5/9/chartex" xmlns:cx4="http://schemas.microsoft.com/office/drawing/2016/5/10/chartex" xmlns:cx5="http://schemas.microsoft.com/office/drawing/2016/5/11/chartex" xmlns:cx6="http://schemas.microsoft.com/office/drawing/2016/5/12/chartex" xmlns:cx7="http://schemas.microsoft.com/office/drawing/2016/5/13/chartex" xmlns:cx8="http://schemas.microsoft.com/office/drawing/2016/5/14/chartex" xmlns:mc="http://schemas.openxmlformats.org/markup-compatibility/2006" xmlns:aink="http://schemas.microsoft.com/office/drawing/2016/ink" xmlns:am3d="http://schemas.microsoft.com/office/drawing/2017/model3d" xmlns:o="urn:schemas-microsoft-com:office:office" xmlns:oel="http://schemas.microsoft.com/office/2019/extlst" xmlns:r="http://schemas.openxmlformats.org/officeDocument/2006/relationships" xmlns:m="http://schemas.openxmlformats.org/officeDocument/2006/math" xmlns:v="urn:schemas-microsoft-com:vml" xmlns:wp14="http://schemas.microsoft.com/office/word/2010/wordprocessingDrawing" xmlns:wp="http://schemas.openxmlformats.org/drawingml/2006/wordprocessingDrawing" xmlns:w10="urn:schemas-microsoft-com:office:word" xmlns:w="http://schemas.openxmlformats.org/wordprocessingml/2006/main" xmlns:w14="http://schemas.microsoft.com/office/word/2010/wordml" xmlns:w15="http://schemas.microsoft.com/office/word/2012/wordml" xmlns:w16cex="http://schemas.microsoft.com/office/word/2018/wordml/cex" xmlns:w16cid="http://schemas.microsoft.com/office/word/2016/wordml/cid" xmlns:w16="http://schemas.microsoft.com/office/word/2018/wordml" xmlns:w16sdtdh="http://schemas.microsoft.com/office/word/2020/wordml/sdtdatahash" xmlns:w16se="http://schemas.microsoft.com/office/word/2015/wordml/symex" xmlns:wpg="http://schemas.microsoft.com/office/word/2010/wordprocessingGroup" xmlns:wpi="http://schemas.microsoft.com/office/word/2010/wordprocessingInk" xmlns:wne="http://schemas.microsoft.com/office/word/2006/wordml" xmlns:wps="http://schemas.microsoft.com/office/word/2010/wordprocessingShape" mc:Ignorable="w14 w15 w16se w16cid w16 w16cex w16sdtdh wp14">
+<w:ftr xmlns:wpc="http://schemas.microsoft.com/office/word/2010/wordprocessingCanvas" xmlns:cx="http://schemas.microsoft.com/office/drawing/2014/chartex" xmlns:cx1="http://schemas.microsoft.com/office/drawing/2015/9/8/chartex" xmlns:cx2="http://schemas.microsoft.com/office/drawing/2015/10/21/chartex" xmlns:cx3="http://schemas.microsoft.com/office/drawing/2016/5/9/chartex" xmlns:cx4="http://schemas.microsoft.com/office/drawing/2016/5/10/chartex" xmlns:cx5="http://schemas.microsoft.com/office/drawing/2016/5/11/chartex" xmlns:cx6="http://schemas.microsoft.com/office/drawing/2016/5/12/chartex" xmlns:cx7="http://schemas.microsoft.com/office/drawing/2016/5/13/chartex" xmlns:cx8="http://schemas.microsoft.com/office/drawing/2016/5/14/chartex" xmlns:mc="http://schemas.openxmlformats.org/markup-compatibility/2006" xmlns:aink="http://schemas.microsoft.com/office/drawing/2016/ink" xmlns:am3d="http://schemas.microsoft.com/office/drawing/2017/model3d" xmlns:o="urn:schemas-microsoft-com:office:office" xmlns:oel="http://schemas.microsoft.com/office/2019/extlst" xmlns:r="http://schemas.openxmlformats.org/officeDocument/2006/relationships" xmlns:m="http://schemas.openxmlformats.org/officeDocument/2006/math" xmlns:v="urn:schemas-microsoft-com:vml" xmlns:wp14="http://schemas.microsoft.com/office/word/2010/wordprocessingDrawing" xmlns:wp="http://schemas.openxmlformats.org/drawingml/2006/wordprocessingDrawing" xmlns:w10="urn:schemas-microsoft-com:office:word" xmlns:w="http://schemas.openxmlformats.org/wordprocessingml/2006/main" xmlns:w14="http://schemas.microsoft.com/office/word/2010/wordml" xmlns:w15="http://schemas.microsoft.com/office/word/2012/wordml" xmlns:w16cex="http://schemas.microsoft.com/office/word/2018/wordml/cex" xmlns:w16cid="http://schemas.microsoft.com/office/word/2016/wordml/cid" xmlns:w16="http://schemas.microsoft.com/office/word/2018/wordml" xmlns:w16du="http://schemas.microsoft.com/office/word/2023/wordml/word16du" xmlns:w16sdtdh="http://schemas.microsoft.com/office/word/2020/wordml/sdtdatahash" xmlns:w16sdtfl="http://schemas.microsoft.com/office/word/2024/wordml/sdtformatlock" xmlns:w16se="http://schemas.microsoft.com/office/word/2015/wordml/symex" xmlns:wpg="http://schemas.microsoft.com/office/word/2010/wordprocessingGroup" xmlns:wpi="http://schemas.microsoft.com/office/word/2010/wordprocessingInk" xmlns:wne="http://schemas.microsoft.com/office/word/2006/wordml" xmlns:wps="http://schemas.microsoft.com/office/word/2010/wordprocessingShape" mc:Ignorable="w14 w15 w16se w16cid w16 w16cex w16sdtdh w16sdtfl w16du wp14">
   <w:p>
     <w:pPr>
       <w:pStyle w:val="Footer"/>
@@ -849,7 +1518,7 @@
 </file>
 
 <file path=word/footer3.xml><?xml version="1.0" encoding="utf-8"?>
-<w:ftr xmlns:wpc="http://schemas.microsoft.com/office/word/2010/wordprocessingCanvas" xmlns:cx="http://schemas.microsoft.com/office/drawing/2014/chartex" xmlns:cx1="http://schemas.microsoft.com/office/drawing/2015/9/8/chartex" xmlns:cx2="http://schemas.microsoft.com/office/drawing/2015/10/21/chartex" xmlns:cx3="http://schemas.microsoft.com/office/drawing/2016/5/9/chartex" xmlns:cx4="http://schemas.microsoft.com/office/drawing/2016/5/10/chartex" xmlns:cx5="http://schemas.microsoft.com/office/drawing/2016/5/11/chartex" xmlns:cx6="http://schemas.microsoft.com/office/drawing/2016/5/12/chartex" xmlns:cx7="http://schemas.microsoft.com/office/drawing/2016/5/13/chartex" xmlns:cx8="http://schemas.microsoft.com/office/drawing/2016/5/14/chartex" xmlns:mc="http://schemas.openxmlformats.org/markup-compatibility/2006" xmlns:aink="http://schemas.microsoft.com/office/drawing/2016/ink" xmlns:am3d="http://schemas.microsoft.com/office/drawing/2017/model3d" xmlns:o="urn:schemas-microsoft-com:office:office" xmlns:oel="http://schemas.microsoft.com/office/2019/extlst" xmlns:r="http://schemas.openxmlformats.org/officeDocument/2006/relationships" xmlns:m="http://schemas.openxmlformats.org/officeDocument/2006/math" xmlns:v="urn:schemas-microsoft-com:vml" xmlns:wp14="http://schemas.microsoft.com/office/word/2010/wordprocessingDrawing" xmlns:wp="http://schemas.openxmlformats.org/drawingml/2006/wordprocessingDrawing" xmlns:w10="urn:schemas-microsoft-com:office:word" xmlns:w="http://schemas.openxmlformats.org/wordprocessingml/2006/main" xmlns:w14="http://schemas.microsoft.com/office/word/2010/wordml" xmlns:w15="http://schemas.microsoft.com/office/word/2012/wordml" xmlns:w16cex="http://schemas.microsoft.com/office/word/2018/wordml/cex" xmlns:w16cid="http://schemas.microsoft.com/office/word/2016/wordml/cid" xmlns:w16="http://schemas.microsoft.com/office/word/2018/wordml" xmlns:w16sdtdh="http://schemas.microsoft.com/office/word/2020/wordml/sdtdatahash" xmlns:w16se="http://schemas.microsoft.com/office/word/2015/wordml/symex" xmlns:wpg="http://schemas.microsoft.com/office/word/2010/wordprocessingGroup" xmlns:wpi="http://schemas.microsoft.com/office/word/2010/wordprocessingInk" xmlns:wne="http://schemas.microsoft.com/office/word/2006/wordml" xmlns:wps="http://schemas.microsoft.com/office/word/2010/wordprocessingShape" mc:Ignorable="w14 w15 w16se w16cid w16 w16cex w16sdtdh wp14">
+<w:ftr xmlns:wpc="http://schemas.microsoft.com/office/word/2010/wordprocessingCanvas" xmlns:cx="http://schemas.microsoft.com/office/drawing/2014/chartex" xmlns:cx1="http://schemas.microsoft.com/office/drawing/2015/9/8/chartex" xmlns:cx2="http://schemas.microsoft.com/office/drawing/2015/10/21/chartex" xmlns:cx3="http://schemas.microsoft.com/office/drawing/2016/5/9/chartex" xmlns:cx4="http://schemas.microsoft.com/office/drawing/2016/5/10/chartex" xmlns:cx5="http://schemas.microsoft.com/office/drawing/2016/5/11/chartex" xmlns:cx6="http://schemas.microsoft.com/office/drawing/2016/5/12/chartex" xmlns:cx7="http://schemas.microsoft.com/office/drawing/2016/5/13/chartex" xmlns:cx8="http://schemas.microsoft.com/office/drawing/2016/5/14/chartex" xmlns:mc="http://schemas.openxmlformats.org/markup-compatibility/2006" xmlns:aink="http://schemas.microsoft.com/office/drawing/2016/ink" xmlns:am3d="http://schemas.microsoft.com/office/drawing/2017/model3d" xmlns:o="urn:schemas-microsoft-com:office:office" xmlns:oel="http://schemas.microsoft.com/office/2019/extlst" xmlns:r="http://schemas.openxmlformats.org/officeDocument/2006/relationships" xmlns:m="http://schemas.openxmlformats.org/officeDocument/2006/math" xmlns:v="urn:schemas-microsoft-com:vml" xmlns:wp14="http://schemas.microsoft.com/office/word/2010/wordprocessingDrawing" xmlns:wp="http://schemas.openxmlformats.org/drawingml/2006/wordprocessingDrawing" xmlns:w10="urn:schemas-microsoft-com:office:word" xmlns:w="http://schemas.openxmlformats.org/wordprocessingml/2006/main" xmlns:w14="http://schemas.microsoft.com/office/word/2010/wordml" xmlns:w15="http://schemas.microsoft.com/office/word/2012/wordml" xmlns:w16cex="http://schemas.microsoft.com/office/word/2018/wordml/cex" xmlns:w16cid="http://schemas.microsoft.com/office/word/2016/wordml/cid" xmlns:w16="http://schemas.microsoft.com/office/word/2018/wordml" xmlns:w16du="http://schemas.microsoft.com/office/word/2023/wordml/word16du" xmlns:w16sdtdh="http://schemas.microsoft.com/office/word/2020/wordml/sdtdatahash" xmlns:w16sdtfl="http://schemas.microsoft.com/office/word/2024/wordml/sdtformatlock" xmlns:w16se="http://schemas.microsoft.com/office/word/2015/wordml/symex" xmlns:wpg="http://schemas.microsoft.com/office/word/2010/wordprocessingGroup" xmlns:wpi="http://schemas.microsoft.com/office/word/2010/wordprocessingInk" xmlns:wne="http://schemas.microsoft.com/office/word/2006/wordml" xmlns:wps="http://schemas.microsoft.com/office/word/2010/wordprocessingShape" mc:Ignorable="w14 w15 w16se w16cid w16 w16cex w16sdtdh w16sdtfl w16du wp14">
   <w:p>
     <w:pPr>
       <w:pStyle w:val="Footer"/>
@@ -859,7 +1528,7 @@
 </file>
 
 <file path=word/footnotes.xml><?xml version="1.0" encoding="utf-8"?>
-<w:footnotes xmlns:wpc="http://schemas.microsoft.com/office/word/2010/wordprocessingCanvas" xmlns:cx="http://schemas.microsoft.com/office/drawing/2014/chartex" xmlns:cx1="http://schemas.microsoft.com/office/drawing/2015/9/8/chartex" xmlns:cx2="http://schemas.microsoft.com/office/drawing/2015/10/21/chartex" xmlns:cx3="http://schemas.microsoft.com/office/drawing/2016/5/9/chartex" xmlns:cx4="http://schemas.microsoft.com/office/drawing/2016/5/10/chartex" xmlns:cx5="http://schemas.microsoft.com/office/drawing/2016/5/11/chartex" xmlns:cx6="http://schemas.microsoft.com/office/drawing/2016/5/12/chartex" xmlns:cx7="http://schemas.microsoft.com/office/drawing/2016/5/13/chartex" xmlns:cx8="http://schemas.microsoft.com/office/drawing/2016/5/14/chartex" xmlns:mc="http://schemas.openxmlformats.org/markup-compatibility/2006" xmlns:aink="http://schemas.microsoft.com/office/drawing/2016/ink" xmlns:am3d="http://schemas.microsoft.com/office/drawing/2017/model3d" xmlns:o="urn:schemas-microsoft-com:office:office" xmlns:oel="http://schemas.microsoft.com/office/2019/extlst" xmlns:r="http://schemas.openxmlformats.org/officeDocument/2006/relationships" xmlns:m="http://schemas.openxmlformats.org/officeDocument/2006/math" xmlns:v="urn:schemas-microsoft-com:vml" xmlns:wp14="http://schemas.microsoft.com/office/word/2010/wordprocessingDrawing" xmlns:wp="http://schemas.openxmlformats.org/drawingml/2006/wordprocessingDrawing" xmlns:w10="urn:schemas-microsoft-com:office:word" xmlns:w="http://schemas.openxmlformats.org/wordprocessingml/2006/main" xmlns:w14="http://schemas.microsoft.com/office/word/2010/wordml" xmlns:w15="http://schemas.microsoft.com/office/word/2012/wordml" xmlns:w16cex="http://schemas.microsoft.com/office/word/2018/wordml/cex" xmlns:w16cid="http://schemas.microsoft.com/office/word/2016/wordml/cid" xmlns:w16="http://schemas.microsoft.com/office/word/2018/wordml" xmlns:w16sdtdh="http://schemas.microsoft.com/office/word/2020/wordml/sdtdatahash" xmlns:w16se="http://schemas.microsoft.com/office/word/2015/wordml/symex" xmlns:wpg="http://schemas.microsoft.com/office/word/2010/wordprocessingGroup" xmlns:wpi="http://schemas.microsoft.com/office/word/2010/wordprocessingInk" xmlns:wne="http://schemas.microsoft.com/office/word/2006/wordml" xmlns:wps="http://schemas.microsoft.com/office/word/2010/wordprocessingShape" mc:Ignorable="w14 w15 w16se w16cid w16 w16cex w16sdtdh wp14">
+<w:footnotes xmlns:wpc="http://schemas.microsoft.com/office/word/2010/wordprocessingCanvas" xmlns:cx="http://schemas.microsoft.com/office/drawing/2014/chartex" xmlns:cx1="http://schemas.microsoft.com/office/drawing/2015/9/8/chartex" xmlns:cx2="http://schemas.microsoft.com/office/drawing/2015/10/21/chartex" xmlns:cx3="http://schemas.microsoft.com/office/drawing/2016/5/9/chartex" xmlns:cx4="http://schemas.microsoft.com/office/drawing/2016/5/10/chartex" xmlns:cx5="http://schemas.microsoft.com/office/drawing/2016/5/11/chartex" xmlns:cx6="http://schemas.microsoft.com/office/drawing/2016/5/12/chartex" xmlns:cx7="http://schemas.microsoft.com/office/drawing/2016/5/13/chartex" xmlns:cx8="http://schemas.microsoft.com/office/drawing/2016/5/14/chartex" xmlns:mc="http://schemas.openxmlformats.org/markup-compatibility/2006" xmlns:aink="http://schemas.microsoft.com/office/drawing/2016/ink" xmlns:am3d="http://schemas.microsoft.com/office/drawing/2017/model3d" xmlns:o="urn:schemas-microsoft-com:office:office" xmlns:oel="http://schemas.microsoft.com/office/2019/extlst" xmlns:r="http://schemas.openxmlformats.org/officeDocument/2006/relationships" xmlns:m="http://schemas.openxmlformats.org/officeDocument/2006/math" xmlns:v="urn:schemas-microsoft-com:vml" xmlns:wp14="http://schemas.microsoft.com/office/word/2010/wordprocessingDrawing" xmlns:wp="http://schemas.openxmlformats.org/drawingml/2006/wordprocessingDrawing" xmlns:w10="urn:schemas-microsoft-com:office:word" xmlns:w="http://schemas.openxmlformats.org/wordprocessingml/2006/main" xmlns:w14="http://schemas.microsoft.com/office/word/2010/wordml" xmlns:w15="http://schemas.microsoft.com/office/word/2012/wordml" xmlns:w16cex="http://schemas.microsoft.com/office/word/2018/wordml/cex" xmlns:w16cid="http://schemas.microsoft.com/office/word/2016/wordml/cid" xmlns:w16="http://schemas.microsoft.com/office/word/2018/wordml" xmlns:w16du="http://schemas.microsoft.com/office/word/2023/wordml/word16du" xmlns:w16sdtdh="http://schemas.microsoft.com/office/word/2020/wordml/sdtdatahash" xmlns:w16sdtfl="http://schemas.microsoft.com/office/word/2024/wordml/sdtformatlock" xmlns:w16se="http://schemas.microsoft.com/office/word/2015/wordml/symex" xmlns:wpg="http://schemas.microsoft.com/office/word/2010/wordprocessingGroup" xmlns:wpi="http://schemas.microsoft.com/office/word/2010/wordprocessingInk" xmlns:wne="http://schemas.microsoft.com/office/word/2006/wordml" xmlns:wps="http://schemas.microsoft.com/office/word/2010/wordprocessingShape" mc:Ignorable="w14 w15 w16se w16cid w16 w16cex w16sdtdh w16sdtfl w16du wp14">
   <w:footnote w:type="separator" w:id="-1">
     <w:p>
       <w:pPr>
@@ -884,7 +1553,7 @@
 </file>
 
 <file path=word/header1.xml><?xml version="1.0" encoding="utf-8"?>
-<w:hdr xmlns:wpc="http://schemas.microsoft.com/office/word/2010/wordprocessingCanvas" xmlns:cx="http://schemas.microsoft.com/office/drawing/2014/chartex" xmlns:cx1="http://schemas.microsoft.com/office/drawing/2015/9/8/chartex" xmlns:cx2="http://schemas.microsoft.com/office/drawing/2015/10/21/chartex" xmlns:cx3="http://schemas.microsoft.com/office/drawing/2016/5/9/chartex" xmlns:cx4="http://schemas.microsoft.com/office/drawing/2016/5/10/chartex" xmlns:cx5="http://schemas.microsoft.com/office/drawing/2016/5/11/chartex" xmlns:cx6="http://schemas.microsoft.com/office/drawing/2016/5/12/chartex" xmlns:cx7="http://schemas.microsoft.com/office/drawing/2016/5/13/chartex" xmlns:cx8="http://schemas.microsoft.com/office/drawing/2016/5/14/chartex" xmlns:mc="http://schemas.openxmlformats.org/markup-compatibility/2006" xmlns:aink="http://schemas.microsoft.com/office/drawing/2016/ink" xmlns:am3d="http://schemas.microsoft.com/office/drawing/2017/model3d" xmlns:o="urn:schemas-microsoft-com:office:office" xmlns:oel="http://schemas.microsoft.com/office/2019/extlst" xmlns:r="http://schemas.openxmlformats.org/officeDocument/2006/relationships" xmlns:m="http://schemas.openxmlformats.org/officeDocument/2006/math" xmlns:v="urn:schemas-microsoft-com:vml" xmlns:wp14="http://schemas.microsoft.com/office/word/2010/wordprocessingDrawing" xmlns:wp="http://schemas.openxmlformats.org/drawingml/2006/wordprocessingDrawing" xmlns:w10="urn:schemas-microsoft-com:office:word" xmlns:w="http://schemas.openxmlformats.org/wordprocessingml/2006/main" xmlns:w14="http://schemas.microsoft.com/office/word/2010/wordml" xmlns:w15="http://schemas.microsoft.com/office/word/2012/wordml" xmlns:w16cex="http://schemas.microsoft.com/office/word/2018/wordml/cex" xmlns:w16cid="http://schemas.microsoft.com/office/word/2016/wordml/cid" xmlns:w16="http://schemas.microsoft.com/office/word/2018/wordml" xmlns:w16sdtdh="http://schemas.microsoft.com/office/word/2020/wordml/sdtdatahash" xmlns:w16se="http://schemas.microsoft.com/office/word/2015/wordml/symex" xmlns:wpg="http://schemas.microsoft.com/office/word/2010/wordprocessingGroup" xmlns:wpi="http://schemas.microsoft.com/office/word/2010/wordprocessingInk" xmlns:wne="http://schemas.microsoft.com/office/word/2006/wordml" xmlns:wps="http://schemas.microsoft.com/office/word/2010/wordprocessingShape" mc:Ignorable="w14 w15 w16se w16cid w16 w16cex w16sdtdh wp14">
+<w:hdr xmlns:wpc="http://schemas.microsoft.com/office/word/2010/wordprocessingCanvas" xmlns:cx="http://schemas.microsoft.com/office/drawing/2014/chartex" xmlns:cx1="http://schemas.microsoft.com/office/drawing/2015/9/8/chartex" xmlns:cx2="http://schemas.microsoft.com/office/drawing/2015/10/21/chartex" xmlns:cx3="http://schemas.microsoft.com/office/drawing/2016/5/9/chartex" xmlns:cx4="http://schemas.microsoft.com/office/drawing/2016/5/10/chartex" xmlns:cx5="http://schemas.microsoft.com/office/drawing/2016/5/11/chartex" xmlns:cx6="http://schemas.microsoft.com/office/drawing/2016/5/12/chartex" xmlns:cx7="http://schemas.microsoft.com/office/drawing/2016/5/13/chartex" xmlns:cx8="http://schemas.microsoft.com/office/drawing/2016/5/14/chartex" xmlns:mc="http://schemas.openxmlformats.org/markup-compatibility/2006" xmlns:aink="http://schemas.microsoft.com/office/drawing/2016/ink" xmlns:am3d="http://schemas.microsoft.com/office/drawing/2017/model3d" xmlns:o="urn:schemas-microsoft-com:office:office" xmlns:oel="http://schemas.microsoft.com/office/2019/extlst" xmlns:r="http://schemas.openxmlformats.org/officeDocument/2006/relationships" xmlns:m="http://schemas.openxmlformats.org/officeDocument/2006/math" xmlns:v="urn:schemas-microsoft-com:vml" xmlns:wp14="http://schemas.microsoft.com/office/word/2010/wordprocessingDrawing" xmlns:wp="http://schemas.openxmlformats.org/drawingml/2006/wordprocessingDrawing" xmlns:w10="urn:schemas-microsoft-com:office:word" xmlns:w="http://schemas.openxmlformats.org/wordprocessingml/2006/main" xmlns:w14="http://schemas.microsoft.com/office/word/2010/wordml" xmlns:w15="http://schemas.microsoft.com/office/word/2012/wordml" xmlns:w16cex="http://schemas.microsoft.com/office/word/2018/wordml/cex" xmlns:w16cid="http://schemas.microsoft.com/office/word/2016/wordml/cid" xmlns:w16="http://schemas.microsoft.com/office/word/2018/wordml" xmlns:w16du="http://schemas.microsoft.com/office/word/2023/wordml/word16du" xmlns:w16sdtdh="http://schemas.microsoft.com/office/word/2020/wordml/sdtdatahash" xmlns:w16sdtfl="http://schemas.microsoft.com/office/word/2024/wordml/sdtformatlock" xmlns:w16se="http://schemas.microsoft.com/office/word/2015/wordml/symex" xmlns:wpg="http://schemas.microsoft.com/office/word/2010/wordprocessingGroup" xmlns:wpi="http://schemas.microsoft.com/office/word/2010/wordprocessingInk" xmlns:wne="http://schemas.microsoft.com/office/word/2006/wordml" xmlns:wps="http://schemas.microsoft.com/office/word/2010/wordprocessingShape" mc:Ignorable="w14 w15 w16se w16cid w16 w16cex w16sdtdh w16sdtfl w16du wp14">
   <w:p>
     <w:pPr>
       <w:pStyle w:val="Header"/>
@@ -894,7 +1563,7 @@
 </file>
 
 <file path=word/header2.xml><?xml version="1.0" encoding="utf-8"?>
-<w:hdr xmlns:wpc="http://schemas.microsoft.com/office/word/2010/wordprocessingCanvas" xmlns:cx="http://schemas.microsoft.com/office/drawing/2014/chartex" xmlns:cx1="http://schemas.microsoft.com/office/drawing/2015/9/8/chartex" xmlns:cx2="http://schemas.microsoft.com/office/drawing/2015/10/21/chartex" xmlns:cx3="http://schemas.microsoft.com/office/drawing/2016/5/9/chartex" xmlns:cx4="http://schemas.microsoft.com/office/drawing/2016/5/10/chartex" xmlns:cx5="http://schemas.microsoft.com/office/drawing/2016/5/11/chartex" xmlns:cx6="http://schemas.microsoft.com/office/drawing/2016/5/12/chartex" xmlns:cx7="http://schemas.microsoft.com/office/drawing/2016/5/13/chartex" xmlns:cx8="http://schemas.microsoft.com/office/drawing/2016/5/14/chartex" xmlns:mc="http://schemas.openxmlformats.org/markup-compatibility/2006" xmlns:aink="http://schemas.microsoft.com/office/drawing/2016/ink" xmlns:am3d="http://schemas.microsoft.com/office/drawing/2017/model3d" xmlns:o="urn:schemas-microsoft-com:office:office" xmlns:oel="http://schemas.microsoft.com/office/2019/extlst" xmlns:r="http://schemas.openxmlformats.org/officeDocument/2006/relationships" xmlns:m="http://schemas.openxmlformats.org/officeDocument/2006/math" xmlns:v="urn:schemas-microsoft-com:vml" xmlns:wp14="http://schemas.microsoft.com/office/word/2010/wordprocessingDrawing" xmlns:wp="http://schemas.openxmlformats.org/drawingml/2006/wordprocessingDrawing" xmlns:w10="urn:schemas-microsoft-com:office:word" xmlns:w="http://schemas.openxmlformats.org/wordprocessingml/2006/main" xmlns:w14="http://schemas.microsoft.com/office/word/2010/wordml" xmlns:w15="http://schemas.microsoft.com/office/word/2012/wordml" xmlns:w16cex="http://schemas.microsoft.com/office/word/2018/wordml/cex" xmlns:w16cid="http://schemas.microsoft.com/office/word/2016/wordml/cid" xmlns:w16="http://schemas.microsoft.com/office/word/2018/wordml" xmlns:w16sdtdh="http://schemas.microsoft.com/office/word/2020/wordml/sdtdatahash" xmlns:w16se="http://schemas.microsoft.com/office/word/2015/wordml/symex" xmlns:wpg="http://schemas.microsoft.com/office/word/2010/wordprocessingGroup" xmlns:wpi="http://schemas.microsoft.com/office/word/2010/wordprocessingInk" xmlns:wne="http://schemas.microsoft.com/office/word/2006/wordml" xmlns:wps="http://schemas.microsoft.com/office/word/2010/wordprocessingShape" mc:Ignorable="w14 w15 w16se w16cid w16 w16cex w16sdtdh wp14">
+<w:hdr xmlns:wpc="http://schemas.microsoft.com/office/word/2010/wordprocessingCanvas" xmlns:cx="http://schemas.microsoft.com/office/drawing/2014/chartex" xmlns:cx1="http://schemas.microsoft.com/office/drawing/2015/9/8/chartex" xmlns:cx2="http://schemas.microsoft.com/office/drawing/2015/10/21/chartex" xmlns:cx3="http://schemas.microsoft.com/office/drawing/2016/5/9/chartex" xmlns:cx4="http://schemas.microsoft.com/office/drawing/2016/5/10/chartex" xmlns:cx5="http://schemas.microsoft.com/office/drawing/2016/5/11/chartex" xmlns:cx6="http://schemas.microsoft.com/office/drawing/2016/5/12/chartex" xmlns:cx7="http://schemas.microsoft.com/office/drawing/2016/5/13/chartex" xmlns:cx8="http://schemas.microsoft.com/office/drawing/2016/5/14/chartex" xmlns:mc="http://schemas.openxmlformats.org/markup-compatibility/2006" xmlns:aink="http://schemas.microsoft.com/office/drawing/2016/ink" xmlns:am3d="http://schemas.microsoft.com/office/drawing/2017/model3d" xmlns:o="urn:schemas-microsoft-com:office:office" xmlns:oel="http://schemas.microsoft.com/office/2019/extlst" xmlns:r="http://schemas.openxmlformats.org/officeDocument/2006/relationships" xmlns:m="http://schemas.openxmlformats.org/officeDocument/2006/math" xmlns:v="urn:schemas-microsoft-com:vml" xmlns:wp14="http://schemas.microsoft.com/office/word/2010/wordprocessingDrawing" xmlns:wp="http://schemas.openxmlformats.org/drawingml/2006/wordprocessingDrawing" xmlns:w10="urn:schemas-microsoft-com:office:word" xmlns:w="http://schemas.openxmlformats.org/wordprocessingml/2006/main" xmlns:w14="http://schemas.microsoft.com/office/word/2010/wordml" xmlns:w15="http://schemas.microsoft.com/office/word/2012/wordml" xmlns:w16cex="http://schemas.microsoft.com/office/word/2018/wordml/cex" xmlns:w16cid="http://schemas.microsoft.com/office/word/2016/wordml/cid" xmlns:w16="http://schemas.microsoft.com/office/word/2018/wordml" xmlns:w16du="http://schemas.microsoft.com/office/word/2023/wordml/word16du" xmlns:w16sdtdh="http://schemas.microsoft.com/office/word/2020/wordml/sdtdatahash" xmlns:w16sdtfl="http://schemas.microsoft.com/office/word/2024/wordml/sdtformatlock" xmlns:w16se="http://schemas.microsoft.com/office/word/2015/wordml/symex" xmlns:wpg="http://schemas.microsoft.com/office/word/2010/wordprocessingGroup" xmlns:wpi="http://schemas.microsoft.com/office/word/2010/wordprocessingInk" xmlns:wne="http://schemas.microsoft.com/office/word/2006/wordml" xmlns:wps="http://schemas.microsoft.com/office/word/2010/wordprocessingShape" mc:Ignorable="w14 w15 w16se w16cid w16 w16cex w16sdtdh w16sdtfl w16du wp14">
   <w:p>
     <w:pPr>
       <w:pStyle w:val="Header"/>
@@ -905,7 +1574,7 @@
 </file>
 
 <file path=word/header3.xml><?xml version="1.0" encoding="utf-8"?>
-<w:hdr xmlns:wpc="http://schemas.microsoft.com/office/word/2010/wordprocessingCanvas" xmlns:cx="http://schemas.microsoft.com/office/drawing/2014/chartex" xmlns:cx1="http://schemas.microsoft.com/office/drawing/2015/9/8/chartex" xmlns:cx2="http://schemas.microsoft.com/office/drawing/2015/10/21/chartex" xmlns:cx3="http://schemas.microsoft.com/office/drawing/2016/5/9/chartex" xmlns:cx4="http://schemas.microsoft.com/office/drawing/2016/5/10/chartex" xmlns:cx5="http://schemas.microsoft.com/office/drawing/2016/5/11/chartex" xmlns:cx6="http://schemas.microsoft.com/office/drawing/2016/5/12/chartex" xmlns:cx7="http://schemas.microsoft.com/office/drawing/2016/5/13/chartex" xmlns:cx8="http://schemas.microsoft.com/office/drawing/2016/5/14/chartex" xmlns:mc="http://schemas.openxmlformats.org/markup-compatibility/2006" xmlns:aink="http://schemas.microsoft.com/office/drawing/2016/ink" xmlns:am3d="http://schemas.microsoft.com/office/drawing/2017/model3d" xmlns:o="urn:schemas-microsoft-com:office:office" xmlns:oel="http://schemas.microsoft.com/office/2019/extlst" xmlns:r="http://schemas.openxmlformats.org/officeDocument/2006/relationships" xmlns:m="http://schemas.openxmlformats.org/officeDocument/2006/math" xmlns:v="urn:schemas-microsoft-com:vml" xmlns:wp14="http://schemas.microsoft.com/office/word/2010/wordprocessingDrawing" xmlns:wp="http://schemas.openxmlformats.org/drawingml/2006/wordprocessingDrawing" xmlns:w10="urn:schemas-microsoft-com:office:word" xmlns:w="http://schemas.openxmlformats.org/wordprocessingml/2006/main" xmlns:w14="http://schemas.microsoft.com/office/word/2010/wordml" xmlns:w15="http://schemas.microsoft.com/office/word/2012/wordml" xmlns:w16cex="http://schemas.microsoft.com/office/word/2018/wordml/cex" xmlns:w16cid="http://schemas.microsoft.com/office/word/2016/wordml/cid" xmlns:w16="http://schemas.microsoft.com/office/word/2018/wordml" xmlns:w16sdtdh="http://schemas.microsoft.com/office/word/2020/wordml/sdtdatahash" xmlns:w16se="http://schemas.microsoft.com/office/word/2015/wordml/symex" xmlns:wpg="http://schemas.microsoft.com/office/word/2010/wordprocessingGroup" xmlns:wpi="http://schemas.microsoft.com/office/word/2010/wordprocessingInk" xmlns:wne="http://schemas.microsoft.com/office/word/2006/wordml" xmlns:wps="http://schemas.microsoft.com/office/word/2010/wordprocessingShape" mc:Ignorable="w14 w15 w16se w16cid w16 w16cex w16sdtdh wp14">
+<w:hdr xmlns:wpc="http://schemas.microsoft.com/office/word/2010/wordprocessingCanvas" xmlns:cx="http://schemas.microsoft.com/office/drawing/2014/chartex" xmlns:cx1="http://schemas.microsoft.com/office/drawing/2015/9/8/chartex" xmlns:cx2="http://schemas.microsoft.com/office/drawing/2015/10/21/chartex" xmlns:cx3="http://schemas.microsoft.com/office/drawing/2016/5/9/chartex" xmlns:cx4="http://schemas.microsoft.com/office/drawing/2016/5/10/chartex" xmlns:cx5="http://schemas.microsoft.com/office/drawing/2016/5/11/chartex" xmlns:cx6="http://schemas.microsoft.com/office/drawing/2016/5/12/chartex" xmlns:cx7="http://schemas.microsoft.com/office/drawing/2016/5/13/chartex" xmlns:cx8="http://schemas.microsoft.com/office/drawing/2016/5/14/chartex" xmlns:mc="http://schemas.openxmlformats.org/markup-compatibility/2006" xmlns:aink="http://schemas.microsoft.com/office/drawing/2016/ink" xmlns:am3d="http://schemas.microsoft.com/office/drawing/2017/model3d" xmlns:o="urn:schemas-microsoft-com:office:office" xmlns:oel="http://schemas.microsoft.com/office/2019/extlst" xmlns:r="http://schemas.openxmlformats.org/officeDocument/2006/relationships" xmlns:m="http://schemas.openxmlformats.org/officeDocument/2006/math" xmlns:v="urn:schemas-microsoft-com:vml" xmlns:wp14="http://schemas.microsoft.com/office/word/2010/wordprocessingDrawing" xmlns:wp="http://schemas.openxmlformats.org/drawingml/2006/wordprocessingDrawing" xmlns:w10="urn:schemas-microsoft-com:office:word" xmlns:w="http://schemas.openxmlformats.org/wordprocessingml/2006/main" xmlns:w14="http://schemas.microsoft.com/office/word/2010/wordml" xmlns:w15="http://schemas.microsoft.com/office/word/2012/wordml" xmlns:w16cex="http://schemas.microsoft.com/office/word/2018/wordml/cex" xmlns:w16cid="http://schemas.microsoft.com/office/word/2016/wordml/cid" xmlns:w16="http://schemas.microsoft.com/office/word/2018/wordml" xmlns:w16du="http://schemas.microsoft.com/office/word/2023/wordml/word16du" xmlns:w16sdtdh="http://schemas.microsoft.com/office/word/2020/wordml/sdtdatahash" xmlns:w16sdtfl="http://schemas.microsoft.com/office/word/2024/wordml/sdtformatlock" xmlns:w16se="http://schemas.microsoft.com/office/word/2015/wordml/symex" xmlns:wpg="http://schemas.microsoft.com/office/word/2010/wordprocessingGroup" xmlns:wpi="http://schemas.microsoft.com/office/word/2010/wordprocessingInk" xmlns:wne="http://schemas.microsoft.com/office/word/2006/wordml" xmlns:wps="http://schemas.microsoft.com/office/word/2010/wordprocessingShape" mc:Ignorable="w14 w15 w16se w16cid w16 w16cex w16sdtdh w16sdtfl w16du wp14">
   <w:p>
     <w:pPr>
       <w:pStyle w:val="Header"/>
@@ -914,7 +1583,7 @@
     <w:r>
       <w:tab/>
       <w:tab/>
-      <w:t>2026-06-17</w:t>
+      <w:t>2026-06-18</w:t>
       <w:br/>
       <w:br/>
     </w:r>
@@ -927,7 +1596,7 @@
 </file>
 
 <file path=word/numbering.xml><?xml version="1.0" encoding="utf-8"?>
-<w:numbering xmlns:wpc="http://schemas.microsoft.com/office/word/2010/wordprocessingCanvas" xmlns:cx="http://schemas.microsoft.com/office/drawing/2014/chartex" xmlns:cx1="http://schemas.microsoft.com/office/drawing/2015/9/8/chartex" xmlns:cx2="http://schemas.microsoft.com/office/drawing/2015/10/21/chartex" xmlns:cx3="http://schemas.microsoft.com/office/drawing/2016/5/9/chartex" xmlns:cx4="http://schemas.microsoft.com/office/drawing/2016/5/10/chartex" xmlns:cx5="http://schemas.microsoft.com/office/drawing/2016/5/11/chartex" xmlns:cx6="http://schemas.microsoft.com/office/drawing/2016/5/12/chartex" xmlns:cx7="http://schemas.microsoft.com/office/drawing/2016/5/13/chartex" xmlns:cx8="http://schemas.microsoft.com/office/drawing/2016/5/14/chartex" xmlns:mc="http://schemas.openxmlformats.org/markup-compatibility/2006" xmlns:aink="http://schemas.microsoft.com/office/drawing/2016/ink" xmlns:am3d="http://schemas.microsoft.com/office/drawing/2017/model3d" xmlns:o="urn:schemas-microsoft-com:office:office" xmlns:oel="http://schemas.microsoft.com/office/2019/extlst" xmlns:r="http://schemas.openxmlformats.org/officeDocument/2006/relationships" xmlns:m="http://schemas.openxmlformats.org/officeDocument/2006/math" xmlns:v="urn:schemas-microsoft-com:vml" xmlns:wp14="http://schemas.microsoft.com/office/word/2010/wordprocessingDrawing" xmlns:wp="http://schemas.openxmlformats.org/drawingml/2006/wordprocessingDrawing" xmlns:w10="urn:schemas-microsoft-com:office:word" xmlns:w="http://schemas.openxmlformats.org/wordprocessingml/2006/main" xmlns:w14="http://schemas.microsoft.com/office/word/2010/wordml" xmlns:w15="http://schemas.microsoft.com/office/word/2012/wordml" xmlns:w16cex="http://schemas.microsoft.com/office/word/2018/wordml/cex" xmlns:w16cid="http://schemas.microsoft.com/office/word/2016/wordml/cid" xmlns:w16="http://schemas.microsoft.com/office/word/2018/wordml" xmlns:w16sdtdh="http://schemas.microsoft.com/office/word/2020/wordml/sdtdatahash" xmlns:w16se="http://schemas.microsoft.com/office/word/2015/wordml/symex" xmlns:wpg="http://schemas.microsoft.com/office/word/2010/wordprocessingGroup" xmlns:wpi="http://schemas.microsoft.com/office/word/2010/wordprocessingInk" xmlns:wne="http://schemas.microsoft.com/office/word/2006/wordml" xmlns:wps="http://schemas.microsoft.com/office/word/2010/wordprocessingShape" mc:Ignorable="w14 w15 w16se w16cid w16 w16cex w16sdtdh wp14">
+<w:numbering xmlns:wpc="http://schemas.microsoft.com/office/word/2010/wordprocessingCanvas" xmlns:cx="http://schemas.microsoft.com/office/drawing/2014/chartex" xmlns:cx1="http://schemas.microsoft.com/office/drawing/2015/9/8/chartex" xmlns:cx2="http://schemas.microsoft.com/office/drawing/2015/10/21/chartex" xmlns:cx3="http://schemas.microsoft.com/office/drawing/2016/5/9/chartex" xmlns:cx4="http://schemas.microsoft.com/office/drawing/2016/5/10/chartex" xmlns:cx5="http://schemas.microsoft.com/office/drawing/2016/5/11/chartex" xmlns:cx6="http://schemas.microsoft.com/office/drawing/2016/5/12/chartex" xmlns:cx7="http://schemas.microsoft.com/office/drawing/2016/5/13/chartex" xmlns:cx8="http://schemas.microsoft.com/office/drawing/2016/5/14/chartex" xmlns:mc="http://schemas.openxmlformats.org/markup-compatibility/2006" xmlns:aink="http://schemas.microsoft.com/office/drawing/2016/ink" xmlns:am3d="http://schemas.microsoft.com/office/drawing/2017/model3d" xmlns:o="urn:schemas-microsoft-com:office:office" xmlns:oel="http://schemas.microsoft.com/office/2019/extlst" xmlns:r="http://schemas.openxmlformats.org/officeDocument/2006/relationships" xmlns:m="http://schemas.openxmlformats.org/officeDocument/2006/math" xmlns:v="urn:schemas-microsoft-com:vml" xmlns:wp14="http://schemas.microsoft.com/office/word/2010/wordprocessingDrawing" xmlns:wp="http://schemas.openxmlformats.org/drawingml/2006/wordprocessingDrawing" xmlns:w10="urn:schemas-microsoft-com:office:word" xmlns:w="http://schemas.openxmlformats.org/wordprocessingml/2006/main" xmlns:w14="http://schemas.microsoft.com/office/word/2010/wordml" xmlns:w15="http://schemas.microsoft.com/office/word/2012/wordml" xmlns:w16cex="http://schemas.microsoft.com/office/word/2018/wordml/cex" xmlns:w16cid="http://schemas.microsoft.com/office/word/2016/wordml/cid" xmlns:w16="http://schemas.microsoft.com/office/word/2018/wordml" xmlns:w16du="http://schemas.microsoft.com/office/word/2023/wordml/word16du" xmlns:w16sdtdh="http://schemas.microsoft.com/office/word/2020/wordml/sdtdatahash" xmlns:w16sdtfl="http://schemas.microsoft.com/office/word/2024/wordml/sdtformatlock" xmlns:w16se="http://schemas.microsoft.com/office/word/2015/wordml/symex" xmlns:wpg="http://schemas.microsoft.com/office/word/2010/wordprocessingGroup" xmlns:wpi="http://schemas.microsoft.com/office/word/2010/wordprocessingInk" xmlns:wne="http://schemas.microsoft.com/office/word/2006/wordml" xmlns:wps="http://schemas.microsoft.com/office/word/2010/wordprocessingShape" mc:Ignorable="w14 w15 w16se w16cid w16 w16cex w16sdtdh w16sdtfl w16du wp14">
   <w:abstractNum w:abstractNumId="0" w15:restartNumberingAfterBreak="0">
     <w:nsid w:val="FFFFFF7C"/>
     <w:multiLevelType w:val="singleLevel"/>
@@ -1130,7 +1799,7 @@
 </file>
 
 <file path=word/styles.xml><?xml version="1.0" encoding="utf-8"?>
-<w:styles xmlns:mc="http://schemas.openxmlformats.org/markup-compatibility/2006" xmlns:r="http://schemas.openxmlformats.org/officeDocument/2006/relationships" xmlns:w="http://schemas.openxmlformats.org/wordprocessingml/2006/main" xmlns:w14="http://schemas.microsoft.com/office/word/2010/wordml" xmlns:w15="http://schemas.microsoft.com/office/word/2012/wordml" xmlns:w16cex="http://schemas.microsoft.com/office/word/2018/wordml/cex" xmlns:w16cid="http://schemas.microsoft.com/office/word/2016/wordml/cid" xmlns:w16="http://schemas.microsoft.com/office/word/2018/wordml" xmlns:w16sdtdh="http://schemas.microsoft.com/office/word/2020/wordml/sdtdatahash" xmlns:w16se="http://schemas.microsoft.com/office/word/2015/wordml/symex" mc:Ignorable="w14 w15 w16se w16cid w16 w16cex w16sdtdh">
+<w:styles xmlns:mc="http://schemas.openxmlformats.org/markup-compatibility/2006" xmlns:r="http://schemas.openxmlformats.org/officeDocument/2006/relationships" xmlns:w="http://schemas.openxmlformats.org/wordprocessingml/2006/main" xmlns:w14="http://schemas.microsoft.com/office/word/2010/wordml" xmlns:w15="http://schemas.microsoft.com/office/word/2012/wordml" xmlns:w16cex="http://schemas.microsoft.com/office/word/2018/wordml/cex" xmlns:w16cid="http://schemas.microsoft.com/office/word/2016/wordml/cid" xmlns:w16="http://schemas.microsoft.com/office/word/2018/wordml" xmlns:w16du="http://schemas.microsoft.com/office/word/2023/wordml/word16du" xmlns:w16sdtdh="http://schemas.microsoft.com/office/word/2020/wordml/sdtdatahash" xmlns:w16sdtfl="http://schemas.microsoft.com/office/word/2024/wordml/sdtformatlock" xmlns:w16se="http://schemas.microsoft.com/office/word/2015/wordml/symex" mc:Ignorable="w14 w15 w16se w16cid w16 w16cex w16sdtdh w16sdtfl w16du">
   <w:docDefaults>
     <w:rPrDefault>
       <w:rPr>
@@ -1888,7 +2557,7 @@
     <w:link w:val="TitleChar"/>
     <w:uiPriority w:val="10"/>
     <w:qFormat/>
-    <w:rsid w:val="007106C8"/>
+    <w:rsid w:val="00E854FA"/>
     <w:pPr>
       <w:spacing w:after="300" w:line="240" w:lineRule="auto"/>
       <w:contextualSpacing/>
@@ -1898,7 +2567,7 @@
       <w:rFonts w:eastAsiaTheme="majorEastAsia" w:cstheme="majorBidi"/>
       <w:spacing w:val="5"/>
       <w:kern w:val="28"/>
-      <w:sz w:val="52"/>
+      <w:sz w:val="40"/>
       <w:szCs w:val="52"/>
       <w:lang w:val="sv-SE" w:eastAsia="en-US" w:bidi="ar-SA"/>
     </w:rPr>
@@ -1908,12 +2577,12 @@
     <w:basedOn w:val="DefaultParagraphFont"/>
     <w:link w:val="Title"/>
     <w:uiPriority w:val="10"/>
-    <w:rsid w:val="007106C8"/>
+    <w:rsid w:val="00E854FA"/>
     <w:rPr>
       <w:rFonts w:ascii="Times New Roman" w:eastAsiaTheme="majorEastAsia" w:hAnsi="Times New Roman" w:cstheme="majorBidi"/>
       <w:spacing w:val="5"/>
       <w:kern w:val="28"/>
-      <w:sz w:val="52"/>
+      <w:sz w:val="40"/>
       <w:szCs w:val="52"/>
       <w:lang w:val="sv-SE" w:eastAsia="en-US" w:bidi="ar-SA"/>
     </w:rPr>

--- a/tillsyn/A 59566-2025 tillsynsbegäran.docx
+++ b/tillsyn/A 59566-2025 tillsynsbegäran.docx
@@ -1583,7 +1583,7 @@
     <w:r>
       <w:tab/>
       <w:tab/>
-      <w:t>2026-06-18</w:t>
+      <w:t>2026-06-19</w:t>
       <w:br/>
       <w:br/>
     </w:r>

--- a/tillsyn/A 59566-2025 tillsynsbegäran.docx
+++ b/tillsyn/A 59566-2025 tillsynsbegäran.docx
@@ -1583,7 +1583,7 @@
     <w:r>
       <w:tab/>
       <w:tab/>
-      <w:t>2026-06-19</w:t>
+      <w:t>2026-06-20</w:t>
       <w:br/>
       <w:br/>
     </w:r>

--- a/tillsyn/A 59566-2025 tillsynsbegäran.docx
+++ b/tillsyn/A 59566-2025 tillsynsbegäran.docx
@@ -12,10 +12,7 @@
     </w:p>
     <w:p>
       <w:r>
-        <w:t>Detta dokument behandlar höga naturvärden i avverkningsanmälan A 59566-2025 i Haninge kommun som inkom 2025-11-30 och omfattar 2,6 ha.</w:t>
-      </w:r>
-      <w:r>
-        <w:t xml:space="preserve"> I Figur 1 visas fyndplatser för naturvårdsarter i området, som finns registrerade på Artportalen.</w:t>
+        <w:t>Denna tillsynsbegäran behandlar höga naturvärden i avverkningsanmälan A 59566-2025 i Haninge kommun som inkom 2025-11-30 och omfattar 2,6 ha.</w:t>
       </w:r>
     </w:p>
     <w:p>
@@ -25,7 +22,7 @@
       <w:r>
         <w:drawing>
           <wp:inline xmlns:a="http://schemas.openxmlformats.org/drawingml/2006/main" xmlns:pic="http://schemas.openxmlformats.org/drawingml/2006/picture">
-            <wp:extent cx="5032557" cy="5688000"/>
+            <wp:extent cx="5064409" cy="5724000"/>
             <wp:docPr id="1" name="Picture 1"/>
             <wp:cNvGraphicFramePr>
               <a:graphicFrameLocks noChangeAspect="1"/>
@@ -46,7 +43,7 @@
                   <pic:spPr>
                     <a:xfrm>
                       <a:off x="0" y="0"/>
-                      <a:ext cx="5032557" cy="5688000"/>
+                      <a:ext cx="5064409" cy="5724000"/>
                     </a:xfrm>
                     <a:prstGeom prst="rect"/>
                   </pic:spPr>
@@ -63,27 +60,12 @@
         <w:spacing w:after="240"/>
       </w:pPr>
       <w:r>
-        <w:t>Figur 1. Fyndplatser för naturvårdsarter i och inom 25 meter från avverkningsanmälan (röd linje). Inom parentes anges rödlistekategorier, S för signalarter, Tför typiska arter och fridlysningsparagrafer i artskyddsförordningen.Markörer utan svart kant är placerade på fyndplatsen. Markörer med svart kant är placerade vid sidan av fyndplatsen och har ett svart streck som visar fyndplatsens exakta position. Kartans mittpunktskoordinat är N 6562428, E 685021 i SWEREF 99 TM.</w:t>
+        <w:t>Figur 1. Fyndplatser för naturvårdsarter i och inom 25 meter från avverkningsanmälan. Markörer utan svart kant är placerade på fyndplatsen. Markörer med svart kant är placerade vid sidan av fyndplatsen har ett svart streck som visar fyndplatsens exakta position. Kartans mittpunktskoordinat är N 6562428, E 685021 i SWEREF 99 TM.</w:t>
       </w:r>
     </w:p>
     <w:p>
       <w:r>
-        <w:t>Vi begär härmed att Skogsstyrelsen fattar beslut enligt miljöbalken som säkerställer att skogens höga naturvärden bevaras samt att EU-lagstiftning efterlevs och att artskyddsbrott förhindras.</w:t>
-      </w:r>
-    </w:p>
-    <w:p>
-      <w:r>
-        <w:t>Vi begär vidare att Skogsstyrelsen säkerställer att inga skador eller försämringar av naturtypens bevarandestatus i området tillåts ske. Se Rådets direktiv 92/43/EEG samt ickeförsämringskravet i EU:s naturrestaureringsförordning (EU 2024/1991).</w:t>
-      </w:r>
-    </w:p>
-    <w:p>
-      <w:r>
-        <w:t>Vi önskar även ta del av de ställningstaganden och beslut som myndigheten meddelar till följd av aktuell avverkningsanmälan och föreningens inlaga (se 34 § förvaltningslagen).</w:t>
-      </w:r>
-    </w:p>
-    <w:p>
-      <w:r>
-        <w:t>Nedan beskrivs fynd av naturvårdsarter och fridlysta arter som gjorts i det avverkningsanmälda området. I BILAGA 1 finns artfakta om fridlysta och rödlistade arter.</w:t>
+        <w:t>I och inom 25 meter från avverkningsanmälan finns fynd av 21 naturvårdsarter, varav 4 är rödlistade, 8 är fridlysta, 14 är typiska (T) och 9 är signalarter (S): gränsticka (VU, T), tallkötticka (NT), talltita (NT, §4), ullticka (NT, T), bronshjon (S, T), flagellkvastmossa (S, T), grön sköldmossa (S, T, §8), grönpyrola (S, T), kornknutmossa (S, T), mindre märgborre (S, T), stubbspretmossa (S, T), thomsons trägnagare (S), vedticka (S, T), ekbräken (T), hultbräken (T), mattlummer (T, §9), spillkråka (T, §4), kungsfågel (§4), kopparödla (§6), skogsödla (§6) och revlummer (§9). Se Figur 1.</w:t>
       </w:r>
     </w:p>
     <w:p>
@@ -91,17 +73,573 @@
         <w:pStyle w:val="Heading1"/>
       </w:pPr>
       <w:r>
-        <w:t>Naturvårdsarter</w:t>
+        <w:t>Tillsynsbegäran</w:t>
       </w:r>
     </w:p>
     <w:p>
       <w:r>
-        <w:t>I och inom 25 meter från avverkningsanmälan har följande 21 naturvårdsarter hittats: gränsticka (VU, T), tallkötticka (NT), talltita (NT, §4), ullticka (NT, T), bronshjon (S, T), flagellkvastmossa (S, T), grön sköldmossa (S, T, §8), grönpyrola (S, T), kornknutmossa (S, T), mindre märgborre (S, T), stubbspretmossa (S, T), thomsons trägnagare (S), vedticka (S, T), ekbräken (T), hultbräken (T), mattlummer (T, §9), spillkråka (T, §4), kungsfågel (§4), kopparödla (§6), skogsödla (§6) och revlummer (§9). Av dessa är 4 rödlistade. För rödlistade arter har rödlistekategorin angivits inom parentes. Arter som är signalarter enligt Skogsstyrelsen har markerats med (S). Typiska arter inom Natura 2000 som är kopplade till skogsekosystem har markerats med (T). För fridlysta arter anges även paragrafen i Artskyddsförordningen som arten är fridlyst enligt.</w:t>
+        <w:t>Vi begär härmed att Skogsstyrelsen fattar beslut enligt miljöbalken som säkerställer att skogens höga naturvärden bevaras samt att EU-lagstiftning efterlevs och att artskyddsbrott förhindras.</w:t>
       </w:r>
     </w:p>
     <w:p>
       <w:r>
-        <w:t>De påträffade naturvårdsarterna är ett tydligt kvitto på att det rör sig om en skog med höga naturvärden.</w:t>
+        <w:t>Vi begär vidare att Skogsstyrelsen säkerställer att inga skador eller försämringar av naturtypens bevarandestatus i området tillåts ske. Se Rådets direktiv 92/43/EEG samt ickeförsämringskravet i EU:s naturrestaureringsförordning (EU 2024/1991).</w:t>
+      </w:r>
+    </w:p>
+    <w:p>
+      <w:r>
+        <w:t>Vi önskar även ta del av de ställningstaganden och beslut som myndigheten meddelar till följd av aktuell avverkningsanmälan och föreningens inlaga (se 34 § förvaltningslagen).</w:t>
+      </w:r>
+    </w:p>
+    <w:p>
+      <w:pPr>
+        <w:pStyle w:val="Heading1"/>
+      </w:pPr>
+      <w:r>
+        <w:t>Naturvårdsarter och fridlysta arter</w:t>
+      </w:r>
+    </w:p>
+    <w:p>
+      <w:r>
+        <w:t>Nedan följer beskrivningar av de naturvårdsarter och fridlysta arter som har sina livsmiljöer och växtplatser i den avverkningsanmälda skogen. Se även ytterligare artfakta i BILAGA 1. De påträffade naturvårdsarterna är ett tydligt kvitto på att det rör sig om en skog med höga naturvärden.</w:t>
+      </w:r>
+    </w:p>
+    <w:p>
+      <w:r>
+        <w:rPr>
+          <w:b/>
+        </w:rPr>
+        <w:t>Gränsticka (VU)</w:t>
+      </w:r>
+      <w:r>
+        <w:t xml:space="preserve"> är en mycket bra signalart inom hela sitt utbredningsområde. Den är huvudsakligen knuten till restbestånd av barrnaturskog och förekommer med ett tydligt optimum i orörda eller måttligt påverkade gamla granskogar där det föreligger långvarig kontinuitet av grov död ved. Den totala populationen bedöms ha minskat och fortsätter att minska i takt med att grankontinuitetsskogar (äldre tidigare icke kalavverkade skogar) minskar i areal. Minskningstakten överstiger gränsvärdet för sårbar (VU). Lokaler som hyser arten bör undantas från skogsbruk, speciellt i mellersta och södra Sverige. Gränsticka är typisk art för </w:t>
+      </w:r>
+      <w:r>
+        <w:rPr>
+          <w:i/>
+        </w:rPr>
+        <w:t>9010 Taiga</w:t>
+      </w:r>
+      <w:r>
+        <w:t xml:space="preserve"> (SLU Artdatabanken, 2026; Nitare &amp; Skogsstyrelsen, 2019).</w:t>
+      </w:r>
+    </w:p>
+    <w:p>
+      <w:r>
+        <w:rPr>
+          <w:b/>
+        </w:rPr>
+        <w:t>Tallkötticka (NT)</w:t>
+      </w:r>
+      <w:r>
+        <w:t xml:space="preserve"> är tallens kötticka och har ofta ett mer resupinat växtsätt än den granlevande köttickan </w:t>
+      </w:r>
+      <w:r>
+        <w:rPr>
+          <w:i/>
+        </w:rPr>
+        <w:t>Leptoporus mollis</w:t>
+      </w:r>
+      <w:r>
+        <w:t>. Artens förekomstarea och utbredning i Sverige är inte känd, men utifrån de fynd som rapporteras av kötticka på tall verkar den vara mer ovanlig än den granlevande. Den totala populationen bedöms därför ha minskat under de senaste 30 åren och fortsätter att minska i takt med att kontinuitetsskogar (skogar som inte kalavverkats) minskar i areal, samtidigt som att lämpliga miljöer inte återskapas i samma takt. Minskningstakten för den svenska populationen bedöms vara nära gränsvärdet för Sårbar (VU). (A2c+3c+4c) (SLU Artdatabanken, 2024; Nitare &amp; Skogsstyrelsen, 2019).</w:t>
+      </w:r>
+    </w:p>
+    <w:p>
+      <w:r>
+        <w:rPr>
+          <w:b/>
+        </w:rPr>
+        <w:t>Talltita (NT, §4)</w:t>
+      </w:r>
+      <w:r>
+        <w:t>, rödlistad som nära hotad och prioriterad art i Skogsvårdslagen, har häckningsrevir i anmälan. Arten har minskat kraftigt de senaste 30 åren och minskningstakten innevarande 10-årsperiod beräknas till 20 (10–30) %. Talltitan är synnerligen trogen sitt cirka 15 hektar stora revir och är beroende av flerskiktade olikåldriga skogar för att kunna föda upp sina ungar. Talltitan försvinner om dess livsmiljö kalavverkas (Eggers &amp; Low, 2014; Ekman, 1979; Griesser et al, 2007; Klein, 2020; Siffczyk et al, 2003; SLU Artdatabanken, 2021).</w:t>
+      </w:r>
+    </w:p>
+    <w:p>
+      <w:r>
+        <w:rPr>
+          <w:b/>
+        </w:rPr>
+        <w:t>Ullticka (NT)</w:t>
+      </w:r>
+      <w:r>
+        <w:t xml:space="preserve"> är knuten till restbestånd av barrnaturskog och förekommer med ett tydligt optimum i orörda eller måttligt påverkade gamla granskogar där det föreligger viss kontinuitet av grov död ved. Ullticka är en bra signalart inom hela sitt utbredningsområde och i södra Sverige är den sällsynt och en god signalart för skyddsvärda granskogsmiljöer. Den hotas av avverkning och fragmentering av naturskog och äldre granskog med lång trädkontinuitet. På ullticka kan ibland ulltickeporing (VU) påträffas - det är en sällsynt ticka som nyligen delats upp i de tre olika arterna ulltickeporing </w:t>
+      </w:r>
+      <w:r>
+        <w:rPr>
+          <w:i/>
+        </w:rPr>
+        <w:t xml:space="preserve">Skeletocutis brevispora </w:t>
+      </w:r>
+      <w:r>
+        <w:t>(VU)</w:t>
+      </w:r>
+      <w:r>
+        <w:rPr>
+          <w:i/>
+        </w:rPr>
+        <w:t>, Skeletocutis delicata</w:t>
+      </w:r>
+      <w:r>
+        <w:t xml:space="preserve"> (VU)</w:t>
+      </w:r>
+      <w:r>
+        <w:rPr>
+          <w:i/>
+        </w:rPr>
+        <w:t xml:space="preserve"> och Skeletocutis exilis</w:t>
+      </w:r>
+      <w:r>
+        <w:t xml:space="preserve"> (NT). Ullticka är typisk art för </w:t>
+      </w:r>
+      <w:r>
+        <w:rPr>
+          <w:i/>
+        </w:rPr>
+        <w:t xml:space="preserve">9010 Taiga, 9050 Näringsrik granskog </w:t>
+      </w:r>
+      <w:r>
+        <w:t xml:space="preserve">och </w:t>
+      </w:r>
+      <w:r>
+        <w:rPr>
+          <w:i/>
+        </w:rPr>
+        <w:t>9030 Landhöjningsskog</w:t>
+      </w:r>
+      <w:r>
+        <w:t xml:space="preserve"> (SLU Artdatabanken, 2026; Nitare &amp; Skogsstyrelsen, 2019; Miettinen &amp; Niemelä, 2018).</w:t>
+      </w:r>
+    </w:p>
+    <w:p>
+      <w:r>
+        <w:rPr>
+          <w:b/>
+        </w:rPr>
+        <w:t>Bronshjon</w:t>
+      </w:r>
+      <w:r>
+        <w:t xml:space="preserve"> är en skalbagge vars larvutveckling sker under grov bark på stammar av döda eller döende barrträd, främst gran, i mindre omfattning tall. Arten är knuten till äldre, naturskogslik granskog med inslag av torkande träd. Bronshjon är typisk art för </w:t>
+      </w:r>
+      <w:r>
+        <w:rPr>
+          <w:i/>
+        </w:rPr>
+        <w:t>9010 Taiga</w:t>
+      </w:r>
+      <w:r>
+        <w:t xml:space="preserve"> (SLU Artdatabanken, 2025).</w:t>
+      </w:r>
+    </w:p>
+    <w:p>
+      <w:r>
+        <w:rPr>
+          <w:b/>
+        </w:rPr>
+        <w:t>Flagellkvastmossa</w:t>
+      </w:r>
+      <w:r>
+        <w:t xml:space="preserve"> förekommer framför allt i tallsumpskog, men finns även i relativt torra gran- och tallskogar. Den signalerar överallt skogsmiljöer med höga naturvärden och indikerar biotoper med rik och kontinuerlig förekomst av död ved i olika nedbrytningsstadier eller barlagd torvjord. Flagellkvastmossa är typisk art för </w:t>
+      </w:r>
+      <w:r>
+        <w:rPr>
+          <w:i/>
+        </w:rPr>
+        <w:t xml:space="preserve">9010 Taiga </w:t>
+      </w:r>
+      <w:r>
+        <w:t>och</w:t>
+      </w:r>
+      <w:r>
+        <w:rPr>
+          <w:i/>
+        </w:rPr>
+        <w:t xml:space="preserve"> 9740 Skogsbevuxen myr </w:t>
+      </w:r>
+      <w:r>
+        <w:t>(SLU Artdatabanken, 2024; Nitare &amp; Skogsstyrelsen, 2019).</w:t>
+      </w:r>
+    </w:p>
+    <w:p>
+      <w:r>
+        <w:rPr>
+          <w:b/>
+        </w:rPr>
+        <w:t>Grön sköldmossa (§8)</w:t>
+      </w:r>
+      <w:r>
+        <w:t xml:space="preserve"> är typisk art för </w:t>
+      </w:r>
+      <w:r>
+        <w:rPr>
+          <w:i/>
+        </w:rPr>
+        <w:t xml:space="preserve">9010 Taiga </w:t>
+      </w:r>
+      <w:r>
+        <w:t>och</w:t>
+      </w:r>
+      <w:r>
+        <w:rPr>
+          <w:i/>
+        </w:rPr>
+        <w:t xml:space="preserve"> 9750 Svämlövskog</w:t>
+      </w:r>
+      <w:r>
+        <w:t xml:space="preserve"> och omfattas av EU:s art- och habitatdirektiv bilaga 2 vilket innebär att det finns ett uttalat intresse inom Europeiska unionen att bevara arten. Grön sköldmossa kräver skog som har ett speciellt mikroklimat med hög och jämn luftfuktighet i kombination med rik tillgång på död ved (Nitare &amp; Skogsstyrelsen, 2019; SLU Artdatabanken, 2025). I praktiken handlar det om åtminstone 50 meter med skyddande skog för att undvika uttorkning av marken (Hallingbäck, personligt meddelande 2022-02-24). Grön sköldmossa är en ansvarsart för Sverige då en särskilt stor andel av Europas population finns i landet. Mark- och miljööverdomstolen (MÖD) har i mål nr M 2019-20 (18 februari 2019) slagit fast att grön sköldmossa (§8) är dispenspliktig och att exemplar av arten inte får skadas utan dispens (MÖD, mål nr M 2019-20).</w:t>
+      </w:r>
+    </w:p>
+    <w:p>
+      <w:r>
+        <w:rPr>
+          <w:b/>
+        </w:rPr>
+        <w:t xml:space="preserve">Grönpyrola </w:t>
+      </w:r>
+      <w:r>
+        <w:t xml:space="preserve">växer främst på sandig, torr eller frisk mark i äldre barrskog, ofta på isälvsmaterial såsom sand och grus. Den påträffas främst i äldre naturligt uppkomna barrskogar, exempelvis på tallmoar, i åssluttningar, dyner och rasbranter. Arten är känslig för skogsbruksmetoder såsom slutavverkning och markberedning. Grönpyrola är typisk art för </w:t>
+      </w:r>
+      <w:r>
+        <w:rPr>
+          <w:i/>
+        </w:rPr>
+        <w:t>9010 Taiga, 9060 Åsbarrskog</w:t>
+      </w:r>
+      <w:r>
+        <w:t xml:space="preserve"> och</w:t>
+      </w:r>
+      <w:r>
+        <w:rPr>
+          <w:i/>
+        </w:rPr>
+        <w:t xml:space="preserve"> 1610 Åsöar i Östersjön </w:t>
+      </w:r>
+      <w:r>
+        <w:t>(Nitare &amp; Skogsstyrelsen, 2019; SLU Artdatabanken, 2025).</w:t>
+      </w:r>
+    </w:p>
+    <w:p>
+      <w:r>
+        <w:rPr>
+          <w:b/>
+        </w:rPr>
+        <w:t>Kornknutmossa</w:t>
+      </w:r>
+      <w:r>
+        <w:t xml:space="preserve"> växer främst på grova lågor i sumpskog och myrkanter och indikerar miljöer med rik och jämn tillgång på fuktigt liggande ved. En typisk växtplats i södra Sverige är naturskogsartad gransumpskog. Samtliga skogsskötselåtgärder på eller i omedelbar närhet av lokalerna utgör ett hot. Fragmenteringen av skogslandskapet liksom minskad mängd död ved är ett långsiktigt hot mot denna art. Kornknutmossa är typisk art för </w:t>
+      </w:r>
+      <w:r>
+        <w:rPr>
+          <w:i/>
+        </w:rPr>
+        <w:t xml:space="preserve">9010 Taiga </w:t>
+      </w:r>
+      <w:r>
+        <w:t>och</w:t>
+      </w:r>
+      <w:r>
+        <w:rPr>
+          <w:i/>
+        </w:rPr>
+        <w:t xml:space="preserve"> 9740 Skogsbevuxen myr</w:t>
+      </w:r>
+      <w:r>
+        <w:t xml:space="preserve"> (SLU Artdatabanken, 2024; Nitare &amp; Skogsstyrelsen, 2019).</w:t>
+      </w:r>
+    </w:p>
+    <w:p>
+      <w:r>
+        <w:rPr>
+          <w:b/>
+        </w:rPr>
+        <w:t>Mindre märgborre</w:t>
+      </w:r>
+      <w:r>
+        <w:t xml:space="preserve"> är en signalart för tallskog med höga naturvärden och betraktas tillsammans med skarptandad barkborre som nyckelarter för ett antal sällsynta åtgärdsprogramsarter som är beroende av deras gångsystem. Bland dessa kan nämnas avlång barkborre (VU), </w:t>
+      </w:r>
+      <w:r>
+        <w:rPr>
+          <w:i/>
+        </w:rPr>
+        <w:t>Corticeus longulus</w:t>
+      </w:r>
+      <w:r>
+        <w:t xml:space="preserve"> (VU), tallgångbagge (VU), cholodkovskys bastborre (NT) och tallbarksvartbagge (NT). Den mindre märgborrens måsvingeliknande gnaggångar är lätta att känna igen och hittas ofta på grova tallgrenar på marken. Rika förekomster av främst mindre märgborre men även skarptandad barkborre är en signal för artrikedom och inventeringar har visat att det är i skogar med en naturlig självgallring som det skapas förutsättningar för dessa arter samt de efterföljande åtgärdsprogramsarterna. Tallskogar med stark förekomst av mindre märgborre och skarptandad barkborre bör avsättas som reservat. Generellt bör hänsyn tas vid slutavverkning av talldominerad skog så att avverkningsrester som gren- och toppdelar lämnas. Mindre märgborre är typisk art för </w:t>
+      </w:r>
+      <w:r>
+        <w:rPr>
+          <w:i/>
+        </w:rPr>
+        <w:t>9060 Åsbarrskog</w:t>
+      </w:r>
+      <w:r>
+        <w:t xml:space="preserve"> (SLU Artdatabanken, 2026; Pettersson, 2014; Hedgren, 2012; Gunnarsson m fl., 1999).</w:t>
+      </w:r>
+    </w:p>
+    <w:p>
+      <w:r>
+        <w:rPr>
+          <w:b/>
+        </w:rPr>
+        <w:t>Stubbspretmossa</w:t>
+      </w:r>
+      <w:r>
+        <w:t xml:space="preserve"> växer på ved i rika löv- och barrskogar med relativt hög luftfuktighet och indikerar fuktiga skogsmiljöer med gott om murken ved och ofta höga naturvärden. Stubbspretmossa är typisk art för </w:t>
+      </w:r>
+      <w:r>
+        <w:rPr>
+          <w:i/>
+        </w:rPr>
+        <w:t>9020 Nordlig ädellövskog</w:t>
+      </w:r>
+      <w:r>
+        <w:t xml:space="preserve"> (SLU Artdatabanken, 2024).</w:t>
+      </w:r>
+    </w:p>
+    <w:p>
+      <w:r>
+        <w:rPr>
+          <w:b/>
+        </w:rPr>
+        <w:t xml:space="preserve">Vedticka </w:t>
+      </w:r>
+      <w:r>
+        <w:t xml:space="preserve">är en bra signalart söder om den naturliga norrlandsgränsen. Den är huvudsakligen knuten till äldre barrskogar där det föreligger långvarig kontinuitet av död barrved. Vedticka är typisk art för </w:t>
+      </w:r>
+      <w:r>
+        <w:rPr>
+          <w:i/>
+        </w:rPr>
+        <w:t xml:space="preserve">9010 Taiga </w:t>
+      </w:r>
+      <w:r>
+        <w:t>(Nitare &amp; Skogsstyrelsen, 2019; SLU Artdatabanken, 2025).</w:t>
+      </w:r>
+    </w:p>
+    <w:p>
+      <w:r>
+        <w:rPr>
+          <w:b/>
+        </w:rPr>
+        <w:t xml:space="preserve">Ekbräken </w:t>
+      </w:r>
+      <w:r>
+        <w:t xml:space="preserve">är typisk art för </w:t>
+      </w:r>
+      <w:r>
+        <w:rPr>
+          <w:i/>
+        </w:rPr>
+        <w:t>9050 Näringsrik granskog</w:t>
+      </w:r>
+      <w:r>
+        <w:t xml:space="preserve"> (SLU Artdatabanken, 2025).</w:t>
+      </w:r>
+    </w:p>
+    <w:p>
+      <w:r>
+        <w:rPr>
+          <w:b/>
+        </w:rPr>
+        <w:t xml:space="preserve">Hultbräken </w:t>
+      </w:r>
+      <w:r>
+        <w:t xml:space="preserve">är typisk art för </w:t>
+      </w:r>
+      <w:r>
+        <w:rPr>
+          <w:i/>
+        </w:rPr>
+        <w:t xml:space="preserve">9050 Näringsrik granskog </w:t>
+      </w:r>
+      <w:r>
+        <w:t>(SLU Artdatabanken, 2025).</w:t>
+      </w:r>
+    </w:p>
+    <w:p>
+      <w:r>
+        <w:rPr>
+          <w:b/>
+        </w:rPr>
+        <w:t>Mattlummer (§9)</w:t>
+      </w:r>
+      <w:r>
+        <w:t xml:space="preserve"> är typisk art för </w:t>
+      </w:r>
+      <w:r>
+        <w:rPr>
+          <w:i/>
+        </w:rPr>
+        <w:t xml:space="preserve">9010 Taiga </w:t>
+      </w:r>
+      <w:r>
+        <w:t>(SLU Artdatabanken, 2025).</w:t>
+      </w:r>
+    </w:p>
+    <w:p>
+      <w:r>
+        <w:rPr>
+          <w:b/>
+        </w:rPr>
+        <w:t>Spillkråka (§4)</w:t>
+      </w:r>
+      <w:r>
+        <w:t xml:space="preserve"> omfattas av bilaga 1 i EU:s fågeldirektiv och är typisk art för </w:t>
+      </w:r>
+      <w:r>
+        <w:rPr>
+          <w:i/>
+        </w:rPr>
+        <w:t xml:space="preserve">9010 Taiga </w:t>
+      </w:r>
+      <w:r>
+        <w:t>och</w:t>
+      </w:r>
+      <w:r>
+        <w:rPr>
+          <w:i/>
+        </w:rPr>
+        <w:t xml:space="preserve"> 9740 Skogsbevuxen myr</w:t>
+      </w:r>
+      <w:r>
+        <w:t>. Den behöver grova träd, främst tall, asp och bok som boträd. Skogsbruk med korta omloppstider och täta, homogena ungskogar utgör det största hotet. Spillkråka är en nyckelart i skogliga miljöer vars övergivna bohål utnyttjas av flera andra hålhäckande fågelarter och fladdermöss, däribland pärluggla (EN, §4), knipa (§4), salskrake (§4) och skogsduva (§4). Hökuggla (VU, §4) och slaguggla (§4) häckar ofta i högstubbar som brutits av i höjd med ett gammalt spillkråkebo (SLU Artdatabanken, 2026; Skogsstyrelsen, 2016).</w:t>
+      </w:r>
+    </w:p>
+    <w:p>
+      <w:pPr>
+        <w:pStyle w:val="Heading1"/>
+      </w:pPr>
+      <w:r>
+        <w:t>EU:s fågeldirektiv</w:t>
+      </w:r>
+    </w:p>
+    <w:p>
+      <w:r>
+        <w:t xml:space="preserve">Europeiska unionens medlemsländer är skyldiga att agera i enlighet med EU:s fågeldirektiv där det uttryckligen står att direktivet gäller för fåglar samt för deras ägg, bon och </w:t>
+      </w:r>
+      <w:r>
+        <w:rPr>
+          <w:b/>
+        </w:rPr>
+        <w:t xml:space="preserve">livsmiljöer </w:t>
+      </w:r>
+      <w:r>
+        <w:t>(artikel 1). Vidare att de åtgärder som vidtas inte får leda till en försämring av den nuvarande situationen beträffande bevarandet av de fågelarter som avses i artikel 1 (artikel 13). Fågeldirektivet är styrande för tillsynsansvariga myndigheters ärendehantering, ställningstaganden och beslutsfattande.</w:t>
+      </w:r>
+    </w:p>
+    <w:p>
+      <w:pPr>
+        <w:pStyle w:val="Heading1"/>
+      </w:pPr>
+      <w:r>
+        <w:t>Typiska arter och EU:s art- och habitatdirektiv</w:t>
+      </w:r>
+    </w:p>
+    <w:p>
+      <w:r>
+        <w:t>Typiska arter används för att lokalisera områden med gynnsam bevarandestatus för de naturtyper som är listade i EU:s art- och habitatdirektiv. Ett exempel är Västlig taiga (EU-kod 9010) som saknar gynnsam bevarandestatus och minskar starkt som naturtyp i Sverige. Naturvårdsverket skriver i sin vägledning för Västlig taiga att dylika miljöer förutsätter normalt att skogarna skyddas långsiktigt, eftersom skogsbruk inte är förenligt med bevarande av naturtypen i gynnsamt tillstånd (Naturvårdsverket, 2011).</w:t>
+      </w:r>
+    </w:p>
+    <w:p>
+      <w:r>
+        <w:t>Följande typiska arter har sina livsmiljöer och växtplatser i den avverkningsanmälda skogen: gränsticka (VU, T), ullticka (NT, T), bronshjon (S, T), flagellkvastmossa (S, T), grön sköldmossa (S, T, §8), grönpyrola (S, T), kornknutmossa (S, T), mindre märgborre (S, T), stubbspretmossa (S, T), vedticka (S, T), ekbräken (T), hultbräken (T), mattlummer (T, §9) och spillkråka (T, §4).</w:t>
+      </w:r>
+    </w:p>
+    <w:p>
+      <w:r>
+        <w:t>Enligt Sveriges Artikel 17 rapportering 2013 och 2019 till EU, har naturtypen Västlig taiga (9010) dålig bevarandestatus med negativ trend inom Sveriges boreala region. Skogsbruksåtgärder som avverkning, röjning och gallring pekas ut som några av de främst bidragande orsakerna till naturtypens dåliga status och negativa trend (SLU Artdatabanken, 2019). I EU:s uppföljning av tillståndet för naturtyperna i Skandinavien 2013 – 2018 framgår det att i den boreala regionen är tillståndet så dåligt för Västlig taiga (9010) att habitatet löper allvarlig risk att försvinna regionalt (EEA, 2022). Det allvarliga läget för den biologiska mångfalden i skogen framhålls även i Skogsstyren rapport 2026/07:</w:t>
+      </w:r>
+    </w:p>
+    <w:p>
+      <w:r>
+        <w:rPr>
+          <w:i/>
+        </w:rPr>
+        <w:t>"All avverkning av kända skogliga värdekärnor och sannolika kontinuitetsskogar behöver upphöra för att fylla bristen om 1,56 miljoner hektar bevarad livsmiljötyp. På grund av begränsade kvarvarande arealer av värdekärnor, naturskogar och kontinuitetsskogar leder fortsatt förlust av dessa till en påtaglig risk för långsiktigt negativa effekter för biologisk mångfald i skogslandskapet. Att de återstående arealerna bevaras och ges ett långsiktigt skydd bedöms därför vara av avgörande betydelse."</w:t>
+      </w:r>
+      <w:r>
+        <w:t xml:space="preserve"> (Skogsstyrelsen, 2026).</w:t>
+      </w:r>
+    </w:p>
+    <w:p>
+      <w:r>
+        <w:t>Trots detta har statusen för Västlig taiga ändrats till otillräcklig i stället för dålig i den senaste Artikel 17 rapporteringen 2025. Av Naturvårdsverkets rapport framgår det dock att de ändrade statusbedömningarna jämfört med rapporteringen 2019 inte beror på faktiska miljöförändringar. Ändringarna är av teknisk karaktär och främst en följd av resultaten från genomförda regeringsuppdrag och beslut inför rapporteringen 2025. Det är alltså politisk styrning i stället för faktiska förhållanden i naturen som ändrat på naturtypernas status i rapporteringen, vilket rimmar dåligt med såväl art- och habitatdirektivets syften och mål som med naturrestaureringsförordningen. I praktiken har dock Sveriges nya sätt att rapportera bevarandestatus till EU inte någon betydelse eftersom Naturvårdsverkets rapportering 2025 visar att Västlig taiga</w:t>
+      </w:r>
+      <w:r>
+        <w:rPr>
+          <w:b/>
+        </w:rPr>
+        <w:t xml:space="preserve"> </w:t>
+      </w:r>
+      <w:r>
+        <w:t>inte har gynnsam bevarandestatus.</w:t>
+      </w:r>
+    </w:p>
+    <w:p>
+      <w:r>
+        <w:t>Åtgärder som vidtas i enlighet med art- och habitatdirektivet ska enligt Artikel 2 syfta till att bibehålla eller återställa en gynnsam bevarandestatus hos livsmiljöer samt arter och vilda djur och växter av gemenskapsintresse. Enligt prejudikat från EU-domstolen ska en skogsbruksverksamhet utföras på ett sådant sätt som utgör ett förebyggande och hållbart skogsbruk för att betraktas som förenlig med bevarandekraven i direktivet (se EU-domstolens dom i de förenade målen C 473-19 och C 474-19).</w:t>
+      </w:r>
+    </w:p>
+    <w:p>
+      <w:r>
+        <w:t xml:space="preserve">Av artikel 1.e samma direktiv framgår att en livsmiljös bevarandestatus anses " gynnsam" när — dess naturliga utbredningsområde och de ytor den täcker inom detta område är stabila eller ökande, och — den särskilda struktur och de särskilda funktioner som är nödvändiga för att den skall kunna bibehållas på lång sikt finns, och sannolikt kommer att finnas under en överskådlig framtid, och — bevarandestatusen hos dess </w:t>
+      </w:r>
+      <w:r>
+        <w:rPr>
+          <w:b/>
+        </w:rPr>
+        <w:t>typiska arter</w:t>
+      </w:r>
+      <w:r>
+        <w:t xml:space="preserve"> är gynnsam enligt definitionen i artikel 1.i.</w:t>
+      </w:r>
+    </w:p>
+    <w:p>
+      <w:r>
+        <w:t>EU-direktiv är bindande för EU:s medlemsländer varvid det ankommer på Skogsstyrelsen som nationell tillsynsmyndighet att beakta syftet med EU:s art- och habitatdirektiv vid prövningen av en skogsbruksverksamhet, se Rådets direktiv 92/43/EEG. Se ytterligare information om EU:s livsmiljödirektiv i bilaga 2.</w:t>
+      </w:r>
+    </w:p>
+    <w:p>
+      <w:r>
+        <w:br w:type="page"/>
+      </w:r>
+    </w:p>
+    <w:p>
+      <w:pPr>
+        <w:pStyle w:val="Title"/>
+      </w:pPr>
+      <w:r>
+        <w:t>BILAGA 1 –</w:t>
+        <w:br/>
+        <w:t>Fridlysta och rödlistade arter</w:t>
+      </w:r>
+    </w:p>
+    <w:p>
+      <w:pPr>
+        <w:pStyle w:val="Heading1"/>
+      </w:pPr>
+      <w:r>
+        <w:t>Talltita – ekologi samt krav på livsmiljön</w:t>
+      </w:r>
+    </w:p>
+    <w:p>
+      <w:r>
+        <w:t>Talltita är rödlistad som NT, fridlyst och prioriterad art i Skogsvårdslagen. Den omfattas av EU:s fågeldirektiv. Arten har minskat kraftigt de senaste 30 åren och minskningstakten innevarande 10-årsperiod beräknas till 20 (10–30) % (SLU Artdatabanken, 2022).</w:t>
+      </w:r>
+    </w:p>
+    <w:p>
+      <w:r>
+        <w:t>Talltita föredrar större sammanhängande barrskogar, och finns såväl i tallskog som granskog och i lövblandad barrskog. Skogens struktur är viktig och ska helst vara flerskiktad med riklig underväxt av mindre granar, björk och andra lövträd och buskar. Tillgång på murknande högstubbar är särskilt viktig, eftersom talltitan helst själv hackar ut sitt bohål (SLU Artdatabanken, 2022).</w:t>
+      </w:r>
+    </w:p>
+    <w:p>
+      <w:r>
+        <w:t>Det finns flera studier som visar att talltita är känslig för gallring och inte överlever när dess livsmiljö kalavverkas (Eggers and Low, 2014; Griesser et al., 2007; Klein, 2020). Talltitans revir är förhållandevis stora, 10–20 hektar och arten missgynnas när skogen fragmenteras. Kalavverkning av större delar av reviret innebär att det överges (Artdatabanken, 2021).</w:t>
+      </w:r>
+    </w:p>
+    <w:p>
+      <w:r>
+        <w:t>Talltitan är synnerligen trogen sitt revir så länge paret lever och biotopen förblir intakt. Paret stannar i sitt revir året om. En förlust av ett revir har därför en stor inverkan på den lokala populationen och trakthyggesbruket anses vara orsak till den svenska populationens kraftiga minskning. Talltiteparets revirtrohet innebär att närhelst under året man observerar en adult talltita så ingår denna plats i reviret (Siffczyk et al., 2003; Ekman, 1979).</w:t>
       </w:r>
     </w:p>
     <w:p>
@@ -109,527 +647,91 @@
         <w:pStyle w:val="Heading2"/>
       </w:pPr>
       <w:r>
-        <w:t>Fridlysta arter</w:t>
+        <w:t>Referenser – talltita</w:t>
       </w:r>
     </w:p>
     <w:p>
       <w:r>
-        <w:t>Följande fridlysta arter har sina livsmiljöer och växtplatser i den avverkningsanmälda skogen: talltita (NT, §4), grön sköldmossa (S, T, §8), mattlummer (T, §9), spillkråka (T, §4), kungsfågel (§4), kopparödla (§6), skogsödla (§6) och revlummer (§9).</w:t>
-      </w:r>
-    </w:p>
-    <w:p>
-      <w:r>
-        <w:t xml:space="preserve">Observera att medlemsländerna är skyldiga att agera i enlighet med EU:s fågeldirektiv där det uttryckligen står att direktivet gäller för fåglar samt för deras ägg, bon och </w:t>
-      </w:r>
-      <w:r>
-        <w:rPr>
-          <w:b/>
-        </w:rPr>
-        <w:t xml:space="preserve">livsmiljöer </w:t>
-      </w:r>
-      <w:r>
-        <w:t>(artikel 1). Vidare att de åtgärder som vidtas inte får leda till en försämring av den nuvarande situationen beträffande bevarandet av de fågelarter som avses i artikel 1 (artikel 13). Fågeldirektivet är styrande för tillsynsansvariga myndigheters ärendehantering, ställningstaganden och beslutsfattande.</w:t>
-      </w:r>
-    </w:p>
-    <w:p>
-      <w:r>
-        <w:rPr>
-          <w:b/>
-        </w:rPr>
-        <w:t>Grön sköldmossa (§8)</w:t>
-      </w:r>
-      <w:r>
-        <w:t xml:space="preserve"> är typisk art för </w:t>
+        <w:t xml:space="preserve">Eggers, S., Low, M., 2014. </w:t>
       </w:r>
       <w:r>
         <w:rPr>
           <w:i/>
         </w:rPr>
-        <w:t xml:space="preserve">9010 Taiga </w:t>
-      </w:r>
-      <w:r>
-        <w:t>och</w:t>
+        <w:t xml:space="preserve">Differential demographic responses of sympatric Parids to vegetation management in boreal forest. </w:t>
+      </w:r>
+      <w:r>
+        <w:t>For. Ecol. Manage. 319, 169–175.</w:t>
+      </w:r>
+    </w:p>
+    <w:p>
+      <w:r>
+        <w:t xml:space="preserve">Ekman, J., 1979. </w:t>
       </w:r>
       <w:r>
         <w:rPr>
           <w:i/>
         </w:rPr>
-        <w:t xml:space="preserve"> 9750 Svämlövskog</w:t>
-      </w:r>
-      <w:r>
-        <w:t xml:space="preserve"> och omfattas av EU:s art- och habitatdirektiv bilaga 2 vilket innebär att det finns ett uttalat intresse inom Europeiska unionen att bevara arten. Grön sköldmossa kräver skog som har ett speciellt mikroklimat med hög och jämn luftfuktighet i kombination med rik tillgång på död ved (Nitare &amp; Skogsstyrelsen, 2019; SLU Artdatabanken, 2025). I praktiken handlar det om åtminstone 50 meter med skyddande skog för att undvika uttorkning av marken (Hallingbäck, personligt meddelande 2022-02-24). Grön sköldmossa är en ansvarsart för Sverige då en särskilt stor andel av Europas population finns i landet. Mark- och miljööverdomstolen (MÖD) har i mål nr M 2019-20 (18 februari 2019) slagit fast att grön sköldmossa (§8) är dispenspliktig och att exemplar av arten inte får skadas utan dispens (MÖD, mål nr M 2019-20).</w:t>
+        <w:t xml:space="preserve">Coherence, composition and territories of winter social groups of the Willow Tit Parus montanus and the Crested Tit P. cristatus. </w:t>
+      </w:r>
+      <w:r>
+        <w:t>Ornis Scandinavica, 10, pp 56–68</w:t>
       </w:r>
     </w:p>
     <w:p>
       <w:r>
-        <w:rPr>
-          <w:b/>
-        </w:rPr>
-        <w:t>Mattlummer (§9)</w:t>
-      </w:r>
-      <w:r>
-        <w:t xml:space="preserve"> är typisk art för </w:t>
+        <w:t xml:space="preserve">Griesser, M., Nystrand, M., Eggers, S., Ekman, J., 2007. </w:t>
       </w:r>
       <w:r>
         <w:rPr>
           <w:i/>
         </w:rPr>
-        <w:t xml:space="preserve">9010 Taiga </w:t>
-      </w:r>
-      <w:r>
-        <w:t>(SLU Artdatabanken, 2025).</w:t>
+        <w:t xml:space="preserve">Impact of forestry practices on fitness correlates and population productivity in an open-nesting bird species. </w:t>
+      </w:r>
+      <w:r>
+        <w:t>Conserv. Biol. 21, 767–774. https://doi.org/10.1111/j.1523- 1739.2007.00675.x</w:t>
       </w:r>
     </w:p>
     <w:p>
       <w:r>
-        <w:rPr>
-          <w:b/>
-        </w:rPr>
-        <w:t>Spillkråka (§4)</w:t>
-      </w:r>
-      <w:r>
-        <w:t xml:space="preserve"> omfattas av bilaga 1 i EU:s fågeldirektiv och är typisk art för </w:t>
+        <w:t xml:space="preserve">Klein, J., 2020. </w:t>
       </w:r>
       <w:r>
         <w:rPr>
           <w:i/>
         </w:rPr>
-        <w:t xml:space="preserve">9010 Taiga </w:t>
-      </w:r>
-      <w:r>
-        <w:t>och</w:t>
+        <w:t xml:space="preserve">The forgotten forest – On thinning, retention, and biodiversity in the boreal forest. </w:t>
+      </w:r>
+      <w:r>
+        <w:t>Doctoral Thesis No. 2020:50</w:t>
+      </w:r>
+    </w:p>
+    <w:p>
+      <w:r>
+        <w:t xml:space="preserve">Siffczyk, C., Brotons, L., Kangas, K., Orell, M., 2003. </w:t>
       </w:r>
       <w:r>
         <w:rPr>
           <w:i/>
         </w:rPr>
-        <w:t xml:space="preserve"> 9740 Skogsbevuxen myr</w:t>
-      </w:r>
-      <w:r>
-        <w:t>. Den behöver grova träd, främst tall, asp och bok som boträd. Skogsbruk med korta omloppstider och täta, homogena ungskogar utgör det största hotet. Spillkråka är en nyckelart i skogliga miljöer vars övergivna bohål utnyttjas av flera andra hålhäckande fågelarter och fladdermöss, däribland pärluggla (EN, §4), knipa (§4), salskrake (§4) och skogsduva (§4). Hökuggla (VU, §4) och slaguggla (§4) häckar ofta i högstubbar som brutits av i höjd med ett gammalt spillkråkebo (SLU Artdatabanken, 2026; Skogsstyrelsen, 2016).</w:t>
+        <w:t xml:space="preserve">Home range size of willow tits. </w:t>
+      </w:r>
+      <w:r>
+        <w:t>Oecologica, 136, 635–642 (2003)</w:t>
       </w:r>
     </w:p>
     <w:p>
       <w:r>
-        <w:rPr>
-          <w:b/>
-        </w:rPr>
-        <w:t>Talltita (NT, §4)</w:t>
-      </w:r>
-      <w:r>
-        <w:t>, rödlistad som nära hotad och prioriterad art i Skogsvårdslagen, har häckningsrevir i anmälan. Arten har minskat kraftigt de senaste 30 åren och minskningstakten innevarande 10-årsperiod beräknas till 20 (10–30) %. Talltitan är synnerligen trogen sitt cirka 15 hektar stora revir och är beroende av flerskiktade olikåldriga skogar för att kunna föda upp sina ungar. Talltitan försvinner om dess livsmiljö kalavverkas (Eggers &amp; Low, 2014; Ekman, 1979; Griesser et al, 2007; Klein, 2020; Siffczyk et al, 2003; SLU Artdatabanken, 2021).</w:t>
-      </w:r>
-    </w:p>
-    <w:p>
-      <w:r>
-        <w:t>I BILAGA 1 finns mer detaljerad information om ekologi samt krav på livsmiljö hos fridlysta arter.</w:t>
-      </w:r>
-    </w:p>
-    <w:p>
-      <w:pPr>
-        <w:pStyle w:val="Heading2"/>
-      </w:pPr>
-      <w:r>
-        <w:t>Övriga naturvårdsarter</w:t>
-      </w:r>
-    </w:p>
-    <w:p>
-      <w:r>
-        <w:rPr>
-          <w:b/>
-        </w:rPr>
-        <w:t>Bronshjon</w:t>
-      </w:r>
-      <w:r>
-        <w:t xml:space="preserve"> är en skalbagge vars larvutveckling sker under grov bark på stammar av döda eller döende barrträd, främst gran, i mindre omfattning tall. Arten är knuten till äldre, naturskogslik granskog med inslag av torkande träd. Bronshjon är typisk art för </w:t>
+        <w:t xml:space="preserve">SLU Artdatabanken, 2021. </w:t>
       </w:r>
       <w:r>
         <w:rPr>
           <w:i/>
         </w:rPr>
-        <w:t>9010 Taiga</w:t>
-      </w:r>
-      <w:r>
-        <w:t xml:space="preserve"> (SLU Artdatabanken, 2025).</w:t>
-      </w:r>
-    </w:p>
-    <w:p>
-      <w:r>
-        <w:rPr>
-          <w:b/>
-        </w:rPr>
-        <w:t xml:space="preserve">Ekbräken </w:t>
-      </w:r>
-      <w:r>
-        <w:t xml:space="preserve">är typisk art för </w:t>
-      </w:r>
-      <w:r>
-        <w:rPr>
-          <w:i/>
-        </w:rPr>
-        <w:t>9050 Näringsrik granskog</w:t>
-      </w:r>
-      <w:r>
-        <w:t xml:space="preserve"> (SLU Artdatabanken, 2025).</w:t>
-      </w:r>
-    </w:p>
-    <w:p>
-      <w:r>
-        <w:rPr>
-          <w:b/>
-        </w:rPr>
-        <w:t>Flagellkvastmossa</w:t>
-      </w:r>
-      <w:r>
-        <w:t xml:space="preserve"> förekommer framför allt i tallsumpskog, men finns även i relativt torra gran- och tallskogar. Den signalerar överallt skogsmiljöer med höga naturvärden och indikerar biotoper med rik och kontinuerlig förekomst av död ved i olika nedbrytningsstadier eller barlagd torvjord. Flagellkvastmossa är typisk art för </w:t>
-      </w:r>
-      <w:r>
-        <w:rPr>
-          <w:i/>
-        </w:rPr>
-        <w:t xml:space="preserve">9010 Taiga </w:t>
-      </w:r>
-      <w:r>
-        <w:t>och</w:t>
-      </w:r>
-      <w:r>
-        <w:rPr>
-          <w:i/>
-        </w:rPr>
-        <w:t xml:space="preserve"> 9740 Skogsbevuxen myr </w:t>
-      </w:r>
-      <w:r>
-        <w:t>(SLU Artdatabanken, 2024; Nitare &amp; Skogsstyrelsen, 2019).</w:t>
-      </w:r>
-    </w:p>
-    <w:p>
-      <w:r>
-        <w:rPr>
-          <w:b/>
-        </w:rPr>
-        <w:t>Gränsticka (VU)</w:t>
-      </w:r>
-      <w:r>
-        <w:t xml:space="preserve"> är en mycket bra signalart inom hela sitt utbredningsområde. Den är huvudsakligen knuten till restbestånd av barrnaturskog och förekommer med ett tydligt optimum i orörda eller måttligt påverkade gamla granskogar där det föreligger långvarig kontinuitet av grov död ved. Den totala populationen bedöms ha minskat och fortsätter att minska i takt med att grankontinuitetsskogar (äldre tidigare icke kalavverkade skogar) minskar i areal. Minskningstakten överstiger gränsvärdet för sårbar (VU). Lokaler som hyser arten bör undantas från skogsbruk, speciellt i mellersta och södra Sverige. Gränsticka är typisk art för </w:t>
-      </w:r>
-      <w:r>
-        <w:rPr>
-          <w:i/>
-        </w:rPr>
-        <w:t>9010 Taiga</w:t>
-      </w:r>
-      <w:r>
-        <w:t xml:space="preserve"> (SLU Artdatabanken, 2026; Nitare &amp; Skogsstyrelsen, 2019).</w:t>
-      </w:r>
-    </w:p>
-    <w:p>
-      <w:r>
-        <w:rPr>
-          <w:b/>
-        </w:rPr>
-        <w:t xml:space="preserve">Grönpyrola </w:t>
-      </w:r>
-      <w:r>
-        <w:t xml:space="preserve">växer främst på sandig, torr eller frisk mark i äldre barrskog, ofta på isälvsmaterial såsom sand och grus. Den påträffas främst i äldre naturligt uppkomna barrskogar, exempelvis på tallmoar, i åssluttningar, dyner och rasbranter. Arten är känslig för skogsbruksmetoder såsom slutavverkning och markberedning. Grönpyrola är typisk art för </w:t>
-      </w:r>
-      <w:r>
-        <w:rPr>
-          <w:i/>
-        </w:rPr>
-        <w:t>9010 Taiga, 9060 Åsbarrskog</w:t>
-      </w:r>
-      <w:r>
-        <w:t xml:space="preserve"> och</w:t>
-      </w:r>
-      <w:r>
-        <w:rPr>
-          <w:i/>
-        </w:rPr>
-        <w:t xml:space="preserve"> 1610 Åsöar i Östersjön </w:t>
-      </w:r>
-      <w:r>
-        <w:t>(Nitare &amp; Skogsstyrelsen, 2019; SLU Artdatabanken, 2025).</w:t>
-      </w:r>
-    </w:p>
-    <w:p>
-      <w:r>
-        <w:rPr>
-          <w:b/>
-        </w:rPr>
-        <w:t xml:space="preserve">Hultbräken </w:t>
-      </w:r>
-      <w:r>
-        <w:t xml:space="preserve">är typisk art för </w:t>
-      </w:r>
-      <w:r>
-        <w:rPr>
-          <w:i/>
-        </w:rPr>
-        <w:t xml:space="preserve">9050 Näringsrik granskog </w:t>
-      </w:r>
-      <w:r>
-        <w:t>(SLU Artdatabanken, 2025).</w:t>
-      </w:r>
-    </w:p>
-    <w:p>
-      <w:r>
-        <w:rPr>
-          <w:b/>
-        </w:rPr>
-        <w:t>Kornknutmossa</w:t>
-      </w:r>
-      <w:r>
-        <w:t xml:space="preserve"> växer främst på grova lågor i sumpskog och myrkanter och indikerar miljöer med rik och jämn tillgång på fuktigt liggande ved. En typisk växtplats i södra Sverige är naturskogsartad gransumpskog. Samtliga skogsskötselåtgärder på eller i omedelbar närhet av lokalerna utgör ett hot. Fragmenteringen av skogslandskapet liksom minskad mängd död ved är ett långsiktigt hot mot denna art. Kornknutmossa är typisk art för </w:t>
-      </w:r>
-      <w:r>
-        <w:rPr>
-          <w:i/>
-        </w:rPr>
-        <w:t xml:space="preserve">9010 Taiga </w:t>
-      </w:r>
-      <w:r>
-        <w:t>och</w:t>
-      </w:r>
-      <w:r>
-        <w:rPr>
-          <w:i/>
-        </w:rPr>
-        <w:t xml:space="preserve"> 9740 Skogsbevuxen myr</w:t>
-      </w:r>
-      <w:r>
-        <w:t xml:space="preserve"> (SLU Artdatabanken, 2024; Nitare &amp; Skogsstyrelsen, 2019).</w:t>
-      </w:r>
-    </w:p>
-    <w:p>
-      <w:r>
-        <w:rPr>
-          <w:b/>
-        </w:rPr>
-        <w:t>Mindre märgborre</w:t>
-      </w:r>
-      <w:r>
-        <w:t xml:space="preserve"> är en signalart för tallskog med höga naturvärden och betraktas tillsammans med skarptandad barkborre som nyckelarter för ett antal sällsynta åtgärdsprogramsarter som är beroende av deras gångsystem. Bland dessa kan nämnas avlång barkborre (VU), </w:t>
-      </w:r>
-      <w:r>
-        <w:rPr>
-          <w:i/>
-        </w:rPr>
-        <w:t>Corticeus longulus</w:t>
-      </w:r>
-      <w:r>
-        <w:t xml:space="preserve"> (VU), tallgångbagge (VU), cholodkovskys bastborre (NT) och tallbarksvartbagge (NT). Den mindre märgborrens måsvingeliknande gnaggångar är lätta att känna igen och hittas ofta på grova tallgrenar på marken. Rika förekomster av främst mindre märgborre men även skarptandad barkborre är en signal för artrikedom och inventeringar har visat att det är i skogar med en naturlig självgallring som det skapas förutsättningar för dessa arter samt de efterföljande åtgärdsprogramsarterna. Tallskogar med stark förekomst av mindre märgborre och skarptandad barkborre bör avsättas som reservat. Generellt bör hänsyn tas vid slutavverkning av talldominerad skog så att avverkningsrester som gren- och toppdelar lämnas. Mindre märgborre är typisk art för </w:t>
-      </w:r>
-      <w:r>
-        <w:rPr>
-          <w:i/>
-        </w:rPr>
-        <w:t>9060 Åsbarrskog</w:t>
-      </w:r>
-      <w:r>
-        <w:t xml:space="preserve"> (SLU Artdatabanken, 2026; Pettersson, 2014; Hedgren, 2012; Gunnarsson m fl., 1999).</w:t>
-      </w:r>
-    </w:p>
-    <w:p>
-      <w:r>
-        <w:rPr>
-          <w:b/>
-        </w:rPr>
-        <w:t>Stubbspretmossa</w:t>
-      </w:r>
-      <w:r>
-        <w:t xml:space="preserve"> växer på ved i rika löv- och barrskogar med relativt hög luftfuktighet och indikerar fuktiga skogsmiljöer med gott om murken ved och ofta höga naturvärden. Stubbspretmossa är typisk art för </w:t>
-      </w:r>
-      <w:r>
-        <w:rPr>
-          <w:i/>
-        </w:rPr>
-        <w:t>9020 Nordlig ädellövskog</w:t>
-      </w:r>
-      <w:r>
-        <w:t xml:space="preserve"> (SLU Artdatabanken, 2024).</w:t>
-      </w:r>
-    </w:p>
-    <w:p>
-      <w:r>
-        <w:rPr>
-          <w:b/>
-        </w:rPr>
-        <w:t>Tallkötticka (NT)</w:t>
-      </w:r>
-      <w:r>
-        <w:t xml:space="preserve"> är tallens kötticka och har ofta ett mer resupinat växtsätt än den granlevande köttickan </w:t>
-      </w:r>
-      <w:r>
-        <w:rPr>
-          <w:i/>
-        </w:rPr>
-        <w:t>Leptoporus mollis</w:t>
-      </w:r>
-      <w:r>
-        <w:t>. Artens förekomstarea och utbredning i Sverige är inte känd, men utifrån de fynd som rapporteras av kötticka på tall verkar den vara mer ovanlig än den granlevande. Den totala populationen bedöms därför ha minskat under de senaste 30 åren och fortsätter att minska i takt med att kontinuitetsskogar (skogar som inte kalavverkats) minskar i areal, samtidigt som att lämpliga miljöer inte återskapas i samma takt. Minskningstakten för den svenska populationen bedöms vara nära gränsvärdet för Sårbar (VU). (A2c+3c+4c) (SLU Artdatabanken, 2024; Nitare &amp; Skogsstyrelsen, 2019).</w:t>
-      </w:r>
-    </w:p>
-    <w:p>
-      <w:r>
-        <w:rPr>
-          <w:b/>
-        </w:rPr>
-        <w:t>Ullticka (NT)</w:t>
-      </w:r>
-      <w:r>
-        <w:t xml:space="preserve"> är knuten till restbestånd av barrnaturskog och förekommer med ett tydligt optimum i orörda eller måttligt påverkade gamla granskogar där det föreligger viss kontinuitet av grov död ved. Ullticka är en bra signalart inom hela sitt utbredningsområde och i södra Sverige är den sällsynt och en god signalart för skyddsvärda granskogsmiljöer. Den hotas av avverkning och fragmentering av naturskog och äldre granskog med lång trädkontinuitet. På ullticka kan ibland ulltickeporing (VU) påträffas - det är en sällsynt ticka som nyligen delats upp i de tre olika arterna ulltickeporing </w:t>
-      </w:r>
-      <w:r>
-        <w:rPr>
-          <w:i/>
-        </w:rPr>
-        <w:t xml:space="preserve">Skeletocutis brevispora </w:t>
-      </w:r>
-      <w:r>
-        <w:t>(VU)</w:t>
-      </w:r>
-      <w:r>
-        <w:rPr>
-          <w:i/>
-        </w:rPr>
-        <w:t>, Skeletocutis delicata</w:t>
-      </w:r>
-      <w:r>
-        <w:t xml:space="preserve"> (VU)</w:t>
-      </w:r>
-      <w:r>
-        <w:rPr>
-          <w:i/>
-        </w:rPr>
-        <w:t xml:space="preserve"> och Skeletocutis exilis</w:t>
-      </w:r>
-      <w:r>
-        <w:t xml:space="preserve"> (NT). Ullticka är typisk art för </w:t>
-      </w:r>
-      <w:r>
-        <w:rPr>
-          <w:i/>
-        </w:rPr>
-        <w:t xml:space="preserve">9010 Taiga, 9050 Näringsrik granskog </w:t>
-      </w:r>
-      <w:r>
-        <w:t xml:space="preserve">och </w:t>
-      </w:r>
-      <w:r>
-        <w:rPr>
-          <w:i/>
-        </w:rPr>
-        <w:t>9030 Landhöjningsskog</w:t>
-      </w:r>
-      <w:r>
-        <w:t xml:space="preserve"> (SLU Artdatabanken, 2026; Nitare &amp; Skogsstyrelsen, 2019; Miettinen &amp; Niemelä, 2018).</w:t>
-      </w:r>
-    </w:p>
-    <w:p>
-      <w:r>
-        <w:rPr>
-          <w:b/>
-        </w:rPr>
-        <w:t xml:space="preserve">Vedticka </w:t>
-      </w:r>
-      <w:r>
-        <w:t xml:space="preserve">är en bra signalart söder om den naturliga norrlandsgränsen. Den är huvudsakligen knuten till äldre barrskogar där det föreligger långvarig kontinuitet av död barrved. Vedticka är typisk art för </w:t>
-      </w:r>
-      <w:r>
-        <w:rPr>
-          <w:i/>
-        </w:rPr>
-        <w:t xml:space="preserve">9010 Taiga </w:t>
-      </w:r>
-      <w:r>
-        <w:t>(Nitare &amp; Skogsstyrelsen, 2019; SLU Artdatabanken, 2025).</w:t>
-      </w:r>
-    </w:p>
-    <w:p>
-      <w:pPr>
-        <w:pStyle w:val="Heading1"/>
-      </w:pPr>
-      <w:r>
-        <w:t>Typiska arter och EU:s art- och habitatdirektiv</w:t>
-      </w:r>
-    </w:p>
-    <w:p>
-      <w:r>
-        <w:t>Typiska arter används för att lokalisera områden med gynnsam bevarandestatus för de naturtyper som är listade i EU:s art- och habitatdirektiv. Ett exempel är Västlig taiga (EU-kod 9010) som saknar gynnsam bevarandestatus och minskar starkt som naturtyp i Sverige. Naturvårdsverket skriver i sin vägledning för Västlig taiga att dylika miljöer förutsätter normalt att skogarna skyddas långsiktigt, eftersom skogsbruk inte är förenligt med bevarande av naturtypen i gynnsamt tillstånd (Naturvårdsverket, 2011).</w:t>
-      </w:r>
-    </w:p>
-    <w:p>
-      <w:r>
-        <w:t>Följande typiska arter har sina livsmiljöer och växtplatser i den avverkningsanmälda skogen: gränsticka (VU, T), ullticka (NT, T), bronshjon (S, T), flagellkvastmossa (S, T), grön sköldmossa (S, T, §8), grönpyrola (S, T), kornknutmossa (S, T), mindre märgborre (S, T), stubbspretmossa (S, T), vedticka (S, T), ekbräken (T), hultbräken (T), mattlummer (T, §9) och spillkråka (T, §4).</w:t>
-      </w:r>
-    </w:p>
-    <w:p>
-      <w:r>
-        <w:t>Enligt Sveriges Artikel 17 rapportering 2013 och 2019 till EU, har naturtypen Västlig taiga (9010) dålig bevarandestatus med negativ trend inom Sveriges boreala region. Skogsbruksåtgärder som avverkning, röjning och gallring pekas ut som några av de främst bidragande orsakerna till naturtypens dåliga status och negativa trend (SLU Artdatabanken, 2019). I EU:s uppföljning av tillståndet för naturtyperna i Skandinavien 2013 – 2018 framgår det att i den boreala regionen är tillståndet så dåligt för Västlig taiga (9010) att habitatet löper allvarlig risk att försvinna regionalt (EEA, 2022). Det allvarliga läget för den biologiska mångfalden i skogen framhålls även i Skogsstyren rapport 2026/07:</w:t>
-      </w:r>
-    </w:p>
-    <w:p>
-      <w:r>
-        <w:rPr>
-          <w:i/>
-        </w:rPr>
-        <w:t>"All avverkning av kända skogliga värdekärnor och sannolika kontinuitetsskogar behöver upphöra för att fylla bristen om 1,56 miljoner hektar bevarad livsmiljötyp. På grund av begränsade kvarvarande arealer av värdekärnor, naturskogar och kontinuitetsskogar leder fortsatt förlust av dessa till en påtaglig risk för långsiktigt negativa effekter för biologisk mångfald i skogslandskapet. Att de återstående arealerna bevaras och ges ett långsiktigt skydd bedöms därför vara av avgörande betydelse."</w:t>
-      </w:r>
-      <w:r>
-        <w:t xml:space="preserve"> (Skogsstyrelsen, 2026).</w:t>
-      </w:r>
-    </w:p>
-    <w:p>
-      <w:r>
-        <w:t>Trots detta har statusen för Västlig taiga ändrats till otillräcklig i stället för dålig i den senaste Artikel 17 rapporteringen 2025. Av Naturvårdsverkets rapport framgår det dock att de ändrade statusbedömningarna jämfört med rapporteringen 2019 inte beror på faktiska miljöförändringar. Ändringarna är av teknisk karaktär och främst en följd av resultaten från genomförda regeringsuppdrag och beslut inför rapporteringen 2025. Det är alltså politisk styrning i stället för faktiska förhållanden i naturen som ändrat på naturtypernas status i rapporteringen, vilket rimmar dåligt med såväl art- och habitatdirektivets syften och mål som med naturrestaureringsförordningen. I praktiken har dock Sveriges nya sätt att rapportera bevarandestatus till EU inte någon betydelse eftersom Naturvårdsverkets rapportering 2025 visar att Västlig taiga</w:t>
-      </w:r>
-      <w:r>
-        <w:rPr>
-          <w:b/>
-        </w:rPr>
-        <w:t xml:space="preserve"> </w:t>
-      </w:r>
-      <w:r>
-        <w:t>inte har gynnsam bevarandestatus.</w:t>
-      </w:r>
-    </w:p>
-    <w:p>
-      <w:r>
-        <w:t>Åtgärder som vidtas i enlighet med art- och habitatdirektivet ska enligt Artikel 2 syfta till att bibehålla eller återställa en gynnsam bevarandestatus hos livsmiljöer samt arter och vilda djur och växter av gemenskapsintresse. Enligt prejudikat från EU-domstolen ska en skogsbruksverksamhet utföras på ett sådant sätt som utgör ett förebyggande och hållbart skogsbruk för att betraktas som förenlig med bevarandekraven i direktivet (se EU-domstolens dom i de förenade målen C 473-19 och C 474-19).</w:t>
-      </w:r>
-    </w:p>
-    <w:p>
-      <w:r>
-        <w:t xml:space="preserve">Av artikel 1.e samma direktiv framgår att en livsmiljös bevarandestatus anses " gynnsam" när — dess naturliga utbredningsområde och de ytor den täcker inom detta område är stabila eller ökande, och — den särskilda struktur och de särskilda funktioner som är nödvändiga för att den skall kunna bibehållas på lång sikt finns, och sannolikt kommer att finnas under en överskådlig framtid, och — bevarandestatusen hos dess </w:t>
-      </w:r>
-      <w:r>
-        <w:rPr>
-          <w:b/>
-        </w:rPr>
-        <w:t>typiska arter</w:t>
-      </w:r>
-      <w:r>
-        <w:t xml:space="preserve"> är gynnsam enligt definitionen i artikel 1.i.</w:t>
-      </w:r>
-    </w:p>
-    <w:p>
-      <w:r>
-        <w:t>EU-direktiv är bindande för EU:s medlemsländer varvid det ankommer på Skogsstyrelsen som nationell tillsynsmyndighet att beakta syftet med EU:s art- och habitatdirektiv vid prövningen av en skogsbruksverksamhet, se Rådets direktiv 92/43/EEG. Se ytterligare information om EU:s livsmiljödirektiv i bilaga 2.</w:t>
-      </w:r>
-    </w:p>
-    <w:p>
-      <w:r>
-        <w:br w:type="page"/>
-      </w:r>
-    </w:p>
-    <w:p>
-      <w:pPr>
-        <w:pStyle w:val="Title"/>
-      </w:pPr>
-      <w:r>
-        <w:t>BILAGA 1 –</w:t>
-        <w:br/>
-        <w:t>Fridlysta och rödlistade arter</w:t>
+        <w:t xml:space="preserve">Artfaktablad. Naturvård – artfakta. </w:t>
+      </w:r>
+      <w:r>
+        <w:t>SLU Artdatabanken, Uppsala</w:t>
       </w:r>
     </w:p>
     <w:p>
@@ -1085,126 +1187,6 @@
       </w:r>
       <w:r>
         <w:t>SLU Artdatabanken, Uppsala.</w:t>
-      </w:r>
-    </w:p>
-    <w:p>
-      <w:pPr>
-        <w:pStyle w:val="Heading1"/>
-      </w:pPr>
-      <w:r>
-        <w:t>Talltita – ekologi samt krav på livsmiljön</w:t>
-      </w:r>
-    </w:p>
-    <w:p>
-      <w:r>
-        <w:t>Talltita är rödlistad som NT, fridlyst och prioriterad art i Skogsvårdslagen. Den omfattas av EU:s fågeldirektiv. Arten har minskat kraftigt de senaste 30 åren och minskningstakten innevarande 10-årsperiod beräknas till 20 (10–30) % (SLU Artdatabanken, 2022).</w:t>
-      </w:r>
-    </w:p>
-    <w:p>
-      <w:r>
-        <w:t>Talltita föredrar större sammanhängande barrskogar, och finns såväl i tallskog som granskog och i lövblandad barrskog. Skogens struktur är viktig och ska helst vara flerskiktad med riklig underväxt av mindre granar, björk och andra lövträd och buskar. Tillgång på murknande högstubbar är särskilt viktig, eftersom talltitan helst själv hackar ut sitt bohål (SLU Artdatabanken, 2022).</w:t>
-      </w:r>
-    </w:p>
-    <w:p>
-      <w:r>
-        <w:t>Det finns flera studier som visar att talltita är känslig för gallring och inte överlever när dess livsmiljö kalavverkas (Eggers and Low, 2014; Griesser et al., 2007; Klein, 2020). Talltitans revir är förhållandevis stora, 10–20 hektar och arten missgynnas när skogen fragmenteras. Kalavverkning av större delar av reviret innebär att det överges (Artdatabanken, 2021).</w:t>
-      </w:r>
-    </w:p>
-    <w:p>
-      <w:r>
-        <w:t>Talltitan är synnerligen trogen sitt revir så länge paret lever och biotopen förblir intakt. Paret stannar i sitt revir året om. En förlust av ett revir har därför en stor inverkan på den lokala populationen och trakthyggesbruket anses vara orsak till den svenska populationens kraftiga minskning. Talltiteparets revirtrohet innebär att närhelst under året man observerar en adult talltita så ingår denna plats i reviret (Siffczyk et al., 2003; Ekman, 1979).</w:t>
-      </w:r>
-    </w:p>
-    <w:p>
-      <w:pPr>
-        <w:pStyle w:val="Heading2"/>
-      </w:pPr>
-      <w:r>
-        <w:t>Referenser – talltita</w:t>
-      </w:r>
-    </w:p>
-    <w:p>
-      <w:r>
-        <w:t xml:space="preserve">Eggers, S., Low, M., 2014. </w:t>
-      </w:r>
-      <w:r>
-        <w:rPr>
-          <w:i/>
-        </w:rPr>
-        <w:t xml:space="preserve">Differential demographic responses of sympatric Parids to vegetation management in boreal forest. </w:t>
-      </w:r>
-      <w:r>
-        <w:t>For. Ecol. Manage. 319, 169–175.</w:t>
-      </w:r>
-    </w:p>
-    <w:p>
-      <w:r>
-        <w:t xml:space="preserve">Ekman, J., 1979. </w:t>
-      </w:r>
-      <w:r>
-        <w:rPr>
-          <w:i/>
-        </w:rPr>
-        <w:t xml:space="preserve">Coherence, composition and territories of winter social groups of the Willow Tit Parus montanus and the Crested Tit P. cristatus. </w:t>
-      </w:r>
-      <w:r>
-        <w:t>Ornis Scandinavica, 10, pp 56–68</w:t>
-      </w:r>
-    </w:p>
-    <w:p>
-      <w:r>
-        <w:t xml:space="preserve">Griesser, M., Nystrand, M., Eggers, S., Ekman, J., 2007. </w:t>
-      </w:r>
-      <w:r>
-        <w:rPr>
-          <w:i/>
-        </w:rPr>
-        <w:t xml:space="preserve">Impact of forestry practices on fitness correlates and population productivity in an open-nesting bird species. </w:t>
-      </w:r>
-      <w:r>
-        <w:t>Conserv. Biol. 21, 767–774. https://doi.org/10.1111/j.1523- 1739.2007.00675.x</w:t>
-      </w:r>
-    </w:p>
-    <w:p>
-      <w:r>
-        <w:t xml:space="preserve">Klein, J., 2020. </w:t>
-      </w:r>
-      <w:r>
-        <w:rPr>
-          <w:i/>
-        </w:rPr>
-        <w:t xml:space="preserve">The forgotten forest – On thinning, retention, and biodiversity in the boreal forest. </w:t>
-      </w:r>
-      <w:r>
-        <w:t>Doctoral Thesis No. 2020:50</w:t>
-      </w:r>
-    </w:p>
-    <w:p>
-      <w:r>
-        <w:t xml:space="preserve">Siffczyk, C., Brotons, L., Kangas, K., Orell, M., 2003. </w:t>
-      </w:r>
-      <w:r>
-        <w:rPr>
-          <w:i/>
-        </w:rPr>
-        <w:t xml:space="preserve">Home range size of willow tits. </w:t>
-      </w:r>
-      <w:r>
-        <w:t>Oecologica, 136, 635–642 (2003)</w:t>
-      </w:r>
-    </w:p>
-    <w:p>
-      <w:r>
-        <w:t xml:space="preserve">SLU Artdatabanken, 2021. </w:t>
-      </w:r>
-      <w:r>
-        <w:rPr>
-          <w:i/>
-        </w:rPr>
-        <w:t xml:space="preserve">Artfaktablad. Naturvård – artfakta. </w:t>
-      </w:r>
-      <w:r>
-        <w:t>SLU Artdatabanken, Uppsala</w:t>
       </w:r>
     </w:p>
     <w:p>
@@ -1583,7 +1565,7 @@
     <w:r>
       <w:tab/>
       <w:tab/>
-      <w:t>2026-06-20</w:t>
+      <w:t>2026-06-21</w:t>
       <w:br/>
       <w:br/>
     </w:r>

--- a/tillsyn/A 59566-2025 tillsynsbegäran.docx
+++ b/tillsyn/A 59566-2025 tillsynsbegäran.docx
@@ -1565,7 +1565,7 @@
     <w:r>
       <w:tab/>
       <w:tab/>
-      <w:t>2026-06-21</w:t>
+      <w:t>2026-06-22</w:t>
       <w:br/>
       <w:br/>
     </w:r>

--- a/tillsyn/A 59566-2025 tillsynsbegäran.docx
+++ b/tillsyn/A 59566-2025 tillsynsbegäran.docx
@@ -1565,7 +1565,7 @@
     <w:r>
       <w:tab/>
       <w:tab/>
-      <w:t>2026-06-22</w:t>
+      <w:t>2026-06-23</w:t>
       <w:br/>
       <w:br/>
     </w:r>

--- a/tillsyn/A 59566-2025 tillsynsbegäran.docx
+++ b/tillsyn/A 59566-2025 tillsynsbegäran.docx
@@ -1565,7 +1565,7 @@
     <w:r>
       <w:tab/>
       <w:tab/>
-      <w:t>2026-06-23</w:t>
+      <w:t>2026-06-24</w:t>
       <w:br/>
       <w:br/>
     </w:r>

--- a/tillsyn/A 59566-2025 tillsynsbegäran.docx
+++ b/tillsyn/A 59566-2025 tillsynsbegäran.docx
@@ -1565,7 +1565,7 @@
     <w:r>
       <w:tab/>
       <w:tab/>
-      <w:t>2026-06-24</w:t>
+      <w:t>2026-06-25</w:t>
       <w:br/>
       <w:br/>
     </w:r>

--- a/tillsyn/A 59566-2025 tillsynsbegäran.docx
+++ b/tillsyn/A 59566-2025 tillsynsbegäran.docx
@@ -1565,7 +1565,7 @@
     <w:r>
       <w:tab/>
       <w:tab/>
-      <w:t>2026-06-25</w:t>
+      <w:t>2026-06-26</w:t>
       <w:br/>
       <w:br/>
     </w:r>

--- a/tillsyn/A 59566-2025 tillsynsbegäran.docx
+++ b/tillsyn/A 59566-2025 tillsynsbegäran.docx
@@ -1565,7 +1565,7 @@
     <w:r>
       <w:tab/>
       <w:tab/>
-      <w:t>2026-06-26</w:t>
+      <w:t>2026-06-27</w:t>
       <w:br/>
       <w:br/>
     </w:r>

--- a/tillsyn/A 59566-2025 tillsynsbegäran.docx
+++ b/tillsyn/A 59566-2025 tillsynsbegäran.docx
@@ -1565,7 +1565,7 @@
     <w:r>
       <w:tab/>
       <w:tab/>
-      <w:t>2026-06-27</w:t>
+      <w:t>2026-06-28</w:t>
       <w:br/>
       <w:br/>
     </w:r>

--- a/tillsyn/A 59566-2025 tillsynsbegäran.docx
+++ b/tillsyn/A 59566-2025 tillsynsbegäran.docx
@@ -1565,7 +1565,7 @@
     <w:r>
       <w:tab/>
       <w:tab/>
-      <w:t>2026-06-28</w:t>
+      <w:t>2026-06-29</w:t>
       <w:br/>
       <w:br/>
     </w:r>

--- a/tillsyn/A 59566-2025 tillsynsbegäran.docx
+++ b/tillsyn/A 59566-2025 tillsynsbegäran.docx
@@ -1565,7 +1565,7 @@
     <w:r>
       <w:tab/>
       <w:tab/>
-      <w:t>2026-06-29</w:t>
+      <w:t>2026-06-30</w:t>
       <w:br/>
       <w:br/>
     </w:r>

--- a/tillsyn/A 59566-2025 tillsynsbegäran.docx
+++ b/tillsyn/A 59566-2025 tillsynsbegäran.docx
@@ -1565,7 +1565,7 @@
     <w:r>
       <w:tab/>
       <w:tab/>
-      <w:t>2026-06-30</w:t>
+      <w:t>2026-07-01</w:t>
       <w:br/>
       <w:br/>
     </w:r>

--- a/tillsyn/A 59566-2025 tillsynsbegäran.docx
+++ b/tillsyn/A 59566-2025 tillsynsbegäran.docx
@@ -1565,7 +1565,7 @@
     <w:r>
       <w:tab/>
       <w:tab/>
-      <w:t>2026-07-01</w:t>
+      <w:t>2026-07-02</w:t>
       <w:br/>
       <w:br/>
     </w:r>

--- a/tillsyn/A 59566-2025 tillsynsbegäran.docx
+++ b/tillsyn/A 59566-2025 tillsynsbegäran.docx
@@ -1565,7 +1565,7 @@
     <w:r>
       <w:tab/>
       <w:tab/>
-      <w:t>2026-07-13</w:t>
+      <w:t>2026-07-14</w:t>
       <w:br/>
       <w:br/>
     </w:r>

--- a/tillsyn/A 59566-2025 tillsynsbegäran.docx
+++ b/tillsyn/A 59566-2025 tillsynsbegäran.docx
@@ -1565,7 +1565,7 @@
     <w:r>
       <w:tab/>
       <w:tab/>
-      <w:t>2026-07-14</w:t>
+      <w:t>2026-07-15</w:t>
       <w:br/>
       <w:br/>
     </w:r>

--- a/tillsyn/A 59566-2025 tillsynsbegäran.docx
+++ b/tillsyn/A 59566-2025 tillsynsbegäran.docx
@@ -1565,7 +1565,7 @@
     <w:r>
       <w:tab/>
       <w:tab/>
-      <w:t>2026-07-15</w:t>
+      <w:t>2026-07-16</w:t>
       <w:br/>
       <w:br/>
     </w:r>

--- a/tillsyn/A 59566-2025 tillsynsbegäran.docx
+++ b/tillsyn/A 59566-2025 tillsynsbegäran.docx
@@ -1565,7 +1565,7 @@
     <w:r>
       <w:tab/>
       <w:tab/>
-      <w:t>2026-07-16</w:t>
+      <w:t>2026-07-17</w:t>
       <w:br/>
       <w:br/>
     </w:r>

--- a/tillsyn/A 59566-2025 tillsynsbegäran.docx
+++ b/tillsyn/A 59566-2025 tillsynsbegäran.docx
@@ -1565,7 +1565,7 @@
     <w:r>
       <w:tab/>
       <w:tab/>
-      <w:t>2026-07-17</w:t>
+      <w:t>2026-07-18</w:t>
       <w:br/>
       <w:br/>
     </w:r>

--- a/tillsyn/A 59566-2025 tillsynsbegäran.docx
+++ b/tillsyn/A 59566-2025 tillsynsbegäran.docx
@@ -1565,7 +1565,7 @@
     <w:r>
       <w:tab/>
       <w:tab/>
-      <w:t>2026-07-18</w:t>
+      <w:t>2026-07-19</w:t>
       <w:br/>
       <w:br/>
     </w:r>

--- a/tillsyn/A 59566-2025 tillsynsbegäran.docx
+++ b/tillsyn/A 59566-2025 tillsynsbegäran.docx
@@ -1565,7 +1565,7 @@
     <w:r>
       <w:tab/>
       <w:tab/>
-      <w:t>2026-07-19</w:t>
+      <w:t>2026-07-20</w:t>
       <w:br/>
       <w:br/>
     </w:r>

--- a/tillsyn/A 59566-2025 tillsynsbegäran.docx
+++ b/tillsyn/A 59566-2025 tillsynsbegäran.docx
@@ -1565,7 +1565,7 @@
     <w:r>
       <w:tab/>
       <w:tab/>
-      <w:t>2026-07-20</w:t>
+      <w:t>2026-07-21</w:t>
       <w:br/>
       <w:br/>
     </w:r>

--- a/tillsyn/A 59566-2025 tillsynsbegäran.docx
+++ b/tillsyn/A 59566-2025 tillsynsbegäran.docx
@@ -1565,7 +1565,7 @@
     <w:r>
       <w:tab/>
       <w:tab/>
-      <w:t>2026-07-21</w:t>
+      <w:t>2026-07-22</w:t>
       <w:br/>
       <w:br/>
     </w:r>

--- a/tillsyn/A 59566-2025 tillsynsbegäran.docx
+++ b/tillsyn/A 59566-2025 tillsynsbegäran.docx
@@ -65,7 +65,7 @@
     </w:p>
     <w:p>
       <w:r>
-        <w:t>I och inom 25 meter från avverkningsanmälan finns fynd av 21 naturvårdsarter, varav 4 är rödlistade, 8 är fridlysta, 14 är typiska (T) och 9 är signalarter (S): gränsticka (VU, T), tallkötticka (NT), talltita (NT, §4), ullticka (NT, T), bronshjon (S, T), flagellkvastmossa (S, T), grön sköldmossa (S, T, §8), grönpyrola (S, T), kornknutmossa (S, T), mindre märgborre (S, T), stubbspretmossa (S, T), thomsons trägnagare (S), vedticka (S, T), ekbräken (T), hultbräken (T), mattlummer (T, §9), spillkråka (T, §4), kungsfågel (§4), kopparödla (§6), skogsödla (§6) och revlummer (§9). Se Figur 1.</w:t>
+        <w:t>I och inom 25 meter från avverkningsanmälan finns fynd av 22 naturvårdsarter, varav 5 är rödlistade, 8 är fridlysta, 14 är typiska (T) och 9 är signalarter (S): gränsticka (VU, T), rotfingersvamp (VU), tallkötticka (NT), talltita (NT, §4), ullticka (NT, T), bronshjon (S, T), flagellkvastmossa (S, T), grön sköldmossa (S, T, §8), grönpyrola (S, T), kornknutmossa (S, T), mindre märgborre (S, T), stubbspretmossa (S, T), thomsons trägnagare (S), vedticka (S, T), ekbräken (T), hultbräken (T), mattlummer (T, §9), spillkråka (T, §4), kungsfågel (§4), kopparödla (§6), skogsödla (§6) och revlummer (§9). Se Figur 1.</w:t>
       </w:r>
     </w:p>
     <w:p>
@@ -122,6 +122,17 @@
       </w:r>
       <w:r>
         <w:t xml:space="preserve"> (SLU Artdatabanken, 2026; Nitare &amp; Skogsstyrelsen, 2019).</w:t>
+      </w:r>
+    </w:p>
+    <w:p>
+      <w:r>
+        <w:rPr>
+          <w:b/>
+        </w:rPr>
+        <w:t xml:space="preserve">Rotfingersvamp (VU) </w:t>
+      </w:r>
+      <w:r>
+        <w:t>bildar mykorrhiza med tall, i tallskog på sandiga marker särskilt på åssluttningar. Huvudsakligen förekommer den i norra Sverige, i äldre icke kalavverkad kontinuitetsskog. Rotfingersvamp är placerad högst upp i Skogsstyrelsens värdepyramid för bedömning av skog med höga naturvärden och globalt rödlistad som nära hotad (NT) vilket innebär att Sverige har ett internationellt ansvar för arten. Områden med arten bör skyddas och undantas från rationellt skogsbruk och slutavverkning, kraftig gallring och skogsgödsling måste helt undvikas (IUCN, 2025; SLU Artdatabanken, 2024; Nitare &amp; Skogsstyrelsen, 2019).</w:t>
       </w:r>
     </w:p>
     <w:p>
@@ -1565,7 +1576,7 @@
     <w:r>
       <w:tab/>
       <w:tab/>
-      <w:t>2026-07-22</w:t>
+      <w:t>2026-07-23</w:t>
       <w:br/>
       <w:br/>
     </w:r>

--- a/tillsyn/A 59566-2025 tillsynsbegäran.docx
+++ b/tillsyn/A 59566-2025 tillsynsbegäran.docx
@@ -1576,7 +1576,7 @@
     <w:r>
       <w:tab/>
       <w:tab/>
-      <w:t>2026-07-23</w:t>
+      <w:t>2026-07-24</w:t>
       <w:br/>
       <w:br/>
     </w:r>

--- a/tillsyn/A 59566-2025 tillsynsbegäran.docx
+++ b/tillsyn/A 59566-2025 tillsynsbegäran.docx
@@ -1576,7 +1576,7 @@
     <w:r>
       <w:tab/>
       <w:tab/>
-      <w:t>2026-07-24</w:t>
+      <w:t>2026-07-25</w:t>
       <w:br/>
       <w:br/>
     </w:r>

--- a/tillsyn/A 59566-2025 tillsynsbegäran.docx
+++ b/tillsyn/A 59566-2025 tillsynsbegäran.docx
@@ -1576,7 +1576,7 @@
     <w:r>
       <w:tab/>
       <w:tab/>
-      <w:t>2026-07-25</w:t>
+      <w:t>2026-07-26</w:t>
       <w:br/>
       <w:br/>
     </w:r>

--- a/tillsyn/A 59566-2025 tillsynsbegäran.docx
+++ b/tillsyn/A 59566-2025 tillsynsbegäran.docx
@@ -1576,7 +1576,7 @@
     <w:r>
       <w:tab/>
       <w:tab/>
-      <w:t>2026-07-26</w:t>
+      <w:t>2026-07-27</w:t>
       <w:br/>
       <w:br/>
     </w:r>

--- a/tillsyn/A 59566-2025 tillsynsbegäran.docx
+++ b/tillsyn/A 59566-2025 tillsynsbegäran.docx
@@ -1576,7 +1576,7 @@
     <w:r>
       <w:tab/>
       <w:tab/>
-      <w:t>2026-07-27</w:t>
+      <w:t>2026-07-28</w:t>
       <w:br/>
       <w:br/>
     </w:r>

--- a/tillsyn/A 59566-2025 tillsynsbegäran.docx
+++ b/tillsyn/A 59566-2025 tillsynsbegäran.docx
@@ -1576,7 +1576,7 @@
     <w:r>
       <w:tab/>
       <w:tab/>
-      <w:t>2026-07-28</w:t>
+      <w:t>2026-07-29</w:t>
       <w:br/>
       <w:br/>
     </w:r>

--- a/tillsyn/A 59566-2025 tillsynsbegäran.docx
+++ b/tillsyn/A 59566-2025 tillsynsbegäran.docx
@@ -1576,7 +1576,7 @@
     <w:r>
       <w:tab/>
       <w:tab/>
-      <w:t>2026-07-29</w:t>
+      <w:t>2026-07-30</w:t>
       <w:br/>
       <w:br/>
     </w:r>

--- a/tillsyn/A 59566-2025 tillsynsbegäran.docx
+++ b/tillsyn/A 59566-2025 tillsynsbegäran.docx
@@ -1576,7 +1576,7 @@
     <w:r>
       <w:tab/>
       <w:tab/>
-      <w:t>2026-07-30</w:t>
+      <w:t>2026-07-31</w:t>
       <w:br/>
       <w:br/>
     </w:r>

--- a/tillsyn/A 59566-2025 tillsynsbegäran.docx
+++ b/tillsyn/A 59566-2025 tillsynsbegäran.docx
@@ -1576,7 +1576,7 @@
     <w:r>
       <w:tab/>
       <w:tab/>
-      <w:t>2026-07-31</w:t>
+      <w:t>2026-08-01</w:t>
       <w:br/>
       <w:br/>
     </w:r>

--- a/tillsyn/A 59566-2025 tillsynsbegäran.docx
+++ b/tillsyn/A 59566-2025 tillsynsbegäran.docx
@@ -1576,7 +1576,7 @@
     <w:r>
       <w:tab/>
       <w:tab/>
-      <w:t>2026-08-01</w:t>
+      <w:t>2026-08-02</w:t>
       <w:br/>
       <w:br/>
     </w:r>

--- a/tillsyn/A 59566-2025 tillsynsbegäran.docx
+++ b/tillsyn/A 59566-2025 tillsynsbegäran.docx
@@ -1576,7 +1576,7 @@
     <w:r>
       <w:tab/>
       <w:tab/>
-      <w:t>2026-08-02</w:t>
+      <w:t>2026-08-03</w:t>
       <w:br/>
       <w:br/>
     </w:r>

--- a/tillsyn/A 59566-2025 tillsynsbegäran.docx
+++ b/tillsyn/A 59566-2025 tillsynsbegäran.docx
@@ -1576,7 +1576,7 @@
     <w:r>
       <w:tab/>
       <w:tab/>
-      <w:t>2026-08-03</w:t>
+      <w:t>2026-08-05</w:t>
       <w:br/>
       <w:br/>
     </w:r>

--- a/tillsyn/A 59566-2025 tillsynsbegäran.docx
+++ b/tillsyn/A 59566-2025 tillsynsbegäran.docx
@@ -1576,7 +1576,7 @@
     <w:r>
       <w:tab/>
       <w:tab/>
-      <w:t>2026-08-05</w:t>
+      <w:t>2026-08-07</w:t>
       <w:br/>
       <w:br/>
     </w:r>

--- a/tillsyn/A 59566-2025 tillsynsbegäran.docx
+++ b/tillsyn/A 59566-2025 tillsynsbegäran.docx
@@ -1576,7 +1576,7 @@
     <w:r>
       <w:tab/>
       <w:tab/>
-      <w:t>2026-08-07</w:t>
+      <w:t>2026-08-08</w:t>
       <w:br/>
       <w:br/>
     </w:r>

--- a/tillsyn/A 59566-2025 tillsynsbegäran.docx
+++ b/tillsyn/A 59566-2025 tillsynsbegäran.docx
@@ -60,12 +60,12 @@
         <w:spacing w:after="240"/>
       </w:pPr>
       <w:r>
-        <w:t>Figur 1. Fyndplatser för naturvårdsarter i och inom 25 meter från avverkningsanmälan. Markörer utan svart kant är placerade på fyndplatsen. Markörer med svart kant är placerade vid sidan av fyndplatsen har ett svart streck som visar fyndplatsens exakta position. Kartans mittpunktskoordinat är N 6562428, E 685021 i SWEREF 99 TM.</w:t>
+        <w:t>Figur 1. Fyndplatser för naturvårdsarter i och inom 25 meter från avverkningsanmälan. Markörer utan svart kant är placerade på fyndplatsen. Markörer med svart kant är placerade vid sidan av fyndplatsen och har ett svart streck som visar fyndplatsens exakta position. Kartans mittpunktskoordinat är N 6562428, E 685021 i SWEREF 99 TM.</w:t>
       </w:r>
     </w:p>
     <w:p>
       <w:r>
-        <w:t>I och inom 25 meter från avverkningsanmälan finns fynd av 21 naturvårdsarter, varav 4 är rödlistade, 8 är fridlysta, 14 är typiska (T) och 9 är signalarter (S): gränsticka (VU, T), tallkötticka (NT), talltita (NT, §4), ullticka (NT, T), bronshjon (S, T), flagellkvastmossa (S, T), grön sköldmossa (S, T, §8), grönpyrola (S, T), kornknutmossa (S, T), mindre märgborre (S, T), stubbspretmossa (S, T), thomsons trägnagare (S), vedticka (S, T), ekbräken (T), hultbräken (T), mattlummer (T, §9), spillkråka (T, §4), kungsfågel (§4), kopparödla (§6), skogsödla (§6) och revlummer (§9). Se Figur 1.</w:t>
+        <w:t>I och inom 25 meter från avverkningsanmälan finns fynd av 22 naturvårdsarter, varav 5 är rödlistade, 8 är fridlysta, 14 är typiska (T) och 9 är signalarter (S): gränsticka (VU, T), rotfingersvamp (VU), tallkötticka (NT), talltita (NT, §4), ullticka (NT, T), bronshjon (S, T), flagellkvastmossa (S, T), grön sköldmossa (S, T, §8), grönpyrola (S, T), kornknutmossa (S, T), mindre märgborre (S, T), stubbspretmossa (S, T), thomsons trägnagare (S), vedticka (S, T), ekbräken (T), hultbräken (T), mattlummer (T, §9), spillkråka (T, §4), kungsfågel (§4), kopparödla (§6), skogsödla (§6) och revlummer (§9). Se Figur 1.</w:t>
       </w:r>
     </w:p>
     <w:p>
@@ -122,6 +122,17 @@
       </w:r>
       <w:r>
         <w:t xml:space="preserve"> (SLU Artdatabanken, 2026; Nitare &amp; Skogsstyrelsen, 2019).</w:t>
+      </w:r>
+    </w:p>
+    <w:p>
+      <w:r>
+        <w:rPr>
+          <w:b/>
+        </w:rPr>
+        <w:t xml:space="preserve">Rotfingersvamp (VU) </w:t>
+      </w:r>
+      <w:r>
+        <w:t>bildar mykorrhiza med tall, i tallskog på sandiga marker särskilt på åssluttningar. Huvudsakligen förekommer den i norra Sverige, i äldre icke kalavverkad kontinuitetsskog. Rotfingersvamp är placerad högst upp i Skogsstyrelsens värdepyramid för bedömning av skog med höga naturvärden och globalt rödlistad som nära hotad (NT) vilket innebär att Sverige har ett internationellt ansvar för arten. Områden med arten bör skyddas och undantas från rationellt skogsbruk och slutavverkning, kraftig gallring och skogsgödsling måste helt undvikas (IUCN, 2025; SLU Artdatabanken, 2024; Nitare &amp; Skogsstyrelsen, 2019).</w:t>
       </w:r>
     </w:p>
     <w:p>
@@ -1565,7 +1576,7 @@
     <w:r>
       <w:tab/>
       <w:tab/>
-      <w:t>2026-08-14</w:t>
+      <w:t>2026-08-15</w:t>
       <w:br/>
       <w:br/>
     </w:r>

--- a/tillsyn/A 59566-2025 tillsynsbegäran.docx
+++ b/tillsyn/A 59566-2025 tillsynsbegäran.docx
@@ -1576,7 +1576,7 @@
     <w:r>
       <w:tab/>
       <w:tab/>
-      <w:t>2026-08-15</w:t>
+      <w:t>2026-08-16</w:t>
       <w:br/>
       <w:br/>
     </w:r>

--- a/tillsyn/A 59566-2025 tillsynsbegäran.docx
+++ b/tillsyn/A 59566-2025 tillsynsbegäran.docx
@@ -1576,7 +1576,7 @@
     <w:r>
       <w:tab/>
       <w:tab/>
-      <w:t>2026-08-16</w:t>
+      <w:t>2026-08-17</w:t>
       <w:br/>
       <w:br/>
     </w:r>

--- a/tillsyn/A 59566-2025 tillsynsbegäran.docx
+++ b/tillsyn/A 59566-2025 tillsynsbegäran.docx
@@ -1576,7 +1576,7 @@
     <w:r>
       <w:tab/>
       <w:tab/>
-      <w:t>2026-08-17</w:t>
+      <w:t>2026-08-18</w:t>
       <w:br/>
       <w:br/>
     </w:r>

--- a/tillsyn/A 59566-2025 tillsynsbegäran.docx
+++ b/tillsyn/A 59566-2025 tillsynsbegäran.docx
@@ -1576,7 +1576,7 @@
     <w:r>
       <w:tab/>
       <w:tab/>
-      <w:t>2026-08-18</w:t>
+      <w:t>2026-08-19</w:t>
       <w:br/>
       <w:br/>
     </w:r>

--- a/tillsyn/A 59566-2025 tillsynsbegäran.docx
+++ b/tillsyn/A 59566-2025 tillsynsbegäran.docx
@@ -1576,7 +1576,7 @@
     <w:r>
       <w:tab/>
       <w:tab/>
-      <w:t>2026-08-19</w:t>
+      <w:t>2026-08-20</w:t>
       <w:br/>
       <w:br/>
     </w:r>

--- a/tillsyn/A 59566-2025 tillsynsbegäran.docx
+++ b/tillsyn/A 59566-2025 tillsynsbegäran.docx
@@ -1576,7 +1576,7 @@
     <w:r>
       <w:tab/>
       <w:tab/>
-      <w:t>2026-08-20</w:t>
+      <w:t>2026-08-21</w:t>
       <w:br/>
       <w:br/>
     </w:r>

--- a/tillsyn/A 59566-2025 tillsynsbegäran.docx
+++ b/tillsyn/A 59566-2025 tillsynsbegäran.docx
@@ -1576,7 +1576,7 @@
     <w:r>
       <w:tab/>
       <w:tab/>
-      <w:t>2026-08-21</w:t>
+      <w:t>2026-08-22</w:t>
       <w:br/>
       <w:br/>
     </w:r>

--- a/tillsyn/A 59566-2025 tillsynsbegäran.docx
+++ b/tillsyn/A 59566-2025 tillsynsbegäran.docx
@@ -1576,7 +1576,7 @@
     <w:r>
       <w:tab/>
       <w:tab/>
-      <w:t>2026-08-22</w:t>
+      <w:t>2026-08-23</w:t>
       <w:br/>
       <w:br/>
     </w:r>

--- a/tillsyn/A 59566-2025 tillsynsbegäran.docx
+++ b/tillsyn/A 59566-2025 tillsynsbegäran.docx
@@ -1576,7 +1576,7 @@
     <w:r>
       <w:tab/>
       <w:tab/>
-      <w:t>2026-08-23</w:t>
+      <w:t>2026-08-24</w:t>
       <w:br/>
       <w:br/>
     </w:r>

--- a/tillsyn/A 59566-2025 tillsynsbegäran.docx
+++ b/tillsyn/A 59566-2025 tillsynsbegäran.docx
@@ -1576,7 +1576,7 @@
     <w:r>
       <w:tab/>
       <w:tab/>
-      <w:t>2026-08-24</w:t>
+      <w:t>2026-08-25</w:t>
       <w:br/>
       <w:br/>
     </w:r>

--- a/tillsyn/A 59566-2025 tillsynsbegäran.docx
+++ b/tillsyn/A 59566-2025 tillsynsbegäran.docx
@@ -1576,7 +1576,7 @@
     <w:r>
       <w:tab/>
       <w:tab/>
-      <w:t>2026-08-25</w:t>
+      <w:t>2026-08-26</w:t>
       <w:br/>
       <w:br/>
     </w:r>

--- a/tillsyn/A 59566-2025 tillsynsbegäran.docx
+++ b/tillsyn/A 59566-2025 tillsynsbegäran.docx
@@ -1576,7 +1576,7 @@
     <w:r>
       <w:tab/>
       <w:tab/>
-      <w:t>2026-08-26</w:t>
+      <w:t>2026-08-27</w:t>
       <w:br/>
       <w:br/>
     </w:r>

--- a/tillsyn/A 59566-2025 tillsynsbegäran.docx
+++ b/tillsyn/A 59566-2025 tillsynsbegäran.docx
@@ -1576,7 +1576,7 @@
     <w:r>
       <w:tab/>
       <w:tab/>
-      <w:t>2026-08-27</w:t>
+      <w:t>2026-08-28</w:t>
       <w:br/>
       <w:br/>
     </w:r>

--- a/tillsyn/A 59566-2025 tillsynsbegäran.docx
+++ b/tillsyn/A 59566-2025 tillsynsbegäran.docx
@@ -1576,7 +1576,7 @@
     <w:r>
       <w:tab/>
       <w:tab/>
-      <w:t>2026-08-28</w:t>
+      <w:t>2026-08-29</w:t>
       <w:br/>
       <w:br/>
     </w:r>

--- a/tillsyn/A 59566-2025 tillsynsbegäran.docx
+++ b/tillsyn/A 59566-2025 tillsynsbegäran.docx
@@ -1576,7 +1576,7 @@
     <w:r>
       <w:tab/>
       <w:tab/>
-      <w:t>2026-08-29</w:t>
+      <w:t>2026-08-31</w:t>
       <w:br/>
       <w:br/>
     </w:r>

--- a/tillsyn/A 59566-2025 tillsynsbegäran.docx
+++ b/tillsyn/A 59566-2025 tillsynsbegäran.docx
@@ -1576,7 +1576,7 @@
     <w:r>
       <w:tab/>
       <w:tab/>
-      <w:t>2026-08-31</w:t>
+      <w:t>2026-09-01</w:t>
       <w:br/>
       <w:br/>
     </w:r>

--- a/tillsyn/A 59566-2025 tillsynsbegäran.docx
+++ b/tillsyn/A 59566-2025 tillsynsbegäran.docx
@@ -1576,7 +1576,7 @@
     <w:r>
       <w:tab/>
       <w:tab/>
-      <w:t>2026-09-01</w:t>
+      <w:t>2026-09-02</w:t>
       <w:br/>
       <w:br/>
     </w:r>

--- a/tillsyn/A 59566-2025 tillsynsbegäran.docx
+++ b/tillsyn/A 59566-2025 tillsynsbegäran.docx
@@ -1576,7 +1576,7 @@
     <w:r>
       <w:tab/>
       <w:tab/>
-      <w:t>2026-09-02</w:t>
+      <w:t>2026-09-03</w:t>
       <w:br/>
       <w:br/>
     </w:r>

--- a/tillsyn/A 59566-2025 tillsynsbegäran.docx
+++ b/tillsyn/A 59566-2025 tillsynsbegäran.docx
@@ -1576,7 +1576,7 @@
     <w:r>
       <w:tab/>
       <w:tab/>
-      <w:t>2026-09-03</w:t>
+      <w:t>2026-09-04</w:t>
       <w:br/>
       <w:br/>
     </w:r>

--- a/tillsyn/A 59566-2025 tillsynsbegäran.docx
+++ b/tillsyn/A 59566-2025 tillsynsbegäran.docx
@@ -1576,7 +1576,7 @@
     <w:r>
       <w:tab/>
       <w:tab/>
-      <w:t>2026-09-04</w:t>
+      <w:t>2026-09-05</w:t>
       <w:br/>
       <w:br/>
     </w:r>
